--- a/arb/docx/51.content.docx
+++ b/arb/docx/51.content.docx
@@ -32,23 +32,6 @@
     </w:p>
     <w:p>
       <w:pPr>
-        <w:pStyle w:val="Heading2"/>
-        <w:bidi/>
-      </w:pPr>
-      <w:r>
-        <w:rPr>
-          <w:lang w:val="ar_AE" w:bidi="ar_AE"/>
-        </w:rPr>
-        <w:t>License Information</w:t>
-      </w:r>
-      <w:r>
-        <w:rPr>
-          <w:lang w:val="ar_AE" w:bidi="ar_AE"/>
-        </w:rPr>
-      </w:r>
-    </w:p>
-    <w:p>
-      <w:pPr>
         <w:bidi/>
       </w:pPr>
       <w:r>
@@ -67,13 +50,7 @@
         <w:rPr>
           <w:lang w:val="ar_AE" w:bidi="ar_AE"/>
         </w:rPr>
-        <w:t xml:space="preserve"> (Arabic) is based on</w:t>
-      </w:r>
-      <w:r>
-        <w:rPr>
-          <w:lang w:val="ar_AE" w:bidi="ar_AE"/>
-        </w:rPr>
-        <w:t xml:space="preserve">: </w:t>
+        <w:t xml:space="preserve"> (Arabic) is based on: </w:t>
       </w:r>
       <w:r>
         <w:rPr>
@@ -200,21 +177,6 @@
         <w:pStyle w:val="Heading2"/>
         <w:bidi/>
       </w:pPr>
-      <w:r>
-        <w:rPr>
-          <w:lang w:val="ar_AE" w:bidi="ar_AE"/>
-        </w:rPr>
-      </w:r>
-    </w:p>
-    <w:p>
-      <w:pPr>
-        <w:bidi/>
-      </w:pPr>
-      <w:r>
-        <w:rPr>
-          <w:lang w:val="ar_AE" w:bidi="ar_AE"/>
-        </w:rPr>
-      </w:r>
       <w:r>
         <w:rPr>
           <w:lang w:val="ar_AE" w:bidi="ar_AE"/>

--- a/arb/docx/51.content.docx
+++ b/arb/docx/51.content.docx
@@ -9,6 +9,8 @@
       </w:pPr>
       <w:r>
         <w:rPr>
+          <w:rtl/>
+          <w:cs/>
           <w:lang w:val="ar_AE" w:bidi="ar_AE"/>
         </w:rPr>
       </w:r>
@@ -20,53 +22,53 @@
       </w:pPr>
       <w:r>
         <w:rPr>
+          <w:rtl/>
+          <w:cs/>
           <w:lang w:val="ar_AE" w:bidi="ar_AE"/>
         </w:rPr>
         <w:t>Resource: Arabic Van Dyck Bible</w:t>
       </w:r>
       <w:r>
         <w:rPr>
-          <w:lang w:val="ar_AE" w:bidi="ar_AE"/>
-        </w:rPr>
-      </w:r>
-    </w:p>
-    <w:p>
-      <w:pPr>
-        <w:bidi/>
-      </w:pPr>
-      <w:r>
-        <w:rPr>
+          <w:rtl/>
+          <w:cs/>
+          <w:lang w:val="ar_AE" w:bidi="ar_AE"/>
+        </w:rPr>
+      </w:r>
+    </w:p>
+    <w:p>
+      <w:pPr>
+        <w:bidi/>
+      </w:pPr>
+      <w:r>
+        <w:rPr>
+          <w:rtl/>
+          <w:cs/>
           <w:lang w:val="ar_AE" w:bidi="ar_AE"/>
         </w:rPr>
       </w:r>
       <w:r>
         <w:rPr>
           <w:b/>
+          <w:rtl/>
+          <w:cs/>
           <w:lang w:val="ar_AE" w:bidi="ar_AE"/>
         </w:rPr>
         <w:t>Arabic Van Dyck Bible</w:t>
       </w:r>
       <w:r>
         <w:rPr>
-          <w:lang w:val="ar_AE" w:bidi="ar_AE"/>
-        </w:rPr>
-        <w:t xml:space="preserve"> (Arabic) is based on: </w:t>
-      </w:r>
-      <w:r>
-        <w:rPr>
-          <w:lang w:val="ar_AE" w:bidi="ar_AE"/>
-        </w:rPr>
-        <w:t>Van Dyck Bible</w:t>
-      </w:r>
-      <w:r>
-        <w:rPr>
-          <w:lang w:val="ar_AE" w:bidi="ar_AE"/>
-        </w:rPr>
-        <w:t xml:space="preserve">, </w:t>
+          <w:rtl/>
+          <w:cs/>
+          <w:lang w:val="ar_AE" w:bidi="ar_AE"/>
+        </w:rPr>
+        <w:t xml:space="preserve"> © </w:t>
       </w:r>
       <w:hyperlink r:id="rId13">
         <w:r>
           <w:rPr>
+            <w:rtl/>
+            <w:cs/>
             <w:lang w:val="ar_AE" w:bidi="ar_AE"/>
           </w:rPr>
           <w:rPr>
@@ -78,13 +80,17 @@
       </w:hyperlink>
       <w:r>
         <w:rPr>
-          <w:lang w:val="ar_AE" w:bidi="ar_AE"/>
-        </w:rPr>
-        <w:t xml:space="preserve">, None, which is licensed under a </w:t>
+          <w:rtl/>
+          <w:cs/>
+          <w:lang w:val="ar_AE" w:bidi="ar_AE"/>
+        </w:rPr>
+        <w:t xml:space="preserve">, licensed under a </w:t>
       </w:r>
       <w:hyperlink r:id="rId14">
         <w:r>
           <w:rPr>
+            <w:rtl/>
+            <w:cs/>
             <w:lang w:val="ar_AE" w:bidi="ar_AE"/>
           </w:rPr>
           <w:rPr>
@@ -96,38 +102,23 @@
       </w:hyperlink>
       <w:r>
         <w:rPr>
+          <w:rtl/>
+          <w:cs/>
           <w:lang w:val="ar_AE" w:bidi="ar_AE"/>
         </w:rPr>
         <w:t>.</w:t>
       </w:r>
       <w:r>
         <w:rPr>
-          <w:lang w:val="ar_AE" w:bidi="ar_AE"/>
-        </w:rPr>
-      </w:r>
-    </w:p>
-    <w:p>
-      <w:pPr>
-        <w:bidi/>
-      </w:pPr>
-      <w:r>
-        <w:rPr>
-          <w:lang w:val="ar_AE" w:bidi="ar_AE"/>
-        </w:rPr>
-      </w:r>
-      <w:r>
-        <w:rPr>
-          <w:lang w:val="ar_AE" w:bidi="ar_AE"/>
-        </w:rPr>
-        <w:t>This PDF version is provided under the same license.</w:t>
-      </w:r>
-      <w:r>
-        <w:rPr>
-          <w:lang w:val="ar_AE" w:bidi="ar_AE"/>
-        </w:rPr>
-      </w:r>
-      <w:r>
-        <w:rPr>
+          <w:rtl/>
+          <w:cs/>
+          <w:lang w:val="ar_AE" w:bidi="ar_AE"/>
+        </w:rPr>
+      </w:r>
+      <w:r>
+        <w:rPr>
+          <w:rtl/>
+          <w:cs/>
           <w:lang w:val="ar_AE" w:bidi="ar_AE"/>
         </w:rPr>
       </w:r>
@@ -139,6 +130,8 @@
       </w:pPr>
       <w:r>
         <w:rPr>
+          <w:rtl/>
+          <w:cs/>
           <w:lang w:val="ar_AE" w:bidi="ar_AE"/>
         </w:rPr>
         <w:t>Arabic Van Dyck Bible</w:t>
@@ -168,6 +161,8 @@
       </w:pPr>
       <w:r>
         <w:rPr>
+          <w:rtl/>
+          <w:cs/>
           <w:lang w:val="ar_AE" w:bidi="ar_AE"/>
         </w:rPr>
       </w:r>
@@ -179,32 +174,42 @@
       </w:pPr>
       <w:r>
         <w:rPr>
-          <w:lang w:val="ar_AE" w:bidi="ar_AE"/>
-        </w:rPr>
-      </w:r>
-    </w:p>
-    <w:p>
-      <w:pPr>
-        <w:bidi/>
-      </w:pPr>
-      <w:r>
-        <w:rPr>
-          <w:lang w:val="ar_AE" w:bidi="ar_AE"/>
-        </w:rPr>
-      </w:r>
-      <w:r>
-        <w:rPr>
+          <w:rtl/>
+          <w:cs/>
+          <w:lang w:val="ar_AE" w:bidi="ar_AE"/>
+        </w:rPr>
+      </w:r>
+    </w:p>
+    <w:p>
+      <w:pPr>
+        <w:bidi/>
+      </w:pPr>
+      <w:r>
+        <w:rPr>
+          <w:rtl/>
+          <w:cs/>
+          <w:lang w:val="ar_AE" w:bidi="ar_AE"/>
+        </w:rPr>
+      </w:r>
+      <w:r>
+        <w:rPr>
+          <w:rtl/>
+          <w:cs/>
           <w:lang w:val="ar_AE" w:bidi="ar_AE"/>
         </w:rPr>
         <w:t xml:space="preserve"> </w:t>
       </w:r>
       <w:r>
         <w:rPr>
-          <w:lang w:val="ar_AE" w:bidi="ar_AE"/>
-        </w:rPr>
-      </w:r>
-      <w:r>
-        <w:rPr>
+          <w:rtl/>
+          <w:cs/>
+          <w:lang w:val="ar_AE" w:bidi="ar_AE"/>
+        </w:rPr>
+      </w:r>
+      <w:r>
+        <w:rPr>
+          <w:rtl/>
+          <w:cs/>
           <w:lang w:val="ar_AE" w:bidi="ar_AE"/>
         </w:rPr>
       </w:r>
@@ -226,1277 +231,865 @@
     </w:p>
     <w:p>
       <w:pPr>
-        <w:bidi/>
-      </w:pPr>
-      <w:r>
-        <w:rPr>
-          <w:lang w:val="ar_AE" w:bidi="ar_AE"/>
-        </w:rPr>
-      </w:r>
-    </w:p>
-    <w:p>
-      <w:pPr>
         <w:pStyle w:val="Heading2"/>
         <w:bidi/>
       </w:pPr>
       <w:r>
         <w:rPr>
+          <w:rtl/>
+          <w:cs/>
           <w:lang w:val="ar_AE" w:bidi="ar_AE"/>
         </w:rPr>
         <w:t>Colossians 1:1</w:t>
       </w:r>
       <w:r>
         <w:rPr>
-          <w:lang w:val="ar_AE" w:bidi="ar_AE"/>
-        </w:rPr>
-      </w:r>
-    </w:p>
-    <w:p>
-      <w:pPr>
-        <w:bidi/>
-      </w:pPr>
-      <w:r>
-        <w:rPr>
-          <w:lang w:val="ar_AE" w:bidi="ar_AE"/>
-        </w:rPr>
-      </w:r>
-      <w:r>
-        <w:rPr>
-          <w:vertAlign w:val="superscript"/>
+          <w:rtl/>
+          <w:cs/>
+          <w:lang w:val="ar_AE" w:bidi="ar_AE"/>
+        </w:rPr>
+      </w:r>
+    </w:p>
+    <w:p>
+      <w:pPr>
+        <w:bidi/>
+      </w:pPr>
+      <w:r>
+        <w:rPr>
+          <w:rtl/>
+          <w:cs/>
+          <w:lang w:val="ar_AE" w:bidi="ar_AE"/>
+        </w:rPr>
+      </w:r>
+      <w:r>
+        <w:rPr>
+          <w:vertAlign w:val="superscript"/>
+          <w:rtl/>
+          <w:cs/>
           <w:lang w:val="ar_AE" w:bidi="ar_AE"/>
         </w:rPr>
         <w:t>1</w:t>
       </w:r>
       <w:r>
         <w:rPr>
+          <w:rtl/>
+          <w:cs/>
           <w:lang w:val="ar_AE" w:bidi="ar_AE"/>
         </w:rPr>
         <w:t xml:space="preserve"> بُولُسُ، رَسُولُ يَسُوعَ ٱلْمَسِيحِ بِمَشِيئَةِ ٱللهِ، وَتِيمُوثَاوُسُ ٱلْأَخُ،</w:t>
       </w:r>
-      <w:r>
-        <w:rPr>
-          <w:lang w:val="ar_AE" w:bidi="ar_AE"/>
-        </w:rPr>
-      </w:r>
-      <w:r>
-        <w:rPr>
-          <w:lang w:val="ar_AE" w:bidi="ar_AE"/>
-        </w:rPr>
-      </w:r>
-    </w:p>
-    <w:p>
-      <w:pPr>
-        <w:bidi/>
-      </w:pPr>
-      <w:r>
-        <w:rPr>
-          <w:lang w:val="ar_AE" w:bidi="ar_AE"/>
-        </w:rPr>
-      </w:r>
-    </w:p>
-    <w:p>
-      <w:pPr>
-        <w:bidi/>
-      </w:pPr>
-      <w:r>
-        <w:rPr>
-          <w:lang w:val="ar_AE" w:bidi="ar_AE"/>
-        </w:rPr>
-      </w:r>
-      <w:r>
-        <w:rPr>
-          <w:vertAlign w:val="superscript"/>
+    </w:p>
+    <w:p>
+      <w:pPr>
+        <w:bidi/>
+      </w:pPr>
+      <w:r>
+        <w:rPr>
+          <w:rtl/>
+          <w:cs/>
+          <w:lang w:val="ar_AE" w:bidi="ar_AE"/>
+        </w:rPr>
+      </w:r>
+      <w:r>
+        <w:rPr>
+          <w:vertAlign w:val="superscript"/>
+          <w:rtl/>
+          <w:cs/>
           <w:lang w:val="ar_AE" w:bidi="ar_AE"/>
         </w:rPr>
         <w:t>2</w:t>
       </w:r>
       <w:r>
         <w:rPr>
+          <w:rtl/>
+          <w:cs/>
           <w:lang w:val="ar_AE" w:bidi="ar_AE"/>
         </w:rPr>
         <w:t xml:space="preserve"> إِلَى ٱلْقِدِّيسِينَ فِي كُولُوسِّي، وَٱلْإِخْوَةِ ٱلْمُؤْمِنِينَ فِي ٱلْمَسِيحِ: نِعْمَةٌ لَكُمْ وَسَلَامٌ مِنَ ٱللهِ أَبِينَا وَٱلرَّبِّ يَسُوعَ ٱلْمَسِيحِ.</w:t>
       </w:r>
-      <w:r>
-        <w:rPr>
-          <w:lang w:val="ar_AE" w:bidi="ar_AE"/>
-        </w:rPr>
-      </w:r>
-      <w:r>
-        <w:rPr>
-          <w:lang w:val="ar_AE" w:bidi="ar_AE"/>
-        </w:rPr>
-      </w:r>
-    </w:p>
-    <w:p>
-      <w:pPr>
-        <w:bidi/>
-      </w:pPr>
-      <w:r>
-        <w:rPr>
-          <w:lang w:val="ar_AE" w:bidi="ar_AE"/>
-        </w:rPr>
-      </w:r>
-    </w:p>
-    <w:p>
-      <w:pPr>
-        <w:bidi/>
-      </w:pPr>
-      <w:r>
-        <w:rPr>
-          <w:lang w:val="ar_AE" w:bidi="ar_AE"/>
-        </w:rPr>
-      </w:r>
-      <w:r>
-        <w:rPr>
-          <w:vertAlign w:val="superscript"/>
+    </w:p>
+    <w:p>
+      <w:pPr>
+        <w:bidi/>
+      </w:pPr>
+      <w:r>
+        <w:rPr>
+          <w:rtl/>
+          <w:cs/>
+          <w:lang w:val="ar_AE" w:bidi="ar_AE"/>
+        </w:rPr>
+      </w:r>
+      <w:r>
+        <w:rPr>
+          <w:vertAlign w:val="superscript"/>
+          <w:rtl/>
+          <w:cs/>
           <w:lang w:val="ar_AE" w:bidi="ar_AE"/>
         </w:rPr>
         <w:t>3</w:t>
       </w:r>
       <w:r>
         <w:rPr>
+          <w:rtl/>
+          <w:cs/>
           <w:lang w:val="ar_AE" w:bidi="ar_AE"/>
         </w:rPr>
         <w:t xml:space="preserve"> نَشْكُرُ ٱللهَ وَأَبَا رَبِّنَا يَسُوعَ ٱلْمَسِيحِ كُلَّ حِينٍ، مُصَلِّينَ لِأَجْلِكُمْ،</w:t>
       </w:r>
-      <w:r>
-        <w:rPr>
-          <w:lang w:val="ar_AE" w:bidi="ar_AE"/>
-        </w:rPr>
-      </w:r>
-      <w:r>
-        <w:rPr>
-          <w:lang w:val="ar_AE" w:bidi="ar_AE"/>
-        </w:rPr>
-      </w:r>
-    </w:p>
-    <w:p>
-      <w:pPr>
-        <w:bidi/>
-      </w:pPr>
-      <w:r>
-        <w:rPr>
-          <w:lang w:val="ar_AE" w:bidi="ar_AE"/>
-        </w:rPr>
-      </w:r>
-    </w:p>
-    <w:p>
-      <w:pPr>
-        <w:bidi/>
-      </w:pPr>
-      <w:r>
-        <w:rPr>
-          <w:lang w:val="ar_AE" w:bidi="ar_AE"/>
-        </w:rPr>
-      </w:r>
-      <w:r>
-        <w:rPr>
-          <w:vertAlign w:val="superscript"/>
+    </w:p>
+    <w:p>
+      <w:pPr>
+        <w:bidi/>
+      </w:pPr>
+      <w:r>
+        <w:rPr>
+          <w:rtl/>
+          <w:cs/>
+          <w:lang w:val="ar_AE" w:bidi="ar_AE"/>
+        </w:rPr>
+      </w:r>
+      <w:r>
+        <w:rPr>
+          <w:vertAlign w:val="superscript"/>
+          <w:rtl/>
+          <w:cs/>
           <w:lang w:val="ar_AE" w:bidi="ar_AE"/>
         </w:rPr>
         <w:t>4</w:t>
       </w:r>
       <w:r>
         <w:rPr>
+          <w:rtl/>
+          <w:cs/>
           <w:lang w:val="ar_AE" w:bidi="ar_AE"/>
         </w:rPr>
         <w:t xml:space="preserve"> إِذْ سَمِعْنَا إِيمَانَكُمْ بِٱلْمَسِيحِ يَسُوعَ، وَمَحَبَّتَكُمْ لِجَمِيعِ ٱلْقِدِّيسِينَ،</w:t>
       </w:r>
-      <w:r>
-        <w:rPr>
-          <w:lang w:val="ar_AE" w:bidi="ar_AE"/>
-        </w:rPr>
-      </w:r>
-      <w:r>
-        <w:rPr>
-          <w:lang w:val="ar_AE" w:bidi="ar_AE"/>
-        </w:rPr>
-      </w:r>
-    </w:p>
-    <w:p>
-      <w:pPr>
-        <w:bidi/>
-      </w:pPr>
-      <w:r>
-        <w:rPr>
-          <w:lang w:val="ar_AE" w:bidi="ar_AE"/>
-        </w:rPr>
-      </w:r>
-    </w:p>
-    <w:p>
-      <w:pPr>
-        <w:bidi/>
-      </w:pPr>
-      <w:r>
-        <w:rPr>
-          <w:lang w:val="ar_AE" w:bidi="ar_AE"/>
-        </w:rPr>
-      </w:r>
-      <w:r>
-        <w:rPr>
-          <w:vertAlign w:val="superscript"/>
+    </w:p>
+    <w:p>
+      <w:pPr>
+        <w:bidi/>
+      </w:pPr>
+      <w:r>
+        <w:rPr>
+          <w:rtl/>
+          <w:cs/>
+          <w:lang w:val="ar_AE" w:bidi="ar_AE"/>
+        </w:rPr>
+      </w:r>
+      <w:r>
+        <w:rPr>
+          <w:vertAlign w:val="superscript"/>
+          <w:rtl/>
+          <w:cs/>
           <w:lang w:val="ar_AE" w:bidi="ar_AE"/>
         </w:rPr>
         <w:t>5</w:t>
       </w:r>
       <w:r>
         <w:rPr>
+          <w:rtl/>
+          <w:cs/>
           <w:lang w:val="ar_AE" w:bidi="ar_AE"/>
         </w:rPr>
         <w:t xml:space="preserve"> مِنْ أَجْلِ ٱلرَّجَاءِ ٱلْمَوْضُوعِ لَكُمْ فِي ٱلسَّمَاوَاتِ، ٱلَّذِي سَمِعْتُمْ بِهِ قَبْلًا فِي كَلِمَةِ حَقِّ ٱلْإِنْجِيلِ،</w:t>
       </w:r>
-      <w:r>
-        <w:rPr>
-          <w:lang w:val="ar_AE" w:bidi="ar_AE"/>
-        </w:rPr>
-      </w:r>
-      <w:r>
-        <w:rPr>
-          <w:lang w:val="ar_AE" w:bidi="ar_AE"/>
-        </w:rPr>
-      </w:r>
-    </w:p>
-    <w:p>
-      <w:pPr>
-        <w:bidi/>
-      </w:pPr>
-      <w:r>
-        <w:rPr>
-          <w:lang w:val="ar_AE" w:bidi="ar_AE"/>
-        </w:rPr>
-      </w:r>
-    </w:p>
-    <w:p>
-      <w:pPr>
-        <w:bidi/>
-      </w:pPr>
-      <w:r>
-        <w:rPr>
-          <w:lang w:val="ar_AE" w:bidi="ar_AE"/>
-        </w:rPr>
-      </w:r>
-      <w:r>
-        <w:rPr>
-          <w:vertAlign w:val="superscript"/>
+    </w:p>
+    <w:p>
+      <w:pPr>
+        <w:bidi/>
+      </w:pPr>
+      <w:r>
+        <w:rPr>
+          <w:rtl/>
+          <w:cs/>
+          <w:lang w:val="ar_AE" w:bidi="ar_AE"/>
+        </w:rPr>
+      </w:r>
+      <w:r>
+        <w:rPr>
+          <w:vertAlign w:val="superscript"/>
+          <w:rtl/>
+          <w:cs/>
           <w:lang w:val="ar_AE" w:bidi="ar_AE"/>
         </w:rPr>
         <w:t>6</w:t>
       </w:r>
       <w:r>
         <w:rPr>
+          <w:rtl/>
+          <w:cs/>
           <w:lang w:val="ar_AE" w:bidi="ar_AE"/>
         </w:rPr>
         <w:t xml:space="preserve"> ٱلَّذِي قَدْ حَضَرَ إِلَيْكُمْ كَمَا فِي كُلِّ ٱلْعَالَمِ أَيْضًا، وَهُوَ مُثْمِرٌ كَمَا فِيكُمْ أَيْضًا مُنْذُ يَوْمَ سَمِعْتُمْ وَعَرَفْتُمْ نِعْمَةَ ٱللهِ بِٱلْحَقِيقَةِ.</w:t>
       </w:r>
-      <w:r>
-        <w:rPr>
-          <w:lang w:val="ar_AE" w:bidi="ar_AE"/>
-        </w:rPr>
-      </w:r>
-      <w:r>
-        <w:rPr>
-          <w:lang w:val="ar_AE" w:bidi="ar_AE"/>
-        </w:rPr>
-      </w:r>
-    </w:p>
-    <w:p>
-      <w:pPr>
-        <w:bidi/>
-      </w:pPr>
-      <w:r>
-        <w:rPr>
-          <w:lang w:val="ar_AE" w:bidi="ar_AE"/>
-        </w:rPr>
-      </w:r>
-    </w:p>
-    <w:p>
-      <w:pPr>
-        <w:bidi/>
-      </w:pPr>
-      <w:r>
-        <w:rPr>
-          <w:lang w:val="ar_AE" w:bidi="ar_AE"/>
-        </w:rPr>
-      </w:r>
-      <w:r>
-        <w:rPr>
-          <w:vertAlign w:val="superscript"/>
+    </w:p>
+    <w:p>
+      <w:pPr>
+        <w:bidi/>
+      </w:pPr>
+      <w:r>
+        <w:rPr>
+          <w:rtl/>
+          <w:cs/>
+          <w:lang w:val="ar_AE" w:bidi="ar_AE"/>
+        </w:rPr>
+      </w:r>
+      <w:r>
+        <w:rPr>
+          <w:vertAlign w:val="superscript"/>
+          <w:rtl/>
+          <w:cs/>
           <w:lang w:val="ar_AE" w:bidi="ar_AE"/>
         </w:rPr>
         <w:t>7</w:t>
       </w:r>
       <w:r>
         <w:rPr>
+          <w:rtl/>
+          <w:cs/>
           <w:lang w:val="ar_AE" w:bidi="ar_AE"/>
         </w:rPr>
         <w:t xml:space="preserve"> كَمَا تَعَلَّمْتُمْ أَيْضًا مِنْ أَبَفْرَاسَ ٱلْعَبْدِ ٱلْحَبِيبِ مَعَنَا، ٱلَّذِي هُوَ خَادِمٌ أَمِينٌ لِلْمَسِيحِ لِأَجْلِكُمُ،</w:t>
       </w:r>
-      <w:r>
-        <w:rPr>
-          <w:lang w:val="ar_AE" w:bidi="ar_AE"/>
-        </w:rPr>
-      </w:r>
-      <w:r>
-        <w:rPr>
-          <w:lang w:val="ar_AE" w:bidi="ar_AE"/>
-        </w:rPr>
-      </w:r>
-    </w:p>
-    <w:p>
-      <w:pPr>
-        <w:bidi/>
-      </w:pPr>
-      <w:r>
-        <w:rPr>
-          <w:lang w:val="ar_AE" w:bidi="ar_AE"/>
-        </w:rPr>
-      </w:r>
-    </w:p>
-    <w:p>
-      <w:pPr>
-        <w:bidi/>
-      </w:pPr>
-      <w:r>
-        <w:rPr>
-          <w:lang w:val="ar_AE" w:bidi="ar_AE"/>
-        </w:rPr>
-      </w:r>
-      <w:r>
-        <w:rPr>
-          <w:vertAlign w:val="superscript"/>
+    </w:p>
+    <w:p>
+      <w:pPr>
+        <w:bidi/>
+      </w:pPr>
+      <w:r>
+        <w:rPr>
+          <w:rtl/>
+          <w:cs/>
+          <w:lang w:val="ar_AE" w:bidi="ar_AE"/>
+        </w:rPr>
+      </w:r>
+      <w:r>
+        <w:rPr>
+          <w:vertAlign w:val="superscript"/>
+          <w:rtl/>
+          <w:cs/>
           <w:lang w:val="ar_AE" w:bidi="ar_AE"/>
         </w:rPr>
         <w:t>8</w:t>
       </w:r>
       <w:r>
         <w:rPr>
+          <w:rtl/>
+          <w:cs/>
           <w:lang w:val="ar_AE" w:bidi="ar_AE"/>
         </w:rPr>
         <w:t xml:space="preserve"> ٱلَّذِي أَخْبَرَنَا أَيْضًا بِمَحَبَّتِكُمْ فِي ٱلرُّوحِ.</w:t>
       </w:r>
-      <w:r>
-        <w:rPr>
-          <w:lang w:val="ar_AE" w:bidi="ar_AE"/>
-        </w:rPr>
-      </w:r>
-      <w:r>
-        <w:rPr>
-          <w:lang w:val="ar_AE" w:bidi="ar_AE"/>
-        </w:rPr>
-      </w:r>
-    </w:p>
-    <w:p>
-      <w:pPr>
-        <w:bidi/>
-      </w:pPr>
-      <w:r>
-        <w:rPr>
-          <w:lang w:val="ar_AE" w:bidi="ar_AE"/>
-        </w:rPr>
-      </w:r>
-    </w:p>
-    <w:p>
-      <w:pPr>
-        <w:bidi/>
-      </w:pPr>
-      <w:r>
-        <w:rPr>
-          <w:lang w:val="ar_AE" w:bidi="ar_AE"/>
-        </w:rPr>
-      </w:r>
-      <w:r>
-        <w:rPr>
-          <w:vertAlign w:val="superscript"/>
+    </w:p>
+    <w:p>
+      <w:pPr>
+        <w:bidi/>
+      </w:pPr>
+      <w:r>
+        <w:rPr>
+          <w:rtl/>
+          <w:cs/>
+          <w:lang w:val="ar_AE" w:bidi="ar_AE"/>
+        </w:rPr>
+      </w:r>
+      <w:r>
+        <w:rPr>
+          <w:vertAlign w:val="superscript"/>
+          <w:rtl/>
+          <w:cs/>
           <w:lang w:val="ar_AE" w:bidi="ar_AE"/>
         </w:rPr>
         <w:t>9</w:t>
       </w:r>
       <w:r>
         <w:rPr>
+          <w:rtl/>
+          <w:cs/>
           <w:lang w:val="ar_AE" w:bidi="ar_AE"/>
         </w:rPr>
         <w:t xml:space="preserve"> مِنْ أَجْلِ ذَلِكَ نَحْنُ أَيْضًا، مُنْذُ يَوْمَ سَمِعْنَا، لَمْ نَزَلْ مُصَلِّينَ وَطَالِبِينَ لِأَجْلِكُمْ أَنْ تَمْتَلِئُوا مِنْ مَعْرِفَةِ مَشِيئَتِهِ، فِي كُلِّ حِكْمَةٍ وَفَهْمٍ رُوحِيٍّ،</w:t>
       </w:r>
-      <w:r>
-        <w:rPr>
-          <w:lang w:val="ar_AE" w:bidi="ar_AE"/>
-        </w:rPr>
-      </w:r>
-      <w:r>
-        <w:rPr>
-          <w:lang w:val="ar_AE" w:bidi="ar_AE"/>
-        </w:rPr>
-      </w:r>
-    </w:p>
-    <w:p>
-      <w:pPr>
-        <w:bidi/>
-      </w:pPr>
-      <w:r>
-        <w:rPr>
-          <w:lang w:val="ar_AE" w:bidi="ar_AE"/>
-        </w:rPr>
-      </w:r>
-    </w:p>
-    <w:p>
-      <w:pPr>
-        <w:bidi/>
-      </w:pPr>
-      <w:r>
-        <w:rPr>
-          <w:lang w:val="ar_AE" w:bidi="ar_AE"/>
-        </w:rPr>
-      </w:r>
-      <w:r>
-        <w:rPr>
-          <w:vertAlign w:val="superscript"/>
+    </w:p>
+    <w:p>
+      <w:pPr>
+        <w:bidi/>
+      </w:pPr>
+      <w:r>
+        <w:rPr>
+          <w:rtl/>
+          <w:cs/>
+          <w:lang w:val="ar_AE" w:bidi="ar_AE"/>
+        </w:rPr>
+      </w:r>
+      <w:r>
+        <w:rPr>
+          <w:vertAlign w:val="superscript"/>
+          <w:rtl/>
+          <w:cs/>
           <w:lang w:val="ar_AE" w:bidi="ar_AE"/>
         </w:rPr>
         <w:t>10</w:t>
       </w:r>
       <w:r>
         <w:rPr>
+          <w:rtl/>
+          <w:cs/>
           <w:lang w:val="ar_AE" w:bidi="ar_AE"/>
         </w:rPr>
         <w:t xml:space="preserve"> لِتَسْلُكُوا كَمَا يَحِقُّ لِلرَّبِّ، فِي كُلِّ رِضًى، مُثْمِرِينَ فِي كُلِّ عَمَلٍ صَالِحٍ، وَنَامِينَ فِي مَعْرِفَةِ ٱللهِ،</w:t>
       </w:r>
-      <w:r>
-        <w:rPr>
-          <w:lang w:val="ar_AE" w:bidi="ar_AE"/>
-        </w:rPr>
-      </w:r>
-      <w:r>
-        <w:rPr>
-          <w:lang w:val="ar_AE" w:bidi="ar_AE"/>
-        </w:rPr>
-      </w:r>
-    </w:p>
-    <w:p>
-      <w:pPr>
-        <w:bidi/>
-      </w:pPr>
-      <w:r>
-        <w:rPr>
-          <w:lang w:val="ar_AE" w:bidi="ar_AE"/>
-        </w:rPr>
-      </w:r>
-    </w:p>
-    <w:p>
-      <w:pPr>
-        <w:bidi/>
-      </w:pPr>
-      <w:r>
-        <w:rPr>
-          <w:lang w:val="ar_AE" w:bidi="ar_AE"/>
-        </w:rPr>
-      </w:r>
-      <w:r>
-        <w:rPr>
-          <w:vertAlign w:val="superscript"/>
+    </w:p>
+    <w:p>
+      <w:pPr>
+        <w:bidi/>
+      </w:pPr>
+      <w:r>
+        <w:rPr>
+          <w:rtl/>
+          <w:cs/>
+          <w:lang w:val="ar_AE" w:bidi="ar_AE"/>
+        </w:rPr>
+      </w:r>
+      <w:r>
+        <w:rPr>
+          <w:vertAlign w:val="superscript"/>
+          <w:rtl/>
+          <w:cs/>
           <w:lang w:val="ar_AE" w:bidi="ar_AE"/>
         </w:rPr>
         <w:t>11</w:t>
       </w:r>
       <w:r>
         <w:rPr>
+          <w:rtl/>
+          <w:cs/>
           <w:lang w:val="ar_AE" w:bidi="ar_AE"/>
         </w:rPr>
         <w:t xml:space="preserve"> مُتَقَوِّينَ بِكُلِّ قُوَّةٍ بِحَسَبِ قُدْرَةِ مَجْدِهِ، لِكُلِّ صَبْرٍ وَطُولِ أَنَاةٍ بِفَرَحٍ،</w:t>
       </w:r>
-      <w:r>
-        <w:rPr>
-          <w:lang w:val="ar_AE" w:bidi="ar_AE"/>
-        </w:rPr>
-      </w:r>
-      <w:r>
-        <w:rPr>
-          <w:lang w:val="ar_AE" w:bidi="ar_AE"/>
-        </w:rPr>
-      </w:r>
-    </w:p>
-    <w:p>
-      <w:pPr>
-        <w:bidi/>
-      </w:pPr>
-      <w:r>
-        <w:rPr>
-          <w:lang w:val="ar_AE" w:bidi="ar_AE"/>
-        </w:rPr>
-      </w:r>
-    </w:p>
-    <w:p>
-      <w:pPr>
-        <w:bidi/>
-      </w:pPr>
-      <w:r>
-        <w:rPr>
-          <w:lang w:val="ar_AE" w:bidi="ar_AE"/>
-        </w:rPr>
-      </w:r>
-      <w:r>
-        <w:rPr>
-          <w:vertAlign w:val="superscript"/>
+    </w:p>
+    <w:p>
+      <w:pPr>
+        <w:bidi/>
+      </w:pPr>
+      <w:r>
+        <w:rPr>
+          <w:rtl/>
+          <w:cs/>
+          <w:lang w:val="ar_AE" w:bidi="ar_AE"/>
+        </w:rPr>
+      </w:r>
+      <w:r>
+        <w:rPr>
+          <w:vertAlign w:val="superscript"/>
+          <w:rtl/>
+          <w:cs/>
           <w:lang w:val="ar_AE" w:bidi="ar_AE"/>
         </w:rPr>
         <w:t>12</w:t>
       </w:r>
       <w:r>
         <w:rPr>
+          <w:rtl/>
+          <w:cs/>
           <w:lang w:val="ar_AE" w:bidi="ar_AE"/>
         </w:rPr>
         <w:t xml:space="preserve"> شَاكِرِينَ ٱلْآبَ ٱلَّذِي أَهَّلَنَا لِشَرِكَةِ مِيرَاثِ ٱلْقِدِّيسِينَ فِي ٱلنُّورِ،</w:t>
       </w:r>
-      <w:r>
-        <w:rPr>
-          <w:lang w:val="ar_AE" w:bidi="ar_AE"/>
-        </w:rPr>
-      </w:r>
-      <w:r>
-        <w:rPr>
-          <w:lang w:val="ar_AE" w:bidi="ar_AE"/>
-        </w:rPr>
-      </w:r>
-    </w:p>
-    <w:p>
-      <w:pPr>
-        <w:bidi/>
-      </w:pPr>
-      <w:r>
-        <w:rPr>
-          <w:lang w:val="ar_AE" w:bidi="ar_AE"/>
-        </w:rPr>
-      </w:r>
-    </w:p>
-    <w:p>
-      <w:pPr>
-        <w:bidi/>
-      </w:pPr>
-      <w:r>
-        <w:rPr>
-          <w:lang w:val="ar_AE" w:bidi="ar_AE"/>
-        </w:rPr>
-      </w:r>
-      <w:r>
-        <w:rPr>
-          <w:vertAlign w:val="superscript"/>
+    </w:p>
+    <w:p>
+      <w:pPr>
+        <w:bidi/>
+      </w:pPr>
+      <w:r>
+        <w:rPr>
+          <w:rtl/>
+          <w:cs/>
+          <w:lang w:val="ar_AE" w:bidi="ar_AE"/>
+        </w:rPr>
+      </w:r>
+      <w:r>
+        <w:rPr>
+          <w:vertAlign w:val="superscript"/>
+          <w:rtl/>
+          <w:cs/>
           <w:lang w:val="ar_AE" w:bidi="ar_AE"/>
         </w:rPr>
         <w:t>13</w:t>
       </w:r>
       <w:r>
         <w:rPr>
+          <w:rtl/>
+          <w:cs/>
           <w:lang w:val="ar_AE" w:bidi="ar_AE"/>
         </w:rPr>
         <w:t xml:space="preserve"> ٱلَّذِي أَنْقَذَنَا مِنْ سُلْطَانِ ٱلظُّلْمَةِ، وَنَقَلَنَا إِلَى مَلَكُوتِ ٱبْنِ مَحَبَّتِهِ،</w:t>
       </w:r>
-      <w:r>
-        <w:rPr>
-          <w:lang w:val="ar_AE" w:bidi="ar_AE"/>
-        </w:rPr>
-      </w:r>
-      <w:r>
-        <w:rPr>
-          <w:lang w:val="ar_AE" w:bidi="ar_AE"/>
-        </w:rPr>
-      </w:r>
-    </w:p>
-    <w:p>
-      <w:pPr>
-        <w:bidi/>
-      </w:pPr>
-      <w:r>
-        <w:rPr>
-          <w:lang w:val="ar_AE" w:bidi="ar_AE"/>
-        </w:rPr>
-      </w:r>
-    </w:p>
-    <w:p>
-      <w:pPr>
-        <w:bidi/>
-      </w:pPr>
-      <w:r>
-        <w:rPr>
-          <w:lang w:val="ar_AE" w:bidi="ar_AE"/>
-        </w:rPr>
-      </w:r>
-      <w:r>
-        <w:rPr>
-          <w:vertAlign w:val="superscript"/>
+    </w:p>
+    <w:p>
+      <w:pPr>
+        <w:bidi/>
+      </w:pPr>
+      <w:r>
+        <w:rPr>
+          <w:rtl/>
+          <w:cs/>
+          <w:lang w:val="ar_AE" w:bidi="ar_AE"/>
+        </w:rPr>
+      </w:r>
+      <w:r>
+        <w:rPr>
+          <w:vertAlign w:val="superscript"/>
+          <w:rtl/>
+          <w:cs/>
           <w:lang w:val="ar_AE" w:bidi="ar_AE"/>
         </w:rPr>
         <w:t>14</w:t>
       </w:r>
       <w:r>
         <w:rPr>
+          <w:rtl/>
+          <w:cs/>
           <w:lang w:val="ar_AE" w:bidi="ar_AE"/>
         </w:rPr>
         <w:t xml:space="preserve"> ٱلَّذِي لَنَا فِيهِ ٱلْفِدَاءُ، بِدَمِهِ غُفْرَانُ ٱلْخَطَايَا.</w:t>
       </w:r>
-      <w:r>
-        <w:rPr>
-          <w:lang w:val="ar_AE" w:bidi="ar_AE"/>
-        </w:rPr>
-      </w:r>
-      <w:r>
-        <w:rPr>
-          <w:lang w:val="ar_AE" w:bidi="ar_AE"/>
-        </w:rPr>
-      </w:r>
-    </w:p>
-    <w:p>
-      <w:pPr>
-        <w:bidi/>
-      </w:pPr>
-      <w:r>
-        <w:rPr>
-          <w:lang w:val="ar_AE" w:bidi="ar_AE"/>
-        </w:rPr>
-      </w:r>
-    </w:p>
-    <w:p>
-      <w:pPr>
-        <w:bidi/>
-      </w:pPr>
-      <w:r>
-        <w:rPr>
-          <w:lang w:val="ar_AE" w:bidi="ar_AE"/>
-        </w:rPr>
-      </w:r>
-      <w:r>
-        <w:rPr>
-          <w:vertAlign w:val="superscript"/>
+    </w:p>
+    <w:p>
+      <w:pPr>
+        <w:bidi/>
+      </w:pPr>
+      <w:r>
+        <w:rPr>
+          <w:rtl/>
+          <w:cs/>
+          <w:lang w:val="ar_AE" w:bidi="ar_AE"/>
+        </w:rPr>
+      </w:r>
+      <w:r>
+        <w:rPr>
+          <w:vertAlign w:val="superscript"/>
+          <w:rtl/>
+          <w:cs/>
           <w:lang w:val="ar_AE" w:bidi="ar_AE"/>
         </w:rPr>
         <w:t>15</w:t>
       </w:r>
       <w:r>
         <w:rPr>
+          <w:rtl/>
+          <w:cs/>
           <w:lang w:val="ar_AE" w:bidi="ar_AE"/>
         </w:rPr>
         <w:t xml:space="preserve"> ٱلَّذِي هُوَ صُورَةُ ٱللهِ غَيْرِ ٱلْمَنْظُورِ، بِكْرُ كُلِّ خَلِيقَةٍ.</w:t>
       </w:r>
-      <w:r>
-        <w:rPr>
-          <w:lang w:val="ar_AE" w:bidi="ar_AE"/>
-        </w:rPr>
-      </w:r>
-      <w:r>
-        <w:rPr>
-          <w:lang w:val="ar_AE" w:bidi="ar_AE"/>
-        </w:rPr>
-      </w:r>
-    </w:p>
-    <w:p>
-      <w:pPr>
-        <w:bidi/>
-      </w:pPr>
-      <w:r>
-        <w:rPr>
-          <w:lang w:val="ar_AE" w:bidi="ar_AE"/>
-        </w:rPr>
-      </w:r>
-    </w:p>
-    <w:p>
-      <w:pPr>
-        <w:bidi/>
-      </w:pPr>
-      <w:r>
-        <w:rPr>
-          <w:lang w:val="ar_AE" w:bidi="ar_AE"/>
-        </w:rPr>
-      </w:r>
-      <w:r>
-        <w:rPr>
-          <w:vertAlign w:val="superscript"/>
+    </w:p>
+    <w:p>
+      <w:pPr>
+        <w:bidi/>
+      </w:pPr>
+      <w:r>
+        <w:rPr>
+          <w:rtl/>
+          <w:cs/>
+          <w:lang w:val="ar_AE" w:bidi="ar_AE"/>
+        </w:rPr>
+      </w:r>
+      <w:r>
+        <w:rPr>
+          <w:vertAlign w:val="superscript"/>
+          <w:rtl/>
+          <w:cs/>
           <w:lang w:val="ar_AE" w:bidi="ar_AE"/>
         </w:rPr>
         <w:t>16</w:t>
       </w:r>
       <w:r>
         <w:rPr>
+          <w:rtl/>
+          <w:cs/>
           <w:lang w:val="ar_AE" w:bidi="ar_AE"/>
         </w:rPr>
         <w:t xml:space="preserve"> فَإِنَّهُ فِيهِ خُلِقَ ٱلْكُلُّ: مَا في ٱلسَّمَاوَاتِ وَمَا عَلَى ٱلْأَرْضِ، مَا يُرَى وَمَا لَا يُرَى، سَوَاءٌ كَانَ عُرُوشًا أَمْ سِيَادَاتٍ أَمْ رِيَاسَاتٍ أَمْ سَلَاطِينَ. ٱلْكُلُّ بِهِ وَلَهُ قَدْ خُلِقَ.</w:t>
       </w:r>
-      <w:r>
-        <w:rPr>
-          <w:lang w:val="ar_AE" w:bidi="ar_AE"/>
-        </w:rPr>
-      </w:r>
-      <w:r>
-        <w:rPr>
-          <w:lang w:val="ar_AE" w:bidi="ar_AE"/>
-        </w:rPr>
-      </w:r>
-    </w:p>
-    <w:p>
-      <w:pPr>
-        <w:bidi/>
-      </w:pPr>
-      <w:r>
-        <w:rPr>
-          <w:lang w:val="ar_AE" w:bidi="ar_AE"/>
-        </w:rPr>
-      </w:r>
-    </w:p>
-    <w:p>
-      <w:pPr>
-        <w:bidi/>
-      </w:pPr>
-      <w:r>
-        <w:rPr>
-          <w:lang w:val="ar_AE" w:bidi="ar_AE"/>
-        </w:rPr>
-      </w:r>
-      <w:r>
-        <w:rPr>
-          <w:vertAlign w:val="superscript"/>
+    </w:p>
+    <w:p>
+      <w:pPr>
+        <w:bidi/>
+      </w:pPr>
+      <w:r>
+        <w:rPr>
+          <w:rtl/>
+          <w:cs/>
+          <w:lang w:val="ar_AE" w:bidi="ar_AE"/>
+        </w:rPr>
+      </w:r>
+      <w:r>
+        <w:rPr>
+          <w:vertAlign w:val="superscript"/>
+          <w:rtl/>
+          <w:cs/>
           <w:lang w:val="ar_AE" w:bidi="ar_AE"/>
         </w:rPr>
         <w:t>17</w:t>
       </w:r>
       <w:r>
         <w:rPr>
+          <w:rtl/>
+          <w:cs/>
           <w:lang w:val="ar_AE" w:bidi="ar_AE"/>
         </w:rPr>
         <w:t xml:space="preserve"> ٱلَّذِي هُوَ قَبْلَ كُلِّ شَيْءٍ، وَفِيهِ يَقُومُ ٱلْكُلُّ،</w:t>
       </w:r>
-      <w:r>
-        <w:rPr>
-          <w:lang w:val="ar_AE" w:bidi="ar_AE"/>
-        </w:rPr>
-      </w:r>
-      <w:r>
-        <w:rPr>
-          <w:lang w:val="ar_AE" w:bidi="ar_AE"/>
-        </w:rPr>
-      </w:r>
-    </w:p>
-    <w:p>
-      <w:pPr>
-        <w:bidi/>
-      </w:pPr>
-      <w:r>
-        <w:rPr>
-          <w:lang w:val="ar_AE" w:bidi="ar_AE"/>
-        </w:rPr>
-      </w:r>
-    </w:p>
-    <w:p>
-      <w:pPr>
-        <w:bidi/>
-      </w:pPr>
-      <w:r>
-        <w:rPr>
-          <w:lang w:val="ar_AE" w:bidi="ar_AE"/>
-        </w:rPr>
-      </w:r>
-      <w:r>
-        <w:rPr>
-          <w:vertAlign w:val="superscript"/>
+    </w:p>
+    <w:p>
+      <w:pPr>
+        <w:bidi/>
+      </w:pPr>
+      <w:r>
+        <w:rPr>
+          <w:rtl/>
+          <w:cs/>
+          <w:lang w:val="ar_AE" w:bidi="ar_AE"/>
+        </w:rPr>
+      </w:r>
+      <w:r>
+        <w:rPr>
+          <w:vertAlign w:val="superscript"/>
+          <w:rtl/>
+          <w:cs/>
           <w:lang w:val="ar_AE" w:bidi="ar_AE"/>
         </w:rPr>
         <w:t>18</w:t>
       </w:r>
       <w:r>
         <w:rPr>
+          <w:rtl/>
+          <w:cs/>
           <w:lang w:val="ar_AE" w:bidi="ar_AE"/>
         </w:rPr>
         <w:t xml:space="preserve"> وَهُوَ رَأْسُ ٱلْجَسَدِ: ٱلْكَنِيسَةِ. ٱلَّذِي هُوَ ٱلْبَدَاءَةُ، بِكْرٌ مِنَ ٱلْأَمْوَاتِ، لِكَيْ يَكُونَ هُوَ مُتَقَدِّمًا فِي كُلِّ شَيْءٍ.</w:t>
       </w:r>
-      <w:r>
-        <w:rPr>
-          <w:lang w:val="ar_AE" w:bidi="ar_AE"/>
-        </w:rPr>
-      </w:r>
-      <w:r>
-        <w:rPr>
-          <w:lang w:val="ar_AE" w:bidi="ar_AE"/>
-        </w:rPr>
-      </w:r>
-    </w:p>
-    <w:p>
-      <w:pPr>
-        <w:bidi/>
-      </w:pPr>
-      <w:r>
-        <w:rPr>
-          <w:lang w:val="ar_AE" w:bidi="ar_AE"/>
-        </w:rPr>
-      </w:r>
-    </w:p>
-    <w:p>
-      <w:pPr>
-        <w:bidi/>
-      </w:pPr>
-      <w:r>
-        <w:rPr>
-          <w:lang w:val="ar_AE" w:bidi="ar_AE"/>
-        </w:rPr>
-      </w:r>
-      <w:r>
-        <w:rPr>
-          <w:vertAlign w:val="superscript"/>
+    </w:p>
+    <w:p>
+      <w:pPr>
+        <w:bidi/>
+      </w:pPr>
+      <w:r>
+        <w:rPr>
+          <w:rtl/>
+          <w:cs/>
+          <w:lang w:val="ar_AE" w:bidi="ar_AE"/>
+        </w:rPr>
+      </w:r>
+      <w:r>
+        <w:rPr>
+          <w:vertAlign w:val="superscript"/>
+          <w:rtl/>
+          <w:cs/>
           <w:lang w:val="ar_AE" w:bidi="ar_AE"/>
         </w:rPr>
         <w:t>19</w:t>
       </w:r>
       <w:r>
         <w:rPr>
+          <w:rtl/>
+          <w:cs/>
           <w:lang w:val="ar_AE" w:bidi="ar_AE"/>
         </w:rPr>
         <w:t xml:space="preserve"> لِأَنَّهُ فِيهِ سُرَّ أَنْ يَحِلَّ كُلُّ ٱلْمِلْءِ،</w:t>
       </w:r>
-      <w:r>
-        <w:rPr>
-          <w:lang w:val="ar_AE" w:bidi="ar_AE"/>
-        </w:rPr>
-      </w:r>
-      <w:r>
-        <w:rPr>
-          <w:lang w:val="ar_AE" w:bidi="ar_AE"/>
-        </w:rPr>
-      </w:r>
-    </w:p>
-    <w:p>
-      <w:pPr>
-        <w:bidi/>
-      </w:pPr>
-      <w:r>
-        <w:rPr>
-          <w:lang w:val="ar_AE" w:bidi="ar_AE"/>
-        </w:rPr>
-      </w:r>
-    </w:p>
-    <w:p>
-      <w:pPr>
-        <w:bidi/>
-      </w:pPr>
-      <w:r>
-        <w:rPr>
-          <w:lang w:val="ar_AE" w:bidi="ar_AE"/>
-        </w:rPr>
-      </w:r>
-      <w:r>
-        <w:rPr>
-          <w:vertAlign w:val="superscript"/>
+    </w:p>
+    <w:p>
+      <w:pPr>
+        <w:bidi/>
+      </w:pPr>
+      <w:r>
+        <w:rPr>
+          <w:rtl/>
+          <w:cs/>
+          <w:lang w:val="ar_AE" w:bidi="ar_AE"/>
+        </w:rPr>
+      </w:r>
+      <w:r>
+        <w:rPr>
+          <w:vertAlign w:val="superscript"/>
+          <w:rtl/>
+          <w:cs/>
           <w:lang w:val="ar_AE" w:bidi="ar_AE"/>
         </w:rPr>
         <w:t>20</w:t>
       </w:r>
       <w:r>
         <w:rPr>
+          <w:rtl/>
+          <w:cs/>
           <w:lang w:val="ar_AE" w:bidi="ar_AE"/>
         </w:rPr>
         <w:t xml:space="preserve"> وَأَنْ يُصَالِحَ بِهِ ٱلْكُلَّ لِنَفْسِهِ، عَامِلًا ٱلصُّلْحَ بِدَمِ صَلِيبِهِ، بِوَاسِطَتِهِ، سَوَاءٌ كَانَ: مَا عَلَى ٱلْأَرْضِ، أَمْ مَا فِي ٱلسَّمَاوَاتِ.</w:t>
       </w:r>
-      <w:r>
-        <w:rPr>
-          <w:lang w:val="ar_AE" w:bidi="ar_AE"/>
-        </w:rPr>
-      </w:r>
-      <w:r>
-        <w:rPr>
-          <w:lang w:val="ar_AE" w:bidi="ar_AE"/>
-        </w:rPr>
-      </w:r>
-    </w:p>
-    <w:p>
-      <w:pPr>
-        <w:bidi/>
-      </w:pPr>
-      <w:r>
-        <w:rPr>
-          <w:lang w:val="ar_AE" w:bidi="ar_AE"/>
-        </w:rPr>
-      </w:r>
-    </w:p>
-    <w:p>
-      <w:pPr>
-        <w:bidi/>
-      </w:pPr>
-      <w:r>
-        <w:rPr>
-          <w:lang w:val="ar_AE" w:bidi="ar_AE"/>
-        </w:rPr>
-      </w:r>
-      <w:r>
-        <w:rPr>
-          <w:vertAlign w:val="superscript"/>
+    </w:p>
+    <w:p>
+      <w:pPr>
+        <w:bidi/>
+      </w:pPr>
+      <w:r>
+        <w:rPr>
+          <w:rtl/>
+          <w:cs/>
+          <w:lang w:val="ar_AE" w:bidi="ar_AE"/>
+        </w:rPr>
+      </w:r>
+      <w:r>
+        <w:rPr>
+          <w:vertAlign w:val="superscript"/>
+          <w:rtl/>
+          <w:cs/>
           <w:lang w:val="ar_AE" w:bidi="ar_AE"/>
         </w:rPr>
         <w:t>21</w:t>
       </w:r>
       <w:r>
         <w:rPr>
+          <w:rtl/>
+          <w:cs/>
           <w:lang w:val="ar_AE" w:bidi="ar_AE"/>
         </w:rPr>
         <w:t xml:space="preserve"> وَأَنْتُمُ ٱلَّذِينَ كُنْتُمْ قَبْلًا أَجْنَبِيِّينَ وَأَعْدَاءً فِي ٱلْفِكْرِ، فِي ٱلْأَعْمَالِ ٱلشِّرِّيرَةِ، قَدْ صَالَحَكُمُ ٱلْآنَ</w:t>
       </w:r>
-      <w:r>
-        <w:rPr>
-          <w:lang w:val="ar_AE" w:bidi="ar_AE"/>
-        </w:rPr>
-      </w:r>
-      <w:r>
-        <w:rPr>
-          <w:lang w:val="ar_AE" w:bidi="ar_AE"/>
-        </w:rPr>
-      </w:r>
-    </w:p>
-    <w:p>
-      <w:pPr>
-        <w:bidi/>
-      </w:pPr>
-      <w:r>
-        <w:rPr>
-          <w:lang w:val="ar_AE" w:bidi="ar_AE"/>
-        </w:rPr>
-      </w:r>
-    </w:p>
-    <w:p>
-      <w:pPr>
-        <w:bidi/>
-      </w:pPr>
-      <w:r>
-        <w:rPr>
-          <w:lang w:val="ar_AE" w:bidi="ar_AE"/>
-        </w:rPr>
-      </w:r>
-      <w:r>
-        <w:rPr>
-          <w:vertAlign w:val="superscript"/>
+    </w:p>
+    <w:p>
+      <w:pPr>
+        <w:bidi/>
+      </w:pPr>
+      <w:r>
+        <w:rPr>
+          <w:rtl/>
+          <w:cs/>
+          <w:lang w:val="ar_AE" w:bidi="ar_AE"/>
+        </w:rPr>
+      </w:r>
+      <w:r>
+        <w:rPr>
+          <w:vertAlign w:val="superscript"/>
+          <w:rtl/>
+          <w:cs/>
           <w:lang w:val="ar_AE" w:bidi="ar_AE"/>
         </w:rPr>
         <w:t>22</w:t>
       </w:r>
       <w:r>
         <w:rPr>
+          <w:rtl/>
+          <w:cs/>
           <w:lang w:val="ar_AE" w:bidi="ar_AE"/>
         </w:rPr>
         <w:t xml:space="preserve"> فِي جِسْمِ بَشَرِيَّتِهِ بِٱلْمَوْتِ، لِيُحْضِرَكُمْ قِدِّيسِينَ وَبِلَا لَوْمٍ وَلَا شَكْوَى أَمَامَهُ،</w:t>
       </w:r>
-      <w:r>
-        <w:rPr>
-          <w:lang w:val="ar_AE" w:bidi="ar_AE"/>
-        </w:rPr>
-      </w:r>
-      <w:r>
-        <w:rPr>
-          <w:lang w:val="ar_AE" w:bidi="ar_AE"/>
-        </w:rPr>
-      </w:r>
-    </w:p>
-    <w:p>
-      <w:pPr>
-        <w:bidi/>
-      </w:pPr>
-      <w:r>
-        <w:rPr>
-          <w:lang w:val="ar_AE" w:bidi="ar_AE"/>
-        </w:rPr>
-      </w:r>
-    </w:p>
-    <w:p>
-      <w:pPr>
-        <w:bidi/>
-      </w:pPr>
-      <w:r>
-        <w:rPr>
-          <w:lang w:val="ar_AE" w:bidi="ar_AE"/>
-        </w:rPr>
-      </w:r>
-      <w:r>
-        <w:rPr>
-          <w:vertAlign w:val="superscript"/>
+    </w:p>
+    <w:p>
+      <w:pPr>
+        <w:bidi/>
+      </w:pPr>
+      <w:r>
+        <w:rPr>
+          <w:rtl/>
+          <w:cs/>
+          <w:lang w:val="ar_AE" w:bidi="ar_AE"/>
+        </w:rPr>
+      </w:r>
+      <w:r>
+        <w:rPr>
+          <w:vertAlign w:val="superscript"/>
+          <w:rtl/>
+          <w:cs/>
           <w:lang w:val="ar_AE" w:bidi="ar_AE"/>
         </w:rPr>
         <w:t>23</w:t>
       </w:r>
       <w:r>
         <w:rPr>
+          <w:rtl/>
+          <w:cs/>
           <w:lang w:val="ar_AE" w:bidi="ar_AE"/>
         </w:rPr>
         <w:t xml:space="preserve"> إِنْ ثَبَتُّمْ عَلَى ٱلْإِيمَانِ، مُتَأَسِّسِينَ وَرَاسِخِينَ وَغَيْرَ مُنْتَقِلِينَ عَنْ رَجَاءِ ٱلْإِنْجِيلِ، ٱلَّذِي سَمِعْتُمُوهُ، ٱلْمَكْرُوزِ بِهِ فِي كُلِّ ٱلْخَلِيقَةِ ٱلَّتِي تَحْتَ ٱلسَّمَاءِ، ٱلَّذِي صِرْتُ أَنَا بُولُسَ خَادِمًا لَهُ.</w:t>
       </w:r>
-      <w:r>
-        <w:rPr>
-          <w:lang w:val="ar_AE" w:bidi="ar_AE"/>
-        </w:rPr>
-      </w:r>
-      <w:r>
-        <w:rPr>
-          <w:lang w:val="ar_AE" w:bidi="ar_AE"/>
-        </w:rPr>
-      </w:r>
-    </w:p>
-    <w:p>
-      <w:pPr>
-        <w:bidi/>
-      </w:pPr>
-      <w:r>
-        <w:rPr>
-          <w:lang w:val="ar_AE" w:bidi="ar_AE"/>
-        </w:rPr>
-      </w:r>
-    </w:p>
-    <w:p>
-      <w:pPr>
-        <w:bidi/>
-      </w:pPr>
-      <w:r>
-        <w:rPr>
-          <w:lang w:val="ar_AE" w:bidi="ar_AE"/>
-        </w:rPr>
-      </w:r>
-      <w:r>
-        <w:rPr>
-          <w:vertAlign w:val="superscript"/>
+    </w:p>
+    <w:p>
+      <w:pPr>
+        <w:bidi/>
+      </w:pPr>
+      <w:r>
+        <w:rPr>
+          <w:rtl/>
+          <w:cs/>
+          <w:lang w:val="ar_AE" w:bidi="ar_AE"/>
+        </w:rPr>
+      </w:r>
+      <w:r>
+        <w:rPr>
+          <w:vertAlign w:val="superscript"/>
+          <w:rtl/>
+          <w:cs/>
           <w:lang w:val="ar_AE" w:bidi="ar_AE"/>
         </w:rPr>
         <w:t>24</w:t>
       </w:r>
       <w:r>
         <w:rPr>
+          <w:rtl/>
+          <w:cs/>
           <w:lang w:val="ar_AE" w:bidi="ar_AE"/>
         </w:rPr>
         <w:t xml:space="preserve"> ٱلَّذِي ٱلْآنَ أَفْرَحُ فِي آلَامِي لِأَجْلِكُمْ، وَأُكَمِّلُ نَقَائِصَ شَدَائِدِ ٱلْمَسِيحِ فِي جِسْمِي لِأَجْلِ جَسَدِهِ، ٱلَّذِي هُوَ ٱلْكَنِيسَةُ،</w:t>
       </w:r>
-      <w:r>
-        <w:rPr>
-          <w:lang w:val="ar_AE" w:bidi="ar_AE"/>
-        </w:rPr>
-      </w:r>
-      <w:r>
-        <w:rPr>
-          <w:lang w:val="ar_AE" w:bidi="ar_AE"/>
-        </w:rPr>
-      </w:r>
-    </w:p>
-    <w:p>
-      <w:pPr>
-        <w:bidi/>
-      </w:pPr>
-      <w:r>
-        <w:rPr>
-          <w:lang w:val="ar_AE" w:bidi="ar_AE"/>
-        </w:rPr>
-      </w:r>
-    </w:p>
-    <w:p>
-      <w:pPr>
-        <w:bidi/>
-      </w:pPr>
-      <w:r>
-        <w:rPr>
-          <w:lang w:val="ar_AE" w:bidi="ar_AE"/>
-        </w:rPr>
-      </w:r>
-      <w:r>
-        <w:rPr>
-          <w:vertAlign w:val="superscript"/>
+    </w:p>
+    <w:p>
+      <w:pPr>
+        <w:bidi/>
+      </w:pPr>
+      <w:r>
+        <w:rPr>
+          <w:rtl/>
+          <w:cs/>
+          <w:lang w:val="ar_AE" w:bidi="ar_AE"/>
+        </w:rPr>
+      </w:r>
+      <w:r>
+        <w:rPr>
+          <w:vertAlign w:val="superscript"/>
+          <w:rtl/>
+          <w:cs/>
           <w:lang w:val="ar_AE" w:bidi="ar_AE"/>
         </w:rPr>
         <w:t>25</w:t>
       </w:r>
       <w:r>
         <w:rPr>
+          <w:rtl/>
+          <w:cs/>
           <w:lang w:val="ar_AE" w:bidi="ar_AE"/>
         </w:rPr>
         <w:t xml:space="preserve"> ٱلَّتِي صِرْتُ أَنَا خَادِمًا لَهَا، حَسَبَ تَدْبِيرِ ٱللهِ ٱلْمُعْطَى لِي لِأَجْلِكُمْ، لِتَتْمِيمِ كَلِمَةِ ٱللهِ.</w:t>
       </w:r>
-      <w:r>
-        <w:rPr>
-          <w:lang w:val="ar_AE" w:bidi="ar_AE"/>
-        </w:rPr>
-      </w:r>
-      <w:r>
-        <w:rPr>
-          <w:lang w:val="ar_AE" w:bidi="ar_AE"/>
-        </w:rPr>
-      </w:r>
-    </w:p>
-    <w:p>
-      <w:pPr>
-        <w:bidi/>
-      </w:pPr>
-      <w:r>
-        <w:rPr>
-          <w:lang w:val="ar_AE" w:bidi="ar_AE"/>
-        </w:rPr>
-      </w:r>
-    </w:p>
-    <w:p>
-      <w:pPr>
-        <w:bidi/>
-      </w:pPr>
-      <w:r>
-        <w:rPr>
-          <w:lang w:val="ar_AE" w:bidi="ar_AE"/>
-        </w:rPr>
-      </w:r>
-      <w:r>
-        <w:rPr>
-          <w:vertAlign w:val="superscript"/>
+    </w:p>
+    <w:p>
+      <w:pPr>
+        <w:bidi/>
+      </w:pPr>
+      <w:r>
+        <w:rPr>
+          <w:rtl/>
+          <w:cs/>
+          <w:lang w:val="ar_AE" w:bidi="ar_AE"/>
+        </w:rPr>
+      </w:r>
+      <w:r>
+        <w:rPr>
+          <w:vertAlign w:val="superscript"/>
+          <w:rtl/>
+          <w:cs/>
           <w:lang w:val="ar_AE" w:bidi="ar_AE"/>
         </w:rPr>
         <w:t>26</w:t>
       </w:r>
       <w:r>
         <w:rPr>
+          <w:rtl/>
+          <w:cs/>
           <w:lang w:val="ar_AE" w:bidi="ar_AE"/>
         </w:rPr>
         <w:t xml:space="preserve"> ٱلسِّرِّ ٱلْمَكْتُومِ مُنْذُ ٱلدُّهُورِ وَمُنْذُ ٱلْأَجْيَالِ، لَكِنَّهُ ٱلْآنَ قَدْ أُظْهِرَ لِقِدِّيسِيهِ،</w:t>
       </w:r>
-      <w:r>
-        <w:rPr>
-          <w:lang w:val="ar_AE" w:bidi="ar_AE"/>
-        </w:rPr>
-      </w:r>
-      <w:r>
-        <w:rPr>
-          <w:lang w:val="ar_AE" w:bidi="ar_AE"/>
-        </w:rPr>
-      </w:r>
-    </w:p>
-    <w:p>
-      <w:pPr>
-        <w:bidi/>
-      </w:pPr>
-      <w:r>
-        <w:rPr>
-          <w:lang w:val="ar_AE" w:bidi="ar_AE"/>
-        </w:rPr>
-      </w:r>
-    </w:p>
-    <w:p>
-      <w:pPr>
-        <w:bidi/>
-      </w:pPr>
-      <w:r>
-        <w:rPr>
-          <w:lang w:val="ar_AE" w:bidi="ar_AE"/>
-        </w:rPr>
-      </w:r>
-      <w:r>
-        <w:rPr>
-          <w:vertAlign w:val="superscript"/>
+    </w:p>
+    <w:p>
+      <w:pPr>
+        <w:bidi/>
+      </w:pPr>
+      <w:r>
+        <w:rPr>
+          <w:rtl/>
+          <w:cs/>
+          <w:lang w:val="ar_AE" w:bidi="ar_AE"/>
+        </w:rPr>
+      </w:r>
+      <w:r>
+        <w:rPr>
+          <w:vertAlign w:val="superscript"/>
+          <w:rtl/>
+          <w:cs/>
           <w:lang w:val="ar_AE" w:bidi="ar_AE"/>
         </w:rPr>
         <w:t>27</w:t>
       </w:r>
       <w:r>
         <w:rPr>
+          <w:rtl/>
+          <w:cs/>
           <w:lang w:val="ar_AE" w:bidi="ar_AE"/>
         </w:rPr>
         <w:t xml:space="preserve"> ٱلَّذِينَ أَرَادَ ٱللهُ أَنْ يُعَرِّفَهُمْ مَا هُوَ غِنَى مَجْدِ هَذَا ٱلسِّرِّ فِي ٱلْأُمَمِ، ٱلَّذِي هُوَ ٱلْمَسِيحُ فِيكُمْ رَجَاءُ ٱلْمَجْدِ.</w:t>
       </w:r>
-      <w:r>
-        <w:rPr>
-          <w:lang w:val="ar_AE" w:bidi="ar_AE"/>
-        </w:rPr>
-      </w:r>
-      <w:r>
-        <w:rPr>
-          <w:lang w:val="ar_AE" w:bidi="ar_AE"/>
-        </w:rPr>
-      </w:r>
-    </w:p>
-    <w:p>
-      <w:pPr>
-        <w:bidi/>
-      </w:pPr>
-      <w:r>
-        <w:rPr>
-          <w:lang w:val="ar_AE" w:bidi="ar_AE"/>
-        </w:rPr>
-      </w:r>
-    </w:p>
-    <w:p>
-      <w:pPr>
-        <w:bidi/>
-      </w:pPr>
-      <w:r>
-        <w:rPr>
-          <w:lang w:val="ar_AE" w:bidi="ar_AE"/>
-        </w:rPr>
-      </w:r>
-      <w:r>
-        <w:rPr>
-          <w:vertAlign w:val="superscript"/>
+    </w:p>
+    <w:p>
+      <w:pPr>
+        <w:bidi/>
+      </w:pPr>
+      <w:r>
+        <w:rPr>
+          <w:rtl/>
+          <w:cs/>
+          <w:lang w:val="ar_AE" w:bidi="ar_AE"/>
+        </w:rPr>
+      </w:r>
+      <w:r>
+        <w:rPr>
+          <w:vertAlign w:val="superscript"/>
+          <w:rtl/>
+          <w:cs/>
           <w:lang w:val="ar_AE" w:bidi="ar_AE"/>
         </w:rPr>
         <w:t>28</w:t>
       </w:r>
       <w:r>
         <w:rPr>
+          <w:rtl/>
+          <w:cs/>
           <w:lang w:val="ar_AE" w:bidi="ar_AE"/>
         </w:rPr>
         <w:t xml:space="preserve"> ٱلَّذِي نُنَادِي بِهِ مُنْذِرِينَ كُلَّ إِنْسَانٍ، وَمُعَلِّمِينَ كُلَّ إِنْسَانٍ، بِكُلِّ حِكْمَةٍ، لِكَيْ نُحْضِرَ كُلَّ إِنْسَانٍ كَامِلًا فِي ٱلْمَسِيحِ يَسُوعَ.</w:t>
       </w:r>
-      <w:r>
-        <w:rPr>
-          <w:lang w:val="ar_AE" w:bidi="ar_AE"/>
-        </w:rPr>
-      </w:r>
-      <w:r>
-        <w:rPr>
-          <w:lang w:val="ar_AE" w:bidi="ar_AE"/>
-        </w:rPr>
-      </w:r>
-    </w:p>
-    <w:p>
-      <w:pPr>
-        <w:bidi/>
-      </w:pPr>
-      <w:r>
-        <w:rPr>
-          <w:lang w:val="ar_AE" w:bidi="ar_AE"/>
-        </w:rPr>
-      </w:r>
-    </w:p>
-    <w:p>
-      <w:pPr>
-        <w:bidi/>
-      </w:pPr>
-      <w:r>
-        <w:rPr>
-          <w:lang w:val="ar_AE" w:bidi="ar_AE"/>
-        </w:rPr>
-      </w:r>
-      <w:r>
-        <w:rPr>
-          <w:vertAlign w:val="superscript"/>
+    </w:p>
+    <w:p>
+      <w:pPr>
+        <w:bidi/>
+      </w:pPr>
+      <w:r>
+        <w:rPr>
+          <w:rtl/>
+          <w:cs/>
+          <w:lang w:val="ar_AE" w:bidi="ar_AE"/>
+        </w:rPr>
+      </w:r>
+      <w:r>
+        <w:rPr>
+          <w:vertAlign w:val="superscript"/>
+          <w:rtl/>
+          <w:cs/>
           <w:lang w:val="ar_AE" w:bidi="ar_AE"/>
         </w:rPr>
         <w:t>29</w:t>
       </w:r>
       <w:r>
         <w:rPr>
+          <w:rtl/>
+          <w:cs/>
           <w:lang w:val="ar_AE" w:bidi="ar_AE"/>
         </w:rPr>
         <w:t xml:space="preserve"> ٱلْأَمْرُ ٱلَّذِي لِأَجْلِهِ أَتْعَبُ أَيْضًا مُجَاهِدًا، بِحَسَبِ عَمَلِهِ ٱلَّذِي يَعْمَلُ فِيَّ بِقُوَّةٍ.</w:t>
       </w:r>
-      <w:r>
-        <w:rPr>
-          <w:lang w:val="ar_AE" w:bidi="ar_AE"/>
-        </w:rPr>
-      </w:r>
-      <w:r>
-        <w:rPr>
-          <w:lang w:val="ar_AE" w:bidi="ar_AE"/>
-        </w:rPr>
-      </w:r>
-    </w:p>
-    <w:p>
-      <w:pPr>
-        <w:bidi/>
-      </w:pPr>
-      <w:r>
-        <w:rPr>
-          <w:lang w:val="ar_AE" w:bidi="ar_AE"/>
-        </w:rPr>
-      </w:r>
     </w:p>
     <w:p>
       <w:pPr>
@@ -1505,1004 +1098,686 @@
       </w:pPr>
       <w:r>
         <w:rPr>
+          <w:rtl/>
+          <w:cs/>
           <w:lang w:val="ar_AE" w:bidi="ar_AE"/>
         </w:rPr>
         <w:t>Colossians 2:1</w:t>
       </w:r>
       <w:r>
         <w:rPr>
-          <w:lang w:val="ar_AE" w:bidi="ar_AE"/>
-        </w:rPr>
-      </w:r>
-    </w:p>
-    <w:p>
-      <w:pPr>
-        <w:bidi/>
-      </w:pPr>
-      <w:r>
-        <w:rPr>
-          <w:lang w:val="ar_AE" w:bidi="ar_AE"/>
-        </w:rPr>
-      </w:r>
-      <w:r>
-        <w:rPr>
-          <w:vertAlign w:val="superscript"/>
+          <w:rtl/>
+          <w:cs/>
+          <w:lang w:val="ar_AE" w:bidi="ar_AE"/>
+        </w:rPr>
+      </w:r>
+    </w:p>
+    <w:p>
+      <w:pPr>
+        <w:bidi/>
+      </w:pPr>
+      <w:r>
+        <w:rPr>
+          <w:rtl/>
+          <w:cs/>
+          <w:lang w:val="ar_AE" w:bidi="ar_AE"/>
+        </w:rPr>
+      </w:r>
+      <w:r>
+        <w:rPr>
+          <w:vertAlign w:val="superscript"/>
+          <w:rtl/>
+          <w:cs/>
           <w:lang w:val="ar_AE" w:bidi="ar_AE"/>
         </w:rPr>
         <w:t>1</w:t>
       </w:r>
       <w:r>
         <w:rPr>
+          <w:rtl/>
+          <w:cs/>
           <w:lang w:val="ar_AE" w:bidi="ar_AE"/>
         </w:rPr>
         <w:t xml:space="preserve"> فَإِنِّي أُرِيدُ أَنْ تَعْلَمُوا أَيُّ جِهَادٍ لِي لِأَجْلِكُمْ، وَلِأَجْلِ ٱلَّذِينَ فِي لَاوُدِكِيَّةَ، وَجَمِيعِ ٱلَّذِينَ لَمْ يَرَوْا وَجْهِي فِي ٱلْجَسَدِ،</w:t>
       </w:r>
-      <w:r>
-        <w:rPr>
-          <w:lang w:val="ar_AE" w:bidi="ar_AE"/>
-        </w:rPr>
-      </w:r>
-      <w:r>
-        <w:rPr>
-          <w:lang w:val="ar_AE" w:bidi="ar_AE"/>
-        </w:rPr>
-      </w:r>
-    </w:p>
-    <w:p>
-      <w:pPr>
-        <w:bidi/>
-      </w:pPr>
-      <w:r>
-        <w:rPr>
-          <w:lang w:val="ar_AE" w:bidi="ar_AE"/>
-        </w:rPr>
-      </w:r>
-    </w:p>
-    <w:p>
-      <w:pPr>
-        <w:bidi/>
-      </w:pPr>
-      <w:r>
-        <w:rPr>
-          <w:lang w:val="ar_AE" w:bidi="ar_AE"/>
-        </w:rPr>
-      </w:r>
-      <w:r>
-        <w:rPr>
-          <w:vertAlign w:val="superscript"/>
+    </w:p>
+    <w:p>
+      <w:pPr>
+        <w:bidi/>
+      </w:pPr>
+      <w:r>
+        <w:rPr>
+          <w:rtl/>
+          <w:cs/>
+          <w:lang w:val="ar_AE" w:bidi="ar_AE"/>
+        </w:rPr>
+      </w:r>
+      <w:r>
+        <w:rPr>
+          <w:vertAlign w:val="superscript"/>
+          <w:rtl/>
+          <w:cs/>
           <w:lang w:val="ar_AE" w:bidi="ar_AE"/>
         </w:rPr>
         <w:t>2</w:t>
       </w:r>
       <w:r>
         <w:rPr>
+          <w:rtl/>
+          <w:cs/>
           <w:lang w:val="ar_AE" w:bidi="ar_AE"/>
         </w:rPr>
         <w:t xml:space="preserve"> لِكَيْ تَتَعَزَّى قُلُوبُهُمْ مُقْتَرِنَةً فِي ٱلْمَحَبَّةِ لِكُلِّ غِنَى يَقِينِ ٱلْفَهْمِ، لِمَعْرِفَةِ سِرِّ ٱللهِ ٱلْآبِ وَٱلْمَسِيحِ،</w:t>
       </w:r>
-      <w:r>
-        <w:rPr>
-          <w:lang w:val="ar_AE" w:bidi="ar_AE"/>
-        </w:rPr>
-      </w:r>
-      <w:r>
-        <w:rPr>
-          <w:lang w:val="ar_AE" w:bidi="ar_AE"/>
-        </w:rPr>
-      </w:r>
-    </w:p>
-    <w:p>
-      <w:pPr>
-        <w:bidi/>
-      </w:pPr>
-      <w:r>
-        <w:rPr>
-          <w:lang w:val="ar_AE" w:bidi="ar_AE"/>
-        </w:rPr>
-      </w:r>
-    </w:p>
-    <w:p>
-      <w:pPr>
-        <w:bidi/>
-      </w:pPr>
-      <w:r>
-        <w:rPr>
-          <w:lang w:val="ar_AE" w:bidi="ar_AE"/>
-        </w:rPr>
-      </w:r>
-      <w:r>
-        <w:rPr>
-          <w:vertAlign w:val="superscript"/>
+    </w:p>
+    <w:p>
+      <w:pPr>
+        <w:bidi/>
+      </w:pPr>
+      <w:r>
+        <w:rPr>
+          <w:rtl/>
+          <w:cs/>
+          <w:lang w:val="ar_AE" w:bidi="ar_AE"/>
+        </w:rPr>
+      </w:r>
+      <w:r>
+        <w:rPr>
+          <w:vertAlign w:val="superscript"/>
+          <w:rtl/>
+          <w:cs/>
           <w:lang w:val="ar_AE" w:bidi="ar_AE"/>
         </w:rPr>
         <w:t>3</w:t>
       </w:r>
       <w:r>
         <w:rPr>
+          <w:rtl/>
+          <w:cs/>
           <w:lang w:val="ar_AE" w:bidi="ar_AE"/>
         </w:rPr>
         <w:t xml:space="preserve"> ٱلْمُذَّخَرِ فِيهِ جَمِيعُ كُنُوزِ ٱلْحِكْمَةِ وَٱلْعِلْمِ.</w:t>
       </w:r>
-      <w:r>
-        <w:rPr>
-          <w:lang w:val="ar_AE" w:bidi="ar_AE"/>
-        </w:rPr>
-      </w:r>
-      <w:r>
-        <w:rPr>
-          <w:lang w:val="ar_AE" w:bidi="ar_AE"/>
-        </w:rPr>
-      </w:r>
-    </w:p>
-    <w:p>
-      <w:pPr>
-        <w:bidi/>
-      </w:pPr>
-      <w:r>
-        <w:rPr>
-          <w:lang w:val="ar_AE" w:bidi="ar_AE"/>
-        </w:rPr>
-      </w:r>
-    </w:p>
-    <w:p>
-      <w:pPr>
-        <w:bidi/>
-      </w:pPr>
-      <w:r>
-        <w:rPr>
-          <w:lang w:val="ar_AE" w:bidi="ar_AE"/>
-        </w:rPr>
-      </w:r>
-      <w:r>
-        <w:rPr>
-          <w:vertAlign w:val="superscript"/>
+    </w:p>
+    <w:p>
+      <w:pPr>
+        <w:bidi/>
+      </w:pPr>
+      <w:r>
+        <w:rPr>
+          <w:rtl/>
+          <w:cs/>
+          <w:lang w:val="ar_AE" w:bidi="ar_AE"/>
+        </w:rPr>
+      </w:r>
+      <w:r>
+        <w:rPr>
+          <w:vertAlign w:val="superscript"/>
+          <w:rtl/>
+          <w:cs/>
           <w:lang w:val="ar_AE" w:bidi="ar_AE"/>
         </w:rPr>
         <w:t>4</w:t>
       </w:r>
       <w:r>
         <w:rPr>
+          <w:rtl/>
+          <w:cs/>
           <w:lang w:val="ar_AE" w:bidi="ar_AE"/>
         </w:rPr>
         <w:t xml:space="preserve"> وَإِنَّمَا أَقُولُ هَذَا لِئَلَّا يَخْدَعَكُمْ أَحَدٌ بِكَلَامٍ مَلِقٍ.</w:t>
       </w:r>
-      <w:r>
-        <w:rPr>
-          <w:lang w:val="ar_AE" w:bidi="ar_AE"/>
-        </w:rPr>
-      </w:r>
-      <w:r>
-        <w:rPr>
-          <w:lang w:val="ar_AE" w:bidi="ar_AE"/>
-        </w:rPr>
-      </w:r>
-    </w:p>
-    <w:p>
-      <w:pPr>
-        <w:bidi/>
-      </w:pPr>
-      <w:r>
-        <w:rPr>
-          <w:lang w:val="ar_AE" w:bidi="ar_AE"/>
-        </w:rPr>
-      </w:r>
-    </w:p>
-    <w:p>
-      <w:pPr>
-        <w:bidi/>
-      </w:pPr>
-      <w:r>
-        <w:rPr>
-          <w:lang w:val="ar_AE" w:bidi="ar_AE"/>
-        </w:rPr>
-      </w:r>
-      <w:r>
-        <w:rPr>
-          <w:vertAlign w:val="superscript"/>
+    </w:p>
+    <w:p>
+      <w:pPr>
+        <w:bidi/>
+      </w:pPr>
+      <w:r>
+        <w:rPr>
+          <w:rtl/>
+          <w:cs/>
+          <w:lang w:val="ar_AE" w:bidi="ar_AE"/>
+        </w:rPr>
+      </w:r>
+      <w:r>
+        <w:rPr>
+          <w:vertAlign w:val="superscript"/>
+          <w:rtl/>
+          <w:cs/>
           <w:lang w:val="ar_AE" w:bidi="ar_AE"/>
         </w:rPr>
         <w:t>5</w:t>
       </w:r>
       <w:r>
         <w:rPr>
+          <w:rtl/>
+          <w:cs/>
           <w:lang w:val="ar_AE" w:bidi="ar_AE"/>
         </w:rPr>
         <w:t xml:space="preserve"> فَإِنِّي وَإِنْ كُنْتُ غَائِبًا فِي ٱلْجَسَدِ لَكِنِّي مَعَكُمْ فِي ٱلرُّوحِ، فَرِحًا، وَنَاظِرًا تَرْتِيبَكُمْ وَمَتَانَةَ إِيمَانِكُمْ فِي ٱلْمَسِيحِ.</w:t>
       </w:r>
-      <w:r>
-        <w:rPr>
-          <w:lang w:val="ar_AE" w:bidi="ar_AE"/>
-        </w:rPr>
-      </w:r>
-      <w:r>
-        <w:rPr>
-          <w:lang w:val="ar_AE" w:bidi="ar_AE"/>
-        </w:rPr>
-      </w:r>
-    </w:p>
-    <w:p>
-      <w:pPr>
-        <w:bidi/>
-      </w:pPr>
-      <w:r>
-        <w:rPr>
-          <w:lang w:val="ar_AE" w:bidi="ar_AE"/>
-        </w:rPr>
-      </w:r>
-    </w:p>
-    <w:p>
-      <w:pPr>
-        <w:bidi/>
-      </w:pPr>
-      <w:r>
-        <w:rPr>
-          <w:lang w:val="ar_AE" w:bidi="ar_AE"/>
-        </w:rPr>
-      </w:r>
-      <w:r>
-        <w:rPr>
-          <w:vertAlign w:val="superscript"/>
+    </w:p>
+    <w:p>
+      <w:pPr>
+        <w:bidi/>
+      </w:pPr>
+      <w:r>
+        <w:rPr>
+          <w:rtl/>
+          <w:cs/>
+          <w:lang w:val="ar_AE" w:bidi="ar_AE"/>
+        </w:rPr>
+      </w:r>
+      <w:r>
+        <w:rPr>
+          <w:vertAlign w:val="superscript"/>
+          <w:rtl/>
+          <w:cs/>
           <w:lang w:val="ar_AE" w:bidi="ar_AE"/>
         </w:rPr>
         <w:t>6</w:t>
       </w:r>
       <w:r>
         <w:rPr>
+          <w:rtl/>
+          <w:cs/>
           <w:lang w:val="ar_AE" w:bidi="ar_AE"/>
         </w:rPr>
         <w:t xml:space="preserve"> فَكَمَا قَبِلْتُمُ ٱلْمَسِيحَ يَسُوعَ ٱلرَّبَّ ٱسْلُكُوا فِيهِ،</w:t>
       </w:r>
-      <w:r>
-        <w:rPr>
-          <w:lang w:val="ar_AE" w:bidi="ar_AE"/>
-        </w:rPr>
-      </w:r>
-      <w:r>
-        <w:rPr>
-          <w:lang w:val="ar_AE" w:bidi="ar_AE"/>
-        </w:rPr>
-      </w:r>
-    </w:p>
-    <w:p>
-      <w:pPr>
-        <w:bidi/>
-      </w:pPr>
-      <w:r>
-        <w:rPr>
-          <w:lang w:val="ar_AE" w:bidi="ar_AE"/>
-        </w:rPr>
-      </w:r>
-    </w:p>
-    <w:p>
-      <w:pPr>
-        <w:bidi/>
-      </w:pPr>
-      <w:r>
-        <w:rPr>
-          <w:lang w:val="ar_AE" w:bidi="ar_AE"/>
-        </w:rPr>
-      </w:r>
-      <w:r>
-        <w:rPr>
-          <w:vertAlign w:val="superscript"/>
+    </w:p>
+    <w:p>
+      <w:pPr>
+        <w:bidi/>
+      </w:pPr>
+      <w:r>
+        <w:rPr>
+          <w:rtl/>
+          <w:cs/>
+          <w:lang w:val="ar_AE" w:bidi="ar_AE"/>
+        </w:rPr>
+      </w:r>
+      <w:r>
+        <w:rPr>
+          <w:vertAlign w:val="superscript"/>
+          <w:rtl/>
+          <w:cs/>
           <w:lang w:val="ar_AE" w:bidi="ar_AE"/>
         </w:rPr>
         <w:t>7</w:t>
       </w:r>
       <w:r>
         <w:rPr>
+          <w:rtl/>
+          <w:cs/>
           <w:lang w:val="ar_AE" w:bidi="ar_AE"/>
         </w:rPr>
         <w:t xml:space="preserve"> مُتَأَصِّلِينَ وَمَبْنِيِّينَ فِيهِ، وَمُوَطَّدِينَ فِي ٱلْإِيمَانِ، كَمَا عُلِّمْتُمْ، مُتَفَاضِلِينَ فِيهِ بِٱلشُّكْرِ.</w:t>
       </w:r>
-      <w:r>
-        <w:rPr>
-          <w:lang w:val="ar_AE" w:bidi="ar_AE"/>
-        </w:rPr>
-      </w:r>
-      <w:r>
-        <w:rPr>
-          <w:lang w:val="ar_AE" w:bidi="ar_AE"/>
-        </w:rPr>
-      </w:r>
-    </w:p>
-    <w:p>
-      <w:pPr>
-        <w:bidi/>
-      </w:pPr>
-      <w:r>
-        <w:rPr>
-          <w:lang w:val="ar_AE" w:bidi="ar_AE"/>
-        </w:rPr>
-      </w:r>
-    </w:p>
-    <w:p>
-      <w:pPr>
-        <w:bidi/>
-      </w:pPr>
-      <w:r>
-        <w:rPr>
-          <w:lang w:val="ar_AE" w:bidi="ar_AE"/>
-        </w:rPr>
-      </w:r>
-      <w:r>
-        <w:rPr>
-          <w:vertAlign w:val="superscript"/>
+    </w:p>
+    <w:p>
+      <w:pPr>
+        <w:bidi/>
+      </w:pPr>
+      <w:r>
+        <w:rPr>
+          <w:rtl/>
+          <w:cs/>
+          <w:lang w:val="ar_AE" w:bidi="ar_AE"/>
+        </w:rPr>
+      </w:r>
+      <w:r>
+        <w:rPr>
+          <w:vertAlign w:val="superscript"/>
+          <w:rtl/>
+          <w:cs/>
           <w:lang w:val="ar_AE" w:bidi="ar_AE"/>
         </w:rPr>
         <w:t>8</w:t>
       </w:r>
       <w:r>
         <w:rPr>
+          <w:rtl/>
+          <w:cs/>
           <w:lang w:val="ar_AE" w:bidi="ar_AE"/>
         </w:rPr>
         <w:t xml:space="preserve"> اُنْظُرُوا أَنْ لَا يَكُونَ أَحَدٌ يَسْبِيكُمْ بِٱلْفَلْسَفَةِ وَبِغُرُورٍ بَاطِلٍ، حَسَبَ تَقْلِيدِ ٱلنَّاسِ، حَسَبَ أَرْكَانِ ٱلْعَالَمِ، وَلَيْسَ حَسَبَ ٱلْمَسِيحِ.</w:t>
       </w:r>
-      <w:r>
-        <w:rPr>
-          <w:lang w:val="ar_AE" w:bidi="ar_AE"/>
-        </w:rPr>
-      </w:r>
-      <w:r>
-        <w:rPr>
-          <w:lang w:val="ar_AE" w:bidi="ar_AE"/>
-        </w:rPr>
-      </w:r>
-    </w:p>
-    <w:p>
-      <w:pPr>
-        <w:bidi/>
-      </w:pPr>
-      <w:r>
-        <w:rPr>
-          <w:lang w:val="ar_AE" w:bidi="ar_AE"/>
-        </w:rPr>
-      </w:r>
-    </w:p>
-    <w:p>
-      <w:pPr>
-        <w:bidi/>
-      </w:pPr>
-      <w:r>
-        <w:rPr>
-          <w:lang w:val="ar_AE" w:bidi="ar_AE"/>
-        </w:rPr>
-      </w:r>
-      <w:r>
-        <w:rPr>
-          <w:vertAlign w:val="superscript"/>
+    </w:p>
+    <w:p>
+      <w:pPr>
+        <w:bidi/>
+      </w:pPr>
+      <w:r>
+        <w:rPr>
+          <w:rtl/>
+          <w:cs/>
+          <w:lang w:val="ar_AE" w:bidi="ar_AE"/>
+        </w:rPr>
+      </w:r>
+      <w:r>
+        <w:rPr>
+          <w:vertAlign w:val="superscript"/>
+          <w:rtl/>
+          <w:cs/>
           <w:lang w:val="ar_AE" w:bidi="ar_AE"/>
         </w:rPr>
         <w:t>9</w:t>
       </w:r>
       <w:r>
         <w:rPr>
+          <w:rtl/>
+          <w:cs/>
           <w:lang w:val="ar_AE" w:bidi="ar_AE"/>
         </w:rPr>
         <w:t xml:space="preserve"> فَإِنَّهُ فِيهِ يَحِلُّ كُلُّ مِلْءِ ٱللَّاهُوتِ جَسَدِيًّا.</w:t>
       </w:r>
-      <w:r>
-        <w:rPr>
-          <w:lang w:val="ar_AE" w:bidi="ar_AE"/>
-        </w:rPr>
-      </w:r>
-      <w:r>
-        <w:rPr>
-          <w:lang w:val="ar_AE" w:bidi="ar_AE"/>
-        </w:rPr>
-      </w:r>
-    </w:p>
-    <w:p>
-      <w:pPr>
-        <w:bidi/>
-      </w:pPr>
-      <w:r>
-        <w:rPr>
-          <w:lang w:val="ar_AE" w:bidi="ar_AE"/>
-        </w:rPr>
-      </w:r>
-    </w:p>
-    <w:p>
-      <w:pPr>
-        <w:bidi/>
-      </w:pPr>
-      <w:r>
-        <w:rPr>
-          <w:lang w:val="ar_AE" w:bidi="ar_AE"/>
-        </w:rPr>
-      </w:r>
-      <w:r>
-        <w:rPr>
-          <w:vertAlign w:val="superscript"/>
+    </w:p>
+    <w:p>
+      <w:pPr>
+        <w:bidi/>
+      </w:pPr>
+      <w:r>
+        <w:rPr>
+          <w:rtl/>
+          <w:cs/>
+          <w:lang w:val="ar_AE" w:bidi="ar_AE"/>
+        </w:rPr>
+      </w:r>
+      <w:r>
+        <w:rPr>
+          <w:vertAlign w:val="superscript"/>
+          <w:rtl/>
+          <w:cs/>
           <w:lang w:val="ar_AE" w:bidi="ar_AE"/>
         </w:rPr>
         <w:t>10</w:t>
       </w:r>
       <w:r>
         <w:rPr>
+          <w:rtl/>
+          <w:cs/>
           <w:lang w:val="ar_AE" w:bidi="ar_AE"/>
         </w:rPr>
         <w:t xml:space="preserve"> وَأَنْتُمْ مَمْلُوؤُونَ فِيهِ، ٱلَّذِي هُوَ رَأْسُ كُلِّ رِيَاسَةٍ وَسُلْطَانٍ.</w:t>
       </w:r>
-      <w:r>
-        <w:rPr>
-          <w:lang w:val="ar_AE" w:bidi="ar_AE"/>
-        </w:rPr>
-      </w:r>
-      <w:r>
-        <w:rPr>
-          <w:lang w:val="ar_AE" w:bidi="ar_AE"/>
-        </w:rPr>
-      </w:r>
-    </w:p>
-    <w:p>
-      <w:pPr>
-        <w:bidi/>
-      </w:pPr>
-      <w:r>
-        <w:rPr>
-          <w:lang w:val="ar_AE" w:bidi="ar_AE"/>
-        </w:rPr>
-      </w:r>
-    </w:p>
-    <w:p>
-      <w:pPr>
-        <w:bidi/>
-      </w:pPr>
-      <w:r>
-        <w:rPr>
-          <w:lang w:val="ar_AE" w:bidi="ar_AE"/>
-        </w:rPr>
-      </w:r>
-      <w:r>
-        <w:rPr>
-          <w:vertAlign w:val="superscript"/>
+    </w:p>
+    <w:p>
+      <w:pPr>
+        <w:bidi/>
+      </w:pPr>
+      <w:r>
+        <w:rPr>
+          <w:rtl/>
+          <w:cs/>
+          <w:lang w:val="ar_AE" w:bidi="ar_AE"/>
+        </w:rPr>
+      </w:r>
+      <w:r>
+        <w:rPr>
+          <w:vertAlign w:val="superscript"/>
+          <w:rtl/>
+          <w:cs/>
           <w:lang w:val="ar_AE" w:bidi="ar_AE"/>
         </w:rPr>
         <w:t>11</w:t>
       </w:r>
       <w:r>
         <w:rPr>
+          <w:rtl/>
+          <w:cs/>
           <w:lang w:val="ar_AE" w:bidi="ar_AE"/>
         </w:rPr>
         <w:t xml:space="preserve"> وَبِهِ أَيْضًا خُتِنْتُمْ خِتَانًا غَيْرَ مَصْنُوعٍ بِيَدٍ، بِخَلْعِ جِسْمِ خَطَايَا ٱلْبَشَرِيَّةِ، بِخِتَانِ ٱلْمَسِيحِ.</w:t>
       </w:r>
-      <w:r>
-        <w:rPr>
-          <w:lang w:val="ar_AE" w:bidi="ar_AE"/>
-        </w:rPr>
-      </w:r>
-      <w:r>
-        <w:rPr>
-          <w:lang w:val="ar_AE" w:bidi="ar_AE"/>
-        </w:rPr>
-      </w:r>
-    </w:p>
-    <w:p>
-      <w:pPr>
-        <w:bidi/>
-      </w:pPr>
-      <w:r>
-        <w:rPr>
-          <w:lang w:val="ar_AE" w:bidi="ar_AE"/>
-        </w:rPr>
-      </w:r>
-    </w:p>
-    <w:p>
-      <w:pPr>
-        <w:bidi/>
-      </w:pPr>
-      <w:r>
-        <w:rPr>
-          <w:lang w:val="ar_AE" w:bidi="ar_AE"/>
-        </w:rPr>
-      </w:r>
-      <w:r>
-        <w:rPr>
-          <w:vertAlign w:val="superscript"/>
+    </w:p>
+    <w:p>
+      <w:pPr>
+        <w:bidi/>
+      </w:pPr>
+      <w:r>
+        <w:rPr>
+          <w:rtl/>
+          <w:cs/>
+          <w:lang w:val="ar_AE" w:bidi="ar_AE"/>
+        </w:rPr>
+      </w:r>
+      <w:r>
+        <w:rPr>
+          <w:vertAlign w:val="superscript"/>
+          <w:rtl/>
+          <w:cs/>
           <w:lang w:val="ar_AE" w:bidi="ar_AE"/>
         </w:rPr>
         <w:t>12</w:t>
       </w:r>
       <w:r>
         <w:rPr>
+          <w:rtl/>
+          <w:cs/>
           <w:lang w:val="ar_AE" w:bidi="ar_AE"/>
         </w:rPr>
         <w:t xml:space="preserve"> مَدْفُونِينَ مَعَهُ فِي ٱلْمَعْمُودِيَّةِ، ٱلَّتِي فِيهَا أُقِمْتُمْ أَيْضًا مَعَهُ بِإِيمَانِ عَمَلِ ٱللهِ، ٱلَّذِي أَقَامَهُ مِنَ ٱلْأَمْوَاتِ.</w:t>
       </w:r>
-      <w:r>
-        <w:rPr>
-          <w:lang w:val="ar_AE" w:bidi="ar_AE"/>
-        </w:rPr>
-      </w:r>
-      <w:r>
-        <w:rPr>
-          <w:lang w:val="ar_AE" w:bidi="ar_AE"/>
-        </w:rPr>
-      </w:r>
-    </w:p>
-    <w:p>
-      <w:pPr>
-        <w:bidi/>
-      </w:pPr>
-      <w:r>
-        <w:rPr>
-          <w:lang w:val="ar_AE" w:bidi="ar_AE"/>
-        </w:rPr>
-      </w:r>
-    </w:p>
-    <w:p>
-      <w:pPr>
-        <w:bidi/>
-      </w:pPr>
-      <w:r>
-        <w:rPr>
-          <w:lang w:val="ar_AE" w:bidi="ar_AE"/>
-        </w:rPr>
-      </w:r>
-      <w:r>
-        <w:rPr>
-          <w:vertAlign w:val="superscript"/>
+    </w:p>
+    <w:p>
+      <w:pPr>
+        <w:bidi/>
+      </w:pPr>
+      <w:r>
+        <w:rPr>
+          <w:rtl/>
+          <w:cs/>
+          <w:lang w:val="ar_AE" w:bidi="ar_AE"/>
+        </w:rPr>
+      </w:r>
+      <w:r>
+        <w:rPr>
+          <w:vertAlign w:val="superscript"/>
+          <w:rtl/>
+          <w:cs/>
           <w:lang w:val="ar_AE" w:bidi="ar_AE"/>
         </w:rPr>
         <w:t>13</w:t>
       </w:r>
       <w:r>
         <w:rPr>
+          <w:rtl/>
+          <w:cs/>
           <w:lang w:val="ar_AE" w:bidi="ar_AE"/>
         </w:rPr>
         <w:t xml:space="preserve"> وَإِذْ كُنْتُمْ أَمْوَاتًا فِي ٱلْخَطَايَا وَغَلَفِ جَسَدِكُمْ، أَحْيَاكُمْ مَعَهُ، مُسَامِحًا لَكُمْ بِجَمِيعِ ٱلْخَطَايَا،</w:t>
       </w:r>
-      <w:r>
-        <w:rPr>
-          <w:lang w:val="ar_AE" w:bidi="ar_AE"/>
-        </w:rPr>
-      </w:r>
-      <w:r>
-        <w:rPr>
-          <w:lang w:val="ar_AE" w:bidi="ar_AE"/>
-        </w:rPr>
-      </w:r>
-    </w:p>
-    <w:p>
-      <w:pPr>
-        <w:bidi/>
-      </w:pPr>
-      <w:r>
-        <w:rPr>
-          <w:lang w:val="ar_AE" w:bidi="ar_AE"/>
-        </w:rPr>
-      </w:r>
-    </w:p>
-    <w:p>
-      <w:pPr>
-        <w:bidi/>
-      </w:pPr>
-      <w:r>
-        <w:rPr>
-          <w:lang w:val="ar_AE" w:bidi="ar_AE"/>
-        </w:rPr>
-      </w:r>
-      <w:r>
-        <w:rPr>
-          <w:vertAlign w:val="superscript"/>
+    </w:p>
+    <w:p>
+      <w:pPr>
+        <w:bidi/>
+      </w:pPr>
+      <w:r>
+        <w:rPr>
+          <w:rtl/>
+          <w:cs/>
+          <w:lang w:val="ar_AE" w:bidi="ar_AE"/>
+        </w:rPr>
+      </w:r>
+      <w:r>
+        <w:rPr>
+          <w:vertAlign w:val="superscript"/>
+          <w:rtl/>
+          <w:cs/>
           <w:lang w:val="ar_AE" w:bidi="ar_AE"/>
         </w:rPr>
         <w:t>14</w:t>
       </w:r>
       <w:r>
         <w:rPr>
+          <w:rtl/>
+          <w:cs/>
           <w:lang w:val="ar_AE" w:bidi="ar_AE"/>
         </w:rPr>
         <w:t xml:space="preserve"> إِذْ مَحَا ٱلصَّكَّ ٱلَّذِي عَلَيْنَا فِي ٱلْفَرَائِضِ، ٱلَّذِي كَانَ ضِدًّا لَنَا، وَقَدْ رَفَعَهُ مِنَ ٱلْوَسَطِ مُسَمِّرًا إِيَّاهُ بِٱلصَّلِيبِ،</w:t>
       </w:r>
-      <w:r>
-        <w:rPr>
-          <w:lang w:val="ar_AE" w:bidi="ar_AE"/>
-        </w:rPr>
-      </w:r>
-      <w:r>
-        <w:rPr>
-          <w:lang w:val="ar_AE" w:bidi="ar_AE"/>
-        </w:rPr>
-      </w:r>
-    </w:p>
-    <w:p>
-      <w:pPr>
-        <w:bidi/>
-      </w:pPr>
-      <w:r>
-        <w:rPr>
-          <w:lang w:val="ar_AE" w:bidi="ar_AE"/>
-        </w:rPr>
-      </w:r>
-    </w:p>
-    <w:p>
-      <w:pPr>
-        <w:bidi/>
-      </w:pPr>
-      <w:r>
-        <w:rPr>
-          <w:lang w:val="ar_AE" w:bidi="ar_AE"/>
-        </w:rPr>
-      </w:r>
-      <w:r>
-        <w:rPr>
-          <w:vertAlign w:val="superscript"/>
+    </w:p>
+    <w:p>
+      <w:pPr>
+        <w:bidi/>
+      </w:pPr>
+      <w:r>
+        <w:rPr>
+          <w:rtl/>
+          <w:cs/>
+          <w:lang w:val="ar_AE" w:bidi="ar_AE"/>
+        </w:rPr>
+      </w:r>
+      <w:r>
+        <w:rPr>
+          <w:vertAlign w:val="superscript"/>
+          <w:rtl/>
+          <w:cs/>
           <w:lang w:val="ar_AE" w:bidi="ar_AE"/>
         </w:rPr>
         <w:t>15</w:t>
       </w:r>
       <w:r>
         <w:rPr>
+          <w:rtl/>
+          <w:cs/>
           <w:lang w:val="ar_AE" w:bidi="ar_AE"/>
         </w:rPr>
         <w:t xml:space="preserve"> إِذْ جَرَّدَ ٱلرِّيَاسَاتِ وَٱلسَّلَاطِينَ أَشْهَرَهُمْ جِهَارًا، ظَافِرًا بِهِمْ فِيهِ.</w:t>
       </w:r>
-      <w:r>
-        <w:rPr>
-          <w:lang w:val="ar_AE" w:bidi="ar_AE"/>
-        </w:rPr>
-      </w:r>
-      <w:r>
-        <w:rPr>
-          <w:lang w:val="ar_AE" w:bidi="ar_AE"/>
-        </w:rPr>
-      </w:r>
-    </w:p>
-    <w:p>
-      <w:pPr>
-        <w:bidi/>
-      </w:pPr>
-      <w:r>
-        <w:rPr>
-          <w:lang w:val="ar_AE" w:bidi="ar_AE"/>
-        </w:rPr>
-      </w:r>
-    </w:p>
-    <w:p>
-      <w:pPr>
-        <w:bidi/>
-      </w:pPr>
-      <w:r>
-        <w:rPr>
-          <w:lang w:val="ar_AE" w:bidi="ar_AE"/>
-        </w:rPr>
-      </w:r>
-      <w:r>
-        <w:rPr>
-          <w:vertAlign w:val="superscript"/>
+    </w:p>
+    <w:p>
+      <w:pPr>
+        <w:bidi/>
+      </w:pPr>
+      <w:r>
+        <w:rPr>
+          <w:rtl/>
+          <w:cs/>
+          <w:lang w:val="ar_AE" w:bidi="ar_AE"/>
+        </w:rPr>
+      </w:r>
+      <w:r>
+        <w:rPr>
+          <w:vertAlign w:val="superscript"/>
+          <w:rtl/>
+          <w:cs/>
           <w:lang w:val="ar_AE" w:bidi="ar_AE"/>
         </w:rPr>
         <w:t>16</w:t>
       </w:r>
       <w:r>
         <w:rPr>
+          <w:rtl/>
+          <w:cs/>
           <w:lang w:val="ar_AE" w:bidi="ar_AE"/>
         </w:rPr>
         <w:t xml:space="preserve"> فَلَا يَحْكُمْ عَلَيْكُمْ أَحَدٌ فِي أَكْلٍ أَوْ شُرْبٍ، أَوْ مِنْ جِهَةِ عِيدٍ أَوْ هِلَالٍ أَوْ سَبْتٍ،</w:t>
       </w:r>
-      <w:r>
-        <w:rPr>
-          <w:lang w:val="ar_AE" w:bidi="ar_AE"/>
-        </w:rPr>
-      </w:r>
-      <w:r>
-        <w:rPr>
-          <w:lang w:val="ar_AE" w:bidi="ar_AE"/>
-        </w:rPr>
-      </w:r>
-    </w:p>
-    <w:p>
-      <w:pPr>
-        <w:bidi/>
-      </w:pPr>
-      <w:r>
-        <w:rPr>
-          <w:lang w:val="ar_AE" w:bidi="ar_AE"/>
-        </w:rPr>
-      </w:r>
-    </w:p>
-    <w:p>
-      <w:pPr>
-        <w:bidi/>
-      </w:pPr>
-      <w:r>
-        <w:rPr>
-          <w:lang w:val="ar_AE" w:bidi="ar_AE"/>
-        </w:rPr>
-      </w:r>
-      <w:r>
-        <w:rPr>
-          <w:vertAlign w:val="superscript"/>
+    </w:p>
+    <w:p>
+      <w:pPr>
+        <w:bidi/>
+      </w:pPr>
+      <w:r>
+        <w:rPr>
+          <w:rtl/>
+          <w:cs/>
+          <w:lang w:val="ar_AE" w:bidi="ar_AE"/>
+        </w:rPr>
+      </w:r>
+      <w:r>
+        <w:rPr>
+          <w:vertAlign w:val="superscript"/>
+          <w:rtl/>
+          <w:cs/>
           <w:lang w:val="ar_AE" w:bidi="ar_AE"/>
         </w:rPr>
         <w:t>17</w:t>
       </w:r>
       <w:r>
         <w:rPr>
+          <w:rtl/>
+          <w:cs/>
           <w:lang w:val="ar_AE" w:bidi="ar_AE"/>
         </w:rPr>
         <w:t xml:space="preserve"> ٱلَّتِي هِيَ ظِلُّ ٱلْأُمُورِ ٱلْعَتِيدَةِ، وَأَمَّا ٱلْجَسَدُ فَلِلْمَسِيحِ.</w:t>
       </w:r>
-      <w:r>
-        <w:rPr>
-          <w:lang w:val="ar_AE" w:bidi="ar_AE"/>
-        </w:rPr>
-      </w:r>
-      <w:r>
-        <w:rPr>
-          <w:lang w:val="ar_AE" w:bidi="ar_AE"/>
-        </w:rPr>
-      </w:r>
-    </w:p>
-    <w:p>
-      <w:pPr>
-        <w:bidi/>
-      </w:pPr>
-      <w:r>
-        <w:rPr>
-          <w:lang w:val="ar_AE" w:bidi="ar_AE"/>
-        </w:rPr>
-      </w:r>
-    </w:p>
-    <w:p>
-      <w:pPr>
-        <w:bidi/>
-      </w:pPr>
-      <w:r>
-        <w:rPr>
-          <w:lang w:val="ar_AE" w:bidi="ar_AE"/>
-        </w:rPr>
-      </w:r>
-      <w:r>
-        <w:rPr>
-          <w:vertAlign w:val="superscript"/>
+    </w:p>
+    <w:p>
+      <w:pPr>
+        <w:bidi/>
+      </w:pPr>
+      <w:r>
+        <w:rPr>
+          <w:rtl/>
+          <w:cs/>
+          <w:lang w:val="ar_AE" w:bidi="ar_AE"/>
+        </w:rPr>
+      </w:r>
+      <w:r>
+        <w:rPr>
+          <w:vertAlign w:val="superscript"/>
+          <w:rtl/>
+          <w:cs/>
           <w:lang w:val="ar_AE" w:bidi="ar_AE"/>
         </w:rPr>
         <w:t>18</w:t>
       </w:r>
       <w:r>
         <w:rPr>
+          <w:rtl/>
+          <w:cs/>
           <w:lang w:val="ar_AE" w:bidi="ar_AE"/>
         </w:rPr>
         <w:t xml:space="preserve"> لَا يُخَسِّرْكُمْ أَحَدٌ ٱلْجِعَالَةَ، رَاغِبًا فِي ٱلتَّوَاضُعِ وَعِبَادَةِ ٱلْمَلَائِكَةِ، مُتَدَاخِلًا فِي مَا لَمْ يَنْظُرْهُ، مُنْتَفِخًا بَاطِلًا مِنْ قِبَلِ ذِهْنِهِ ٱلْجَسَدِيِّ،</w:t>
       </w:r>
-      <w:r>
-        <w:rPr>
-          <w:lang w:val="ar_AE" w:bidi="ar_AE"/>
-        </w:rPr>
-      </w:r>
-      <w:r>
-        <w:rPr>
-          <w:lang w:val="ar_AE" w:bidi="ar_AE"/>
-        </w:rPr>
-      </w:r>
-    </w:p>
-    <w:p>
-      <w:pPr>
-        <w:bidi/>
-      </w:pPr>
-      <w:r>
-        <w:rPr>
-          <w:lang w:val="ar_AE" w:bidi="ar_AE"/>
-        </w:rPr>
-      </w:r>
-    </w:p>
-    <w:p>
-      <w:pPr>
-        <w:bidi/>
-      </w:pPr>
-      <w:r>
-        <w:rPr>
-          <w:lang w:val="ar_AE" w:bidi="ar_AE"/>
-        </w:rPr>
-      </w:r>
-      <w:r>
-        <w:rPr>
-          <w:vertAlign w:val="superscript"/>
+    </w:p>
+    <w:p>
+      <w:pPr>
+        <w:bidi/>
+      </w:pPr>
+      <w:r>
+        <w:rPr>
+          <w:rtl/>
+          <w:cs/>
+          <w:lang w:val="ar_AE" w:bidi="ar_AE"/>
+        </w:rPr>
+      </w:r>
+      <w:r>
+        <w:rPr>
+          <w:vertAlign w:val="superscript"/>
+          <w:rtl/>
+          <w:cs/>
           <w:lang w:val="ar_AE" w:bidi="ar_AE"/>
         </w:rPr>
         <w:t>19</w:t>
       </w:r>
       <w:r>
         <w:rPr>
+          <w:rtl/>
+          <w:cs/>
           <w:lang w:val="ar_AE" w:bidi="ar_AE"/>
         </w:rPr>
         <w:t xml:space="preserve"> وَغَيْرَ مُتَمَسِّكٍ بِٱلرَّأْسِ ٱلَّذِي مِنْهُ كُلُّ ٱلْجَسَدِ بِمَفَاصِلَ وَرُبُطٍ، مُتَوَازِرًا وَمُقْتَرِنًا يَنْمُو نُمُوًّا مِنَ ٱللهِ.</w:t>
       </w:r>
-      <w:r>
-        <w:rPr>
-          <w:lang w:val="ar_AE" w:bidi="ar_AE"/>
-        </w:rPr>
-      </w:r>
-      <w:r>
-        <w:rPr>
-          <w:lang w:val="ar_AE" w:bidi="ar_AE"/>
-        </w:rPr>
-      </w:r>
-    </w:p>
-    <w:p>
-      <w:pPr>
-        <w:bidi/>
-      </w:pPr>
-      <w:r>
-        <w:rPr>
-          <w:lang w:val="ar_AE" w:bidi="ar_AE"/>
-        </w:rPr>
-      </w:r>
-    </w:p>
-    <w:p>
-      <w:pPr>
-        <w:bidi/>
-      </w:pPr>
-      <w:r>
-        <w:rPr>
-          <w:lang w:val="ar_AE" w:bidi="ar_AE"/>
-        </w:rPr>
-      </w:r>
-      <w:r>
-        <w:rPr>
-          <w:vertAlign w:val="superscript"/>
+    </w:p>
+    <w:p>
+      <w:pPr>
+        <w:bidi/>
+      </w:pPr>
+      <w:r>
+        <w:rPr>
+          <w:rtl/>
+          <w:cs/>
+          <w:lang w:val="ar_AE" w:bidi="ar_AE"/>
+        </w:rPr>
+      </w:r>
+      <w:r>
+        <w:rPr>
+          <w:vertAlign w:val="superscript"/>
+          <w:rtl/>
+          <w:cs/>
           <w:lang w:val="ar_AE" w:bidi="ar_AE"/>
         </w:rPr>
         <w:t>20</w:t>
       </w:r>
       <w:r>
         <w:rPr>
+          <w:rtl/>
+          <w:cs/>
           <w:lang w:val="ar_AE" w:bidi="ar_AE"/>
         </w:rPr>
         <w:t xml:space="preserve"> إِذًا إِنْ كُنْتُمْ قَدْ مُتُّمْ مَعَ ٱلْمَسِيحِ عَنْ أَرْكَانِ ٱلْعَالَمِ، فَلِمَاذَا كَأَنَّكُمْ عَائِشُونَ فِي ٱلْعَالَمِ؟ تُفْرَضُ عَلَيْكُمْ فَرَائِضُ:</w:t>
       </w:r>
-      <w:r>
-        <w:rPr>
-          <w:lang w:val="ar_AE" w:bidi="ar_AE"/>
-        </w:rPr>
-      </w:r>
-      <w:r>
-        <w:rPr>
-          <w:lang w:val="ar_AE" w:bidi="ar_AE"/>
-        </w:rPr>
-      </w:r>
-    </w:p>
-    <w:p>
-      <w:pPr>
-        <w:bidi/>
-      </w:pPr>
-      <w:r>
-        <w:rPr>
-          <w:lang w:val="ar_AE" w:bidi="ar_AE"/>
-        </w:rPr>
-      </w:r>
-    </w:p>
-    <w:p>
-      <w:pPr>
-        <w:bidi/>
-      </w:pPr>
-      <w:r>
-        <w:rPr>
-          <w:lang w:val="ar_AE" w:bidi="ar_AE"/>
-        </w:rPr>
-      </w:r>
-      <w:r>
-        <w:rPr>
-          <w:vertAlign w:val="superscript"/>
+    </w:p>
+    <w:p>
+      <w:pPr>
+        <w:bidi/>
+      </w:pPr>
+      <w:r>
+        <w:rPr>
+          <w:rtl/>
+          <w:cs/>
+          <w:lang w:val="ar_AE" w:bidi="ar_AE"/>
+        </w:rPr>
+      </w:r>
+      <w:r>
+        <w:rPr>
+          <w:vertAlign w:val="superscript"/>
+          <w:rtl/>
+          <w:cs/>
           <w:lang w:val="ar_AE" w:bidi="ar_AE"/>
         </w:rPr>
         <w:t>21</w:t>
       </w:r>
       <w:r>
         <w:rPr>
+          <w:rtl/>
+          <w:cs/>
           <w:lang w:val="ar_AE" w:bidi="ar_AE"/>
         </w:rPr>
         <w:t xml:space="preserve"> «لَا تَمَسَّ! وَلَا تَذُقْ! وَلَا تَجُسَّ!»</w:t>
       </w:r>
-      <w:r>
-        <w:rPr>
-          <w:lang w:val="ar_AE" w:bidi="ar_AE"/>
-        </w:rPr>
-      </w:r>
-      <w:r>
-        <w:rPr>
-          <w:lang w:val="ar_AE" w:bidi="ar_AE"/>
-        </w:rPr>
-      </w:r>
-    </w:p>
-    <w:p>
-      <w:pPr>
-        <w:bidi/>
-      </w:pPr>
-      <w:r>
-        <w:rPr>
-          <w:lang w:val="ar_AE" w:bidi="ar_AE"/>
-        </w:rPr>
-      </w:r>
-    </w:p>
-    <w:p>
-      <w:pPr>
-        <w:bidi/>
-      </w:pPr>
-      <w:r>
-        <w:rPr>
-          <w:lang w:val="ar_AE" w:bidi="ar_AE"/>
-        </w:rPr>
-      </w:r>
-      <w:r>
-        <w:rPr>
-          <w:vertAlign w:val="superscript"/>
+    </w:p>
+    <w:p>
+      <w:pPr>
+        <w:bidi/>
+      </w:pPr>
+      <w:r>
+        <w:rPr>
+          <w:rtl/>
+          <w:cs/>
+          <w:lang w:val="ar_AE" w:bidi="ar_AE"/>
+        </w:rPr>
+      </w:r>
+      <w:r>
+        <w:rPr>
+          <w:vertAlign w:val="superscript"/>
+          <w:rtl/>
+          <w:cs/>
           <w:lang w:val="ar_AE" w:bidi="ar_AE"/>
         </w:rPr>
         <w:t>22</w:t>
       </w:r>
       <w:r>
         <w:rPr>
+          <w:rtl/>
+          <w:cs/>
           <w:lang w:val="ar_AE" w:bidi="ar_AE"/>
         </w:rPr>
         <w:t xml:space="preserve"> ٱلَّتِي هِيَ جَمِيعُهَا لِلْفَنَاءِ فِي ٱلِٱسْتِعْمَالِ، حَسَبَ وَصَايَا وَتَعَالِيمِ ٱلنَّاسِ،</w:t>
       </w:r>
-      <w:r>
-        <w:rPr>
-          <w:lang w:val="ar_AE" w:bidi="ar_AE"/>
-        </w:rPr>
-      </w:r>
-      <w:r>
-        <w:rPr>
-          <w:lang w:val="ar_AE" w:bidi="ar_AE"/>
-        </w:rPr>
-      </w:r>
-    </w:p>
-    <w:p>
-      <w:pPr>
-        <w:bidi/>
-      </w:pPr>
-      <w:r>
-        <w:rPr>
-          <w:lang w:val="ar_AE" w:bidi="ar_AE"/>
-        </w:rPr>
-      </w:r>
-    </w:p>
-    <w:p>
-      <w:pPr>
-        <w:bidi/>
-      </w:pPr>
-      <w:r>
-        <w:rPr>
-          <w:lang w:val="ar_AE" w:bidi="ar_AE"/>
-        </w:rPr>
-      </w:r>
-      <w:r>
-        <w:rPr>
-          <w:vertAlign w:val="superscript"/>
+    </w:p>
+    <w:p>
+      <w:pPr>
+        <w:bidi/>
+      </w:pPr>
+      <w:r>
+        <w:rPr>
+          <w:rtl/>
+          <w:cs/>
+          <w:lang w:val="ar_AE" w:bidi="ar_AE"/>
+        </w:rPr>
+      </w:r>
+      <w:r>
+        <w:rPr>
+          <w:vertAlign w:val="superscript"/>
+          <w:rtl/>
+          <w:cs/>
           <w:lang w:val="ar_AE" w:bidi="ar_AE"/>
         </w:rPr>
         <w:t>23</w:t>
       </w:r>
       <w:r>
         <w:rPr>
+          <w:rtl/>
+          <w:cs/>
           <w:lang w:val="ar_AE" w:bidi="ar_AE"/>
         </w:rPr>
         <w:t xml:space="preserve"> ٱلَّتِي لَهَا حِكَايَةُ حِكْمَةٍ، بِعِبَادَةٍ نَافِلَةٍ، وَتَوَاضُعٍ، وَقَهْرِ ٱلْجَسَدِ، لَيْسَ بِقِيمَةٍ مَا مِنْ جِهَةِ إِشْبَاعِ ٱلْبَشَرِيَّةِ.</w:t>
       </w:r>
-      <w:r>
-        <w:rPr>
-          <w:lang w:val="ar_AE" w:bidi="ar_AE"/>
-        </w:rPr>
-      </w:r>
-      <w:r>
-        <w:rPr>
-          <w:lang w:val="ar_AE" w:bidi="ar_AE"/>
-        </w:rPr>
-      </w:r>
-    </w:p>
-    <w:p>
-      <w:pPr>
-        <w:bidi/>
-      </w:pPr>
-      <w:r>
-        <w:rPr>
-          <w:lang w:val="ar_AE" w:bidi="ar_AE"/>
-        </w:rPr>
-      </w:r>
     </w:p>
     <w:p>
       <w:pPr>
@@ -2511,1090 +1786,744 @@
       </w:pPr>
       <w:r>
         <w:rPr>
+          <w:rtl/>
+          <w:cs/>
           <w:lang w:val="ar_AE" w:bidi="ar_AE"/>
         </w:rPr>
         <w:t>Colossians 3:1</w:t>
       </w:r>
       <w:r>
         <w:rPr>
-          <w:lang w:val="ar_AE" w:bidi="ar_AE"/>
-        </w:rPr>
-      </w:r>
-    </w:p>
-    <w:p>
-      <w:pPr>
-        <w:bidi/>
-      </w:pPr>
-      <w:r>
-        <w:rPr>
-          <w:lang w:val="ar_AE" w:bidi="ar_AE"/>
-        </w:rPr>
-      </w:r>
-      <w:r>
-        <w:rPr>
-          <w:vertAlign w:val="superscript"/>
+          <w:rtl/>
+          <w:cs/>
+          <w:lang w:val="ar_AE" w:bidi="ar_AE"/>
+        </w:rPr>
+      </w:r>
+    </w:p>
+    <w:p>
+      <w:pPr>
+        <w:bidi/>
+      </w:pPr>
+      <w:r>
+        <w:rPr>
+          <w:rtl/>
+          <w:cs/>
+          <w:lang w:val="ar_AE" w:bidi="ar_AE"/>
+        </w:rPr>
+      </w:r>
+      <w:r>
+        <w:rPr>
+          <w:vertAlign w:val="superscript"/>
+          <w:rtl/>
+          <w:cs/>
           <w:lang w:val="ar_AE" w:bidi="ar_AE"/>
         </w:rPr>
         <w:t>1</w:t>
       </w:r>
       <w:r>
         <w:rPr>
+          <w:rtl/>
+          <w:cs/>
           <w:lang w:val="ar_AE" w:bidi="ar_AE"/>
         </w:rPr>
         <w:t xml:space="preserve"> فَإِنْ كُنْتُمْ قَدْ قُمْتُمْ مَعَ ٱلْمَسِيحِ فَٱطْلُبُوا مَا فَوْقُ، حَيْثُ ٱلْمَسِيحُ جَالِسٌ عَنْ يَمِينِ ٱللهِ.</w:t>
       </w:r>
-      <w:r>
-        <w:rPr>
-          <w:lang w:val="ar_AE" w:bidi="ar_AE"/>
-        </w:rPr>
-      </w:r>
-      <w:r>
-        <w:rPr>
-          <w:lang w:val="ar_AE" w:bidi="ar_AE"/>
-        </w:rPr>
-      </w:r>
-    </w:p>
-    <w:p>
-      <w:pPr>
-        <w:bidi/>
-      </w:pPr>
-      <w:r>
-        <w:rPr>
-          <w:lang w:val="ar_AE" w:bidi="ar_AE"/>
-        </w:rPr>
-      </w:r>
-    </w:p>
-    <w:p>
-      <w:pPr>
-        <w:bidi/>
-      </w:pPr>
-      <w:r>
-        <w:rPr>
-          <w:lang w:val="ar_AE" w:bidi="ar_AE"/>
-        </w:rPr>
-      </w:r>
-      <w:r>
-        <w:rPr>
-          <w:vertAlign w:val="superscript"/>
+    </w:p>
+    <w:p>
+      <w:pPr>
+        <w:bidi/>
+      </w:pPr>
+      <w:r>
+        <w:rPr>
+          <w:rtl/>
+          <w:cs/>
+          <w:lang w:val="ar_AE" w:bidi="ar_AE"/>
+        </w:rPr>
+      </w:r>
+      <w:r>
+        <w:rPr>
+          <w:vertAlign w:val="superscript"/>
+          <w:rtl/>
+          <w:cs/>
           <w:lang w:val="ar_AE" w:bidi="ar_AE"/>
         </w:rPr>
         <w:t>2</w:t>
       </w:r>
       <w:r>
         <w:rPr>
+          <w:rtl/>
+          <w:cs/>
           <w:lang w:val="ar_AE" w:bidi="ar_AE"/>
         </w:rPr>
         <w:t xml:space="preserve"> ٱهْتَمُّوا بِمَا فَوْقُ لَا بِمَا عَلَى ٱلْأَرْضِ،</w:t>
       </w:r>
-      <w:r>
-        <w:rPr>
-          <w:lang w:val="ar_AE" w:bidi="ar_AE"/>
-        </w:rPr>
-      </w:r>
-      <w:r>
-        <w:rPr>
-          <w:lang w:val="ar_AE" w:bidi="ar_AE"/>
-        </w:rPr>
-      </w:r>
-    </w:p>
-    <w:p>
-      <w:pPr>
-        <w:bidi/>
-      </w:pPr>
-      <w:r>
-        <w:rPr>
-          <w:lang w:val="ar_AE" w:bidi="ar_AE"/>
-        </w:rPr>
-      </w:r>
-    </w:p>
-    <w:p>
-      <w:pPr>
-        <w:bidi/>
-      </w:pPr>
-      <w:r>
-        <w:rPr>
-          <w:lang w:val="ar_AE" w:bidi="ar_AE"/>
-        </w:rPr>
-      </w:r>
-      <w:r>
-        <w:rPr>
-          <w:vertAlign w:val="superscript"/>
+    </w:p>
+    <w:p>
+      <w:pPr>
+        <w:bidi/>
+      </w:pPr>
+      <w:r>
+        <w:rPr>
+          <w:rtl/>
+          <w:cs/>
+          <w:lang w:val="ar_AE" w:bidi="ar_AE"/>
+        </w:rPr>
+      </w:r>
+      <w:r>
+        <w:rPr>
+          <w:vertAlign w:val="superscript"/>
+          <w:rtl/>
+          <w:cs/>
           <w:lang w:val="ar_AE" w:bidi="ar_AE"/>
         </w:rPr>
         <w:t>3</w:t>
       </w:r>
       <w:r>
         <w:rPr>
+          <w:rtl/>
+          <w:cs/>
           <w:lang w:val="ar_AE" w:bidi="ar_AE"/>
         </w:rPr>
         <w:t xml:space="preserve"> لِأَنَّكُمْ قَدْ مُتُّمْ وَحَيَاتُكُمْ مُسْتَتِرَةٌ مَعَ ٱلْمَسِيحِ فِي ٱللهِ.</w:t>
       </w:r>
-      <w:r>
-        <w:rPr>
-          <w:lang w:val="ar_AE" w:bidi="ar_AE"/>
-        </w:rPr>
-      </w:r>
-      <w:r>
-        <w:rPr>
-          <w:lang w:val="ar_AE" w:bidi="ar_AE"/>
-        </w:rPr>
-      </w:r>
-    </w:p>
-    <w:p>
-      <w:pPr>
-        <w:bidi/>
-      </w:pPr>
-      <w:r>
-        <w:rPr>
-          <w:lang w:val="ar_AE" w:bidi="ar_AE"/>
-        </w:rPr>
-      </w:r>
-    </w:p>
-    <w:p>
-      <w:pPr>
-        <w:bidi/>
-      </w:pPr>
-      <w:r>
-        <w:rPr>
-          <w:lang w:val="ar_AE" w:bidi="ar_AE"/>
-        </w:rPr>
-      </w:r>
-      <w:r>
-        <w:rPr>
-          <w:vertAlign w:val="superscript"/>
+    </w:p>
+    <w:p>
+      <w:pPr>
+        <w:bidi/>
+      </w:pPr>
+      <w:r>
+        <w:rPr>
+          <w:rtl/>
+          <w:cs/>
+          <w:lang w:val="ar_AE" w:bidi="ar_AE"/>
+        </w:rPr>
+      </w:r>
+      <w:r>
+        <w:rPr>
+          <w:vertAlign w:val="superscript"/>
+          <w:rtl/>
+          <w:cs/>
           <w:lang w:val="ar_AE" w:bidi="ar_AE"/>
         </w:rPr>
         <w:t>4</w:t>
       </w:r>
       <w:r>
         <w:rPr>
+          <w:rtl/>
+          <w:cs/>
           <w:lang w:val="ar_AE" w:bidi="ar_AE"/>
         </w:rPr>
         <w:t xml:space="preserve"> مَتَى أُظْهِرَ ٱلْمَسِيحُ حَيَاتُنَا، فَحِينَئِذٍ تُظْهَرُونَ أَنْتُمْ أَيْضًا مَعَهُ فِي ٱلْمَجْدِ.</w:t>
       </w:r>
-      <w:r>
-        <w:rPr>
-          <w:lang w:val="ar_AE" w:bidi="ar_AE"/>
-        </w:rPr>
-      </w:r>
-      <w:r>
-        <w:rPr>
-          <w:lang w:val="ar_AE" w:bidi="ar_AE"/>
-        </w:rPr>
-      </w:r>
-    </w:p>
-    <w:p>
-      <w:pPr>
-        <w:bidi/>
-      </w:pPr>
-      <w:r>
-        <w:rPr>
-          <w:lang w:val="ar_AE" w:bidi="ar_AE"/>
-        </w:rPr>
-      </w:r>
-    </w:p>
-    <w:p>
-      <w:pPr>
-        <w:bidi/>
-      </w:pPr>
-      <w:r>
-        <w:rPr>
-          <w:lang w:val="ar_AE" w:bidi="ar_AE"/>
-        </w:rPr>
-      </w:r>
-      <w:r>
-        <w:rPr>
-          <w:vertAlign w:val="superscript"/>
+    </w:p>
+    <w:p>
+      <w:pPr>
+        <w:bidi/>
+      </w:pPr>
+      <w:r>
+        <w:rPr>
+          <w:rtl/>
+          <w:cs/>
+          <w:lang w:val="ar_AE" w:bidi="ar_AE"/>
+        </w:rPr>
+      </w:r>
+      <w:r>
+        <w:rPr>
+          <w:vertAlign w:val="superscript"/>
+          <w:rtl/>
+          <w:cs/>
           <w:lang w:val="ar_AE" w:bidi="ar_AE"/>
         </w:rPr>
         <w:t>5</w:t>
       </w:r>
       <w:r>
         <w:rPr>
+          <w:rtl/>
+          <w:cs/>
           <w:lang w:val="ar_AE" w:bidi="ar_AE"/>
         </w:rPr>
         <w:t xml:space="preserve"> فَأَمِيتُوا أَعْضَاءَكُمُ ٱلَّتِي عَلَى ٱلْأَرْضِ: ٱلزِّنَا، ٱلنَّجَاسَةَ، ٱلْهَوَى، ٱلشَّهْوَةَ ٱلرَّدِيَّةَ، ٱلطَّمَعَ -ٱلَّذِي هُوَ عِبَادَةُ ٱلْأَوْثَانِ-</w:t>
       </w:r>
-      <w:r>
-        <w:rPr>
-          <w:lang w:val="ar_AE" w:bidi="ar_AE"/>
-        </w:rPr>
-      </w:r>
-      <w:r>
-        <w:rPr>
-          <w:lang w:val="ar_AE" w:bidi="ar_AE"/>
-        </w:rPr>
-      </w:r>
-    </w:p>
-    <w:p>
-      <w:pPr>
-        <w:bidi/>
-      </w:pPr>
-      <w:r>
-        <w:rPr>
-          <w:lang w:val="ar_AE" w:bidi="ar_AE"/>
-        </w:rPr>
-      </w:r>
-    </w:p>
-    <w:p>
-      <w:pPr>
-        <w:bidi/>
-      </w:pPr>
-      <w:r>
-        <w:rPr>
-          <w:lang w:val="ar_AE" w:bidi="ar_AE"/>
-        </w:rPr>
-      </w:r>
-      <w:r>
-        <w:rPr>
-          <w:vertAlign w:val="superscript"/>
+    </w:p>
+    <w:p>
+      <w:pPr>
+        <w:bidi/>
+      </w:pPr>
+      <w:r>
+        <w:rPr>
+          <w:rtl/>
+          <w:cs/>
+          <w:lang w:val="ar_AE" w:bidi="ar_AE"/>
+        </w:rPr>
+      </w:r>
+      <w:r>
+        <w:rPr>
+          <w:vertAlign w:val="superscript"/>
+          <w:rtl/>
+          <w:cs/>
           <w:lang w:val="ar_AE" w:bidi="ar_AE"/>
         </w:rPr>
         <w:t>6</w:t>
       </w:r>
       <w:r>
         <w:rPr>
+          <w:rtl/>
+          <w:cs/>
           <w:lang w:val="ar_AE" w:bidi="ar_AE"/>
         </w:rPr>
         <w:t xml:space="preserve"> ٱلْأُمُورَ ٱلَّتِي مِنْ أَجْلِهَا يَأْتِي غَضَبُ ٱللهِ عَلَى أَبْنَاءِ ٱلْمَعْصِيَةِ،</w:t>
       </w:r>
-      <w:r>
-        <w:rPr>
-          <w:lang w:val="ar_AE" w:bidi="ar_AE"/>
-        </w:rPr>
-      </w:r>
-      <w:r>
-        <w:rPr>
-          <w:lang w:val="ar_AE" w:bidi="ar_AE"/>
-        </w:rPr>
-      </w:r>
-    </w:p>
-    <w:p>
-      <w:pPr>
-        <w:bidi/>
-      </w:pPr>
-      <w:r>
-        <w:rPr>
-          <w:lang w:val="ar_AE" w:bidi="ar_AE"/>
-        </w:rPr>
-      </w:r>
-    </w:p>
-    <w:p>
-      <w:pPr>
-        <w:bidi/>
-      </w:pPr>
-      <w:r>
-        <w:rPr>
-          <w:lang w:val="ar_AE" w:bidi="ar_AE"/>
-        </w:rPr>
-      </w:r>
-      <w:r>
-        <w:rPr>
-          <w:vertAlign w:val="superscript"/>
+    </w:p>
+    <w:p>
+      <w:pPr>
+        <w:bidi/>
+      </w:pPr>
+      <w:r>
+        <w:rPr>
+          <w:rtl/>
+          <w:cs/>
+          <w:lang w:val="ar_AE" w:bidi="ar_AE"/>
+        </w:rPr>
+      </w:r>
+      <w:r>
+        <w:rPr>
+          <w:vertAlign w:val="superscript"/>
+          <w:rtl/>
+          <w:cs/>
           <w:lang w:val="ar_AE" w:bidi="ar_AE"/>
         </w:rPr>
         <w:t>7</w:t>
       </w:r>
       <w:r>
         <w:rPr>
+          <w:rtl/>
+          <w:cs/>
           <w:lang w:val="ar_AE" w:bidi="ar_AE"/>
         </w:rPr>
         <w:t xml:space="preserve"> ٱلَّذِينَ بَيْنَهُمْ أَنْتُمْ أَيْضًا سَلَكْتُمْ قَبْلًا، حِينَ كُنْتُمْ تَعِيشُونَ فِيهَا.</w:t>
       </w:r>
-      <w:r>
-        <w:rPr>
-          <w:lang w:val="ar_AE" w:bidi="ar_AE"/>
-        </w:rPr>
-      </w:r>
-      <w:r>
-        <w:rPr>
-          <w:lang w:val="ar_AE" w:bidi="ar_AE"/>
-        </w:rPr>
-      </w:r>
-    </w:p>
-    <w:p>
-      <w:pPr>
-        <w:bidi/>
-      </w:pPr>
-      <w:r>
-        <w:rPr>
-          <w:lang w:val="ar_AE" w:bidi="ar_AE"/>
-        </w:rPr>
-      </w:r>
-    </w:p>
-    <w:p>
-      <w:pPr>
-        <w:bidi/>
-      </w:pPr>
-      <w:r>
-        <w:rPr>
-          <w:lang w:val="ar_AE" w:bidi="ar_AE"/>
-        </w:rPr>
-      </w:r>
-      <w:r>
-        <w:rPr>
-          <w:vertAlign w:val="superscript"/>
+    </w:p>
+    <w:p>
+      <w:pPr>
+        <w:bidi/>
+      </w:pPr>
+      <w:r>
+        <w:rPr>
+          <w:rtl/>
+          <w:cs/>
+          <w:lang w:val="ar_AE" w:bidi="ar_AE"/>
+        </w:rPr>
+      </w:r>
+      <w:r>
+        <w:rPr>
+          <w:vertAlign w:val="superscript"/>
+          <w:rtl/>
+          <w:cs/>
           <w:lang w:val="ar_AE" w:bidi="ar_AE"/>
         </w:rPr>
         <w:t>8</w:t>
       </w:r>
       <w:r>
         <w:rPr>
+          <w:rtl/>
+          <w:cs/>
           <w:lang w:val="ar_AE" w:bidi="ar_AE"/>
         </w:rPr>
         <w:t xml:space="preserve"> وَأَمَّا ٱلْآنَ فَٱطْرَحُوا عَنْكُمْ أَنْتُمْ أَيْضًا ٱلْكُلَّ: ٱلْغَضَبَ، ٱلسَّخَطَ، ٱلْخُبْثَ، ٱلتَّجْدِيفَ، ٱلْكَلَامَ ٱلْقَبِيحَ مِنْ أَفْوَاهِكُمْ.</w:t>
       </w:r>
-      <w:r>
-        <w:rPr>
-          <w:lang w:val="ar_AE" w:bidi="ar_AE"/>
-        </w:rPr>
-      </w:r>
-      <w:r>
-        <w:rPr>
-          <w:lang w:val="ar_AE" w:bidi="ar_AE"/>
-        </w:rPr>
-      </w:r>
-    </w:p>
-    <w:p>
-      <w:pPr>
-        <w:bidi/>
-      </w:pPr>
-      <w:r>
-        <w:rPr>
-          <w:lang w:val="ar_AE" w:bidi="ar_AE"/>
-        </w:rPr>
-      </w:r>
-    </w:p>
-    <w:p>
-      <w:pPr>
-        <w:bidi/>
-      </w:pPr>
-      <w:r>
-        <w:rPr>
-          <w:lang w:val="ar_AE" w:bidi="ar_AE"/>
-        </w:rPr>
-      </w:r>
-      <w:r>
-        <w:rPr>
-          <w:vertAlign w:val="superscript"/>
+    </w:p>
+    <w:p>
+      <w:pPr>
+        <w:bidi/>
+      </w:pPr>
+      <w:r>
+        <w:rPr>
+          <w:rtl/>
+          <w:cs/>
+          <w:lang w:val="ar_AE" w:bidi="ar_AE"/>
+        </w:rPr>
+      </w:r>
+      <w:r>
+        <w:rPr>
+          <w:vertAlign w:val="superscript"/>
+          <w:rtl/>
+          <w:cs/>
           <w:lang w:val="ar_AE" w:bidi="ar_AE"/>
         </w:rPr>
         <w:t>9</w:t>
       </w:r>
       <w:r>
         <w:rPr>
+          <w:rtl/>
+          <w:cs/>
           <w:lang w:val="ar_AE" w:bidi="ar_AE"/>
         </w:rPr>
         <w:t xml:space="preserve"> لَا تَكْذِبُوا بَعْضُكُمْ عَلَى بَعْضٍ، إِذْ خَلَعْتُمُ ٱلْإِنْسَانَ ٱلْعَتِيقَ مَعَ أَعْمَالِهِ،</w:t>
       </w:r>
-      <w:r>
-        <w:rPr>
-          <w:lang w:val="ar_AE" w:bidi="ar_AE"/>
-        </w:rPr>
-      </w:r>
-      <w:r>
-        <w:rPr>
-          <w:lang w:val="ar_AE" w:bidi="ar_AE"/>
-        </w:rPr>
-      </w:r>
-    </w:p>
-    <w:p>
-      <w:pPr>
-        <w:bidi/>
-      </w:pPr>
-      <w:r>
-        <w:rPr>
-          <w:lang w:val="ar_AE" w:bidi="ar_AE"/>
-        </w:rPr>
-      </w:r>
-    </w:p>
-    <w:p>
-      <w:pPr>
-        <w:bidi/>
-      </w:pPr>
-      <w:r>
-        <w:rPr>
-          <w:lang w:val="ar_AE" w:bidi="ar_AE"/>
-        </w:rPr>
-      </w:r>
-      <w:r>
-        <w:rPr>
-          <w:vertAlign w:val="superscript"/>
+    </w:p>
+    <w:p>
+      <w:pPr>
+        <w:bidi/>
+      </w:pPr>
+      <w:r>
+        <w:rPr>
+          <w:rtl/>
+          <w:cs/>
+          <w:lang w:val="ar_AE" w:bidi="ar_AE"/>
+        </w:rPr>
+      </w:r>
+      <w:r>
+        <w:rPr>
+          <w:vertAlign w:val="superscript"/>
+          <w:rtl/>
+          <w:cs/>
           <w:lang w:val="ar_AE" w:bidi="ar_AE"/>
         </w:rPr>
         <w:t>10</w:t>
       </w:r>
       <w:r>
         <w:rPr>
+          <w:rtl/>
+          <w:cs/>
           <w:lang w:val="ar_AE" w:bidi="ar_AE"/>
         </w:rPr>
         <w:t xml:space="preserve"> وَلَبِسْتُمُ ٱلْجَدِيدَ ٱلَّذِي يَتَجَدَّدُ لِلْمَعْرِفَةِ حَسَبَ صُورَةِ خَالِقِهِ،</w:t>
       </w:r>
-      <w:r>
-        <w:rPr>
-          <w:lang w:val="ar_AE" w:bidi="ar_AE"/>
-        </w:rPr>
-      </w:r>
-      <w:r>
-        <w:rPr>
-          <w:lang w:val="ar_AE" w:bidi="ar_AE"/>
-        </w:rPr>
-      </w:r>
-    </w:p>
-    <w:p>
-      <w:pPr>
-        <w:bidi/>
-      </w:pPr>
-      <w:r>
-        <w:rPr>
-          <w:lang w:val="ar_AE" w:bidi="ar_AE"/>
-        </w:rPr>
-      </w:r>
-    </w:p>
-    <w:p>
-      <w:pPr>
-        <w:bidi/>
-      </w:pPr>
-      <w:r>
-        <w:rPr>
-          <w:lang w:val="ar_AE" w:bidi="ar_AE"/>
-        </w:rPr>
-      </w:r>
-      <w:r>
-        <w:rPr>
-          <w:vertAlign w:val="superscript"/>
+    </w:p>
+    <w:p>
+      <w:pPr>
+        <w:bidi/>
+      </w:pPr>
+      <w:r>
+        <w:rPr>
+          <w:rtl/>
+          <w:cs/>
+          <w:lang w:val="ar_AE" w:bidi="ar_AE"/>
+        </w:rPr>
+      </w:r>
+      <w:r>
+        <w:rPr>
+          <w:vertAlign w:val="superscript"/>
+          <w:rtl/>
+          <w:cs/>
           <w:lang w:val="ar_AE" w:bidi="ar_AE"/>
         </w:rPr>
         <w:t>11</w:t>
       </w:r>
       <w:r>
         <w:rPr>
+          <w:rtl/>
+          <w:cs/>
           <w:lang w:val="ar_AE" w:bidi="ar_AE"/>
         </w:rPr>
         <w:t xml:space="preserve"> حَيْثُ لَيْسَ يُونَانِيٌّ وَيَهُودِيٌّ، خِتَانٌ وَغُرْلَةٌ، بَرْبَرِيٌّ سِكِّيثِيٌّ، عَبْدٌ حُرٌّ، بَلِ ٱلْمَسِيحُ ٱلْكُلُّ وَفِي ٱلْكُلِّ.</w:t>
       </w:r>
-      <w:r>
-        <w:rPr>
-          <w:lang w:val="ar_AE" w:bidi="ar_AE"/>
-        </w:rPr>
-      </w:r>
-      <w:r>
-        <w:rPr>
-          <w:lang w:val="ar_AE" w:bidi="ar_AE"/>
-        </w:rPr>
-      </w:r>
-    </w:p>
-    <w:p>
-      <w:pPr>
-        <w:bidi/>
-      </w:pPr>
-      <w:r>
-        <w:rPr>
-          <w:lang w:val="ar_AE" w:bidi="ar_AE"/>
-        </w:rPr>
-      </w:r>
-    </w:p>
-    <w:p>
-      <w:pPr>
-        <w:bidi/>
-      </w:pPr>
-      <w:r>
-        <w:rPr>
-          <w:lang w:val="ar_AE" w:bidi="ar_AE"/>
-        </w:rPr>
-      </w:r>
-      <w:r>
-        <w:rPr>
-          <w:vertAlign w:val="superscript"/>
+    </w:p>
+    <w:p>
+      <w:pPr>
+        <w:bidi/>
+      </w:pPr>
+      <w:r>
+        <w:rPr>
+          <w:rtl/>
+          <w:cs/>
+          <w:lang w:val="ar_AE" w:bidi="ar_AE"/>
+        </w:rPr>
+      </w:r>
+      <w:r>
+        <w:rPr>
+          <w:vertAlign w:val="superscript"/>
+          <w:rtl/>
+          <w:cs/>
           <w:lang w:val="ar_AE" w:bidi="ar_AE"/>
         </w:rPr>
         <w:t>12</w:t>
       </w:r>
       <w:r>
         <w:rPr>
+          <w:rtl/>
+          <w:cs/>
           <w:lang w:val="ar_AE" w:bidi="ar_AE"/>
         </w:rPr>
         <w:t xml:space="preserve"> فَٱلْبَسُوا كَمُخْتَارِي ٱللهِ ٱلْقِدِّيسِينَ ٱلْمَحْبُوبِينَ أَحْشَاءَ رَأْفَاتٍ، وَلُطْفًا، وَتَوَاضُعًا، وَوَدَاعَةً، وَطُولَ أَنَاةٍ،</w:t>
       </w:r>
-      <w:r>
-        <w:rPr>
-          <w:lang w:val="ar_AE" w:bidi="ar_AE"/>
-        </w:rPr>
-      </w:r>
-      <w:r>
-        <w:rPr>
-          <w:lang w:val="ar_AE" w:bidi="ar_AE"/>
-        </w:rPr>
-      </w:r>
-    </w:p>
-    <w:p>
-      <w:pPr>
-        <w:bidi/>
-      </w:pPr>
-      <w:r>
-        <w:rPr>
-          <w:lang w:val="ar_AE" w:bidi="ar_AE"/>
-        </w:rPr>
-      </w:r>
-    </w:p>
-    <w:p>
-      <w:pPr>
-        <w:bidi/>
-      </w:pPr>
-      <w:r>
-        <w:rPr>
-          <w:lang w:val="ar_AE" w:bidi="ar_AE"/>
-        </w:rPr>
-      </w:r>
-      <w:r>
-        <w:rPr>
-          <w:vertAlign w:val="superscript"/>
+    </w:p>
+    <w:p>
+      <w:pPr>
+        <w:bidi/>
+      </w:pPr>
+      <w:r>
+        <w:rPr>
+          <w:rtl/>
+          <w:cs/>
+          <w:lang w:val="ar_AE" w:bidi="ar_AE"/>
+        </w:rPr>
+      </w:r>
+      <w:r>
+        <w:rPr>
+          <w:vertAlign w:val="superscript"/>
+          <w:rtl/>
+          <w:cs/>
           <w:lang w:val="ar_AE" w:bidi="ar_AE"/>
         </w:rPr>
         <w:t>13</w:t>
       </w:r>
       <w:r>
         <w:rPr>
+          <w:rtl/>
+          <w:cs/>
           <w:lang w:val="ar_AE" w:bidi="ar_AE"/>
         </w:rPr>
         <w:t xml:space="preserve"> مُحْتَمِلِينَ بَعْضُكُمْ بَعْضًا، وَمُسَامِحِينَ بَعْضُكُمْ بَعْضًا. إِنْ كَانَ لِأَحَدٍ عَلَى أَحَدٍ شَكْوَى، كَمَا غَفَرَ لَكُمُ ٱلْمَسِيحُ هَكَذَا أَنْتُمْ أَيْضًا.</w:t>
       </w:r>
-      <w:r>
-        <w:rPr>
-          <w:lang w:val="ar_AE" w:bidi="ar_AE"/>
-        </w:rPr>
-      </w:r>
-      <w:r>
-        <w:rPr>
-          <w:lang w:val="ar_AE" w:bidi="ar_AE"/>
-        </w:rPr>
-      </w:r>
-    </w:p>
-    <w:p>
-      <w:pPr>
-        <w:bidi/>
-      </w:pPr>
-      <w:r>
-        <w:rPr>
-          <w:lang w:val="ar_AE" w:bidi="ar_AE"/>
-        </w:rPr>
-      </w:r>
-    </w:p>
-    <w:p>
-      <w:pPr>
-        <w:bidi/>
-      </w:pPr>
-      <w:r>
-        <w:rPr>
-          <w:lang w:val="ar_AE" w:bidi="ar_AE"/>
-        </w:rPr>
-      </w:r>
-      <w:r>
-        <w:rPr>
-          <w:vertAlign w:val="superscript"/>
+    </w:p>
+    <w:p>
+      <w:pPr>
+        <w:bidi/>
+      </w:pPr>
+      <w:r>
+        <w:rPr>
+          <w:rtl/>
+          <w:cs/>
+          <w:lang w:val="ar_AE" w:bidi="ar_AE"/>
+        </w:rPr>
+      </w:r>
+      <w:r>
+        <w:rPr>
+          <w:vertAlign w:val="superscript"/>
+          <w:rtl/>
+          <w:cs/>
           <w:lang w:val="ar_AE" w:bidi="ar_AE"/>
         </w:rPr>
         <w:t>14</w:t>
       </w:r>
       <w:r>
         <w:rPr>
+          <w:rtl/>
+          <w:cs/>
           <w:lang w:val="ar_AE" w:bidi="ar_AE"/>
         </w:rPr>
         <w:t xml:space="preserve"> وَعَلَى جَمِيعِ هَذِهِ ٱلْبَسُوا ٱلْمَحَبَّةَ ٱلَّتِي هِيَ رِبَاطُ ٱلْكَمَالِ.</w:t>
       </w:r>
-      <w:r>
-        <w:rPr>
-          <w:lang w:val="ar_AE" w:bidi="ar_AE"/>
-        </w:rPr>
-      </w:r>
-      <w:r>
-        <w:rPr>
-          <w:lang w:val="ar_AE" w:bidi="ar_AE"/>
-        </w:rPr>
-      </w:r>
-    </w:p>
-    <w:p>
-      <w:pPr>
-        <w:bidi/>
-      </w:pPr>
-      <w:r>
-        <w:rPr>
-          <w:lang w:val="ar_AE" w:bidi="ar_AE"/>
-        </w:rPr>
-      </w:r>
-    </w:p>
-    <w:p>
-      <w:pPr>
-        <w:bidi/>
-      </w:pPr>
-      <w:r>
-        <w:rPr>
-          <w:lang w:val="ar_AE" w:bidi="ar_AE"/>
-        </w:rPr>
-      </w:r>
-      <w:r>
-        <w:rPr>
-          <w:vertAlign w:val="superscript"/>
+    </w:p>
+    <w:p>
+      <w:pPr>
+        <w:bidi/>
+      </w:pPr>
+      <w:r>
+        <w:rPr>
+          <w:rtl/>
+          <w:cs/>
+          <w:lang w:val="ar_AE" w:bidi="ar_AE"/>
+        </w:rPr>
+      </w:r>
+      <w:r>
+        <w:rPr>
+          <w:vertAlign w:val="superscript"/>
+          <w:rtl/>
+          <w:cs/>
           <w:lang w:val="ar_AE" w:bidi="ar_AE"/>
         </w:rPr>
         <w:t>15</w:t>
       </w:r>
       <w:r>
         <w:rPr>
+          <w:rtl/>
+          <w:cs/>
           <w:lang w:val="ar_AE" w:bidi="ar_AE"/>
         </w:rPr>
         <w:t xml:space="preserve"> وَلْيَمْلِكْ فِي قُلُوبِكُمْ سَلَامُ ٱللهِ ٱلَّذِي إِلَيْهِ دُعِيتُمْ فِي جَسَدٍ وَاحِدٍ، وَكُونُوا شَاكِرِينَ.</w:t>
       </w:r>
-      <w:r>
-        <w:rPr>
-          <w:lang w:val="ar_AE" w:bidi="ar_AE"/>
-        </w:rPr>
-      </w:r>
-      <w:r>
-        <w:rPr>
-          <w:lang w:val="ar_AE" w:bidi="ar_AE"/>
-        </w:rPr>
-      </w:r>
-    </w:p>
-    <w:p>
-      <w:pPr>
-        <w:bidi/>
-      </w:pPr>
-      <w:r>
-        <w:rPr>
-          <w:lang w:val="ar_AE" w:bidi="ar_AE"/>
-        </w:rPr>
-      </w:r>
-    </w:p>
-    <w:p>
-      <w:pPr>
-        <w:bidi/>
-      </w:pPr>
-      <w:r>
-        <w:rPr>
-          <w:lang w:val="ar_AE" w:bidi="ar_AE"/>
-        </w:rPr>
-      </w:r>
-      <w:r>
-        <w:rPr>
-          <w:vertAlign w:val="superscript"/>
+    </w:p>
+    <w:p>
+      <w:pPr>
+        <w:bidi/>
+      </w:pPr>
+      <w:r>
+        <w:rPr>
+          <w:rtl/>
+          <w:cs/>
+          <w:lang w:val="ar_AE" w:bidi="ar_AE"/>
+        </w:rPr>
+      </w:r>
+      <w:r>
+        <w:rPr>
+          <w:vertAlign w:val="superscript"/>
+          <w:rtl/>
+          <w:cs/>
           <w:lang w:val="ar_AE" w:bidi="ar_AE"/>
         </w:rPr>
         <w:t>16</w:t>
       </w:r>
       <w:r>
         <w:rPr>
+          <w:rtl/>
+          <w:cs/>
           <w:lang w:val="ar_AE" w:bidi="ar_AE"/>
         </w:rPr>
         <w:t xml:space="preserve"> لِتَسْكُنْ فِيكُمْ كَلِمَةُ ٱلْمَسِيحِ بِغِنًى، وَأَنْتُمْ بِكُلِّ حِكْمَةٍ مُعَلِّمُونَ وَمُنْذِرُونَ بَعْضُكُمْ بَعْضًا، بِمَزَامِيرَ وَتَسَابِيحَ وَأَغَانِيَّ رُوحِيَّةٍ، بِنِعْمَةٍ، مُتَرَنِّمِينَ فِي قُلُوبِكُمْ لِلرَّبِّ.</w:t>
       </w:r>
-      <w:r>
-        <w:rPr>
-          <w:lang w:val="ar_AE" w:bidi="ar_AE"/>
-        </w:rPr>
-      </w:r>
-      <w:r>
-        <w:rPr>
-          <w:lang w:val="ar_AE" w:bidi="ar_AE"/>
-        </w:rPr>
-      </w:r>
-    </w:p>
-    <w:p>
-      <w:pPr>
-        <w:bidi/>
-      </w:pPr>
-      <w:r>
-        <w:rPr>
-          <w:lang w:val="ar_AE" w:bidi="ar_AE"/>
-        </w:rPr>
-      </w:r>
-    </w:p>
-    <w:p>
-      <w:pPr>
-        <w:bidi/>
-      </w:pPr>
-      <w:r>
-        <w:rPr>
-          <w:lang w:val="ar_AE" w:bidi="ar_AE"/>
-        </w:rPr>
-      </w:r>
-      <w:r>
-        <w:rPr>
-          <w:vertAlign w:val="superscript"/>
+    </w:p>
+    <w:p>
+      <w:pPr>
+        <w:bidi/>
+      </w:pPr>
+      <w:r>
+        <w:rPr>
+          <w:rtl/>
+          <w:cs/>
+          <w:lang w:val="ar_AE" w:bidi="ar_AE"/>
+        </w:rPr>
+      </w:r>
+      <w:r>
+        <w:rPr>
+          <w:vertAlign w:val="superscript"/>
+          <w:rtl/>
+          <w:cs/>
           <w:lang w:val="ar_AE" w:bidi="ar_AE"/>
         </w:rPr>
         <w:t>17</w:t>
       </w:r>
       <w:r>
         <w:rPr>
+          <w:rtl/>
+          <w:cs/>
           <w:lang w:val="ar_AE" w:bidi="ar_AE"/>
         </w:rPr>
         <w:t xml:space="preserve"> وَكُلُّ مَا عَمِلْتُمْ بِقَوْلٍ أَوْ فِعْلٍ، فَٱعْمَلُوا ٱلْكُلَّ بِٱسْمِ ٱلرَّبِّ يَسُوعَ، شَاكِرِينَ ٱللهَ وَٱلْآبَ بِهِ.</w:t>
       </w:r>
-      <w:r>
-        <w:rPr>
-          <w:lang w:val="ar_AE" w:bidi="ar_AE"/>
-        </w:rPr>
-      </w:r>
-      <w:r>
-        <w:rPr>
-          <w:lang w:val="ar_AE" w:bidi="ar_AE"/>
-        </w:rPr>
-      </w:r>
-    </w:p>
-    <w:p>
-      <w:pPr>
-        <w:bidi/>
-      </w:pPr>
-      <w:r>
-        <w:rPr>
-          <w:lang w:val="ar_AE" w:bidi="ar_AE"/>
-        </w:rPr>
-      </w:r>
-    </w:p>
-    <w:p>
-      <w:pPr>
-        <w:bidi/>
-      </w:pPr>
-      <w:r>
-        <w:rPr>
-          <w:lang w:val="ar_AE" w:bidi="ar_AE"/>
-        </w:rPr>
-      </w:r>
-      <w:r>
-        <w:rPr>
-          <w:vertAlign w:val="superscript"/>
+    </w:p>
+    <w:p>
+      <w:pPr>
+        <w:bidi/>
+      </w:pPr>
+      <w:r>
+        <w:rPr>
+          <w:rtl/>
+          <w:cs/>
+          <w:lang w:val="ar_AE" w:bidi="ar_AE"/>
+        </w:rPr>
+      </w:r>
+      <w:r>
+        <w:rPr>
+          <w:vertAlign w:val="superscript"/>
+          <w:rtl/>
+          <w:cs/>
           <w:lang w:val="ar_AE" w:bidi="ar_AE"/>
         </w:rPr>
         <w:t>18</w:t>
       </w:r>
       <w:r>
         <w:rPr>
+          <w:rtl/>
+          <w:cs/>
           <w:lang w:val="ar_AE" w:bidi="ar_AE"/>
         </w:rPr>
         <w:t xml:space="preserve"> أَيَّتُهَا ٱلنِّسَاءُ، ٱخْضَعْنَ لِرِجَالِكُنَّ كَمَا يَلِيقُ فِي ٱلرَّبِّ.</w:t>
       </w:r>
-      <w:r>
-        <w:rPr>
-          <w:lang w:val="ar_AE" w:bidi="ar_AE"/>
-        </w:rPr>
-      </w:r>
-      <w:r>
-        <w:rPr>
-          <w:lang w:val="ar_AE" w:bidi="ar_AE"/>
-        </w:rPr>
-      </w:r>
-    </w:p>
-    <w:p>
-      <w:pPr>
-        <w:bidi/>
-      </w:pPr>
-      <w:r>
-        <w:rPr>
-          <w:lang w:val="ar_AE" w:bidi="ar_AE"/>
-        </w:rPr>
-      </w:r>
-    </w:p>
-    <w:p>
-      <w:pPr>
-        <w:bidi/>
-      </w:pPr>
-      <w:r>
-        <w:rPr>
-          <w:lang w:val="ar_AE" w:bidi="ar_AE"/>
-        </w:rPr>
-      </w:r>
-      <w:r>
-        <w:rPr>
-          <w:vertAlign w:val="superscript"/>
+    </w:p>
+    <w:p>
+      <w:pPr>
+        <w:bidi/>
+      </w:pPr>
+      <w:r>
+        <w:rPr>
+          <w:rtl/>
+          <w:cs/>
+          <w:lang w:val="ar_AE" w:bidi="ar_AE"/>
+        </w:rPr>
+      </w:r>
+      <w:r>
+        <w:rPr>
+          <w:vertAlign w:val="superscript"/>
+          <w:rtl/>
+          <w:cs/>
           <w:lang w:val="ar_AE" w:bidi="ar_AE"/>
         </w:rPr>
         <w:t>19</w:t>
       </w:r>
       <w:r>
         <w:rPr>
+          <w:rtl/>
+          <w:cs/>
           <w:lang w:val="ar_AE" w:bidi="ar_AE"/>
         </w:rPr>
         <w:t xml:space="preserve"> أَيُّهَا ٱلرِّجَالُ، أَحِبُّوا نِسَاءَكُمْ، وَلَا تَكُونُوا قُسَاةً عَلَيْهِنَّ.</w:t>
       </w:r>
-      <w:r>
-        <w:rPr>
-          <w:lang w:val="ar_AE" w:bidi="ar_AE"/>
-        </w:rPr>
-      </w:r>
-      <w:r>
-        <w:rPr>
-          <w:lang w:val="ar_AE" w:bidi="ar_AE"/>
-        </w:rPr>
-      </w:r>
-    </w:p>
-    <w:p>
-      <w:pPr>
-        <w:bidi/>
-      </w:pPr>
-      <w:r>
-        <w:rPr>
-          <w:lang w:val="ar_AE" w:bidi="ar_AE"/>
-        </w:rPr>
-      </w:r>
-    </w:p>
-    <w:p>
-      <w:pPr>
-        <w:bidi/>
-      </w:pPr>
-      <w:r>
-        <w:rPr>
-          <w:lang w:val="ar_AE" w:bidi="ar_AE"/>
-        </w:rPr>
-      </w:r>
-      <w:r>
-        <w:rPr>
-          <w:vertAlign w:val="superscript"/>
+    </w:p>
+    <w:p>
+      <w:pPr>
+        <w:bidi/>
+      </w:pPr>
+      <w:r>
+        <w:rPr>
+          <w:rtl/>
+          <w:cs/>
+          <w:lang w:val="ar_AE" w:bidi="ar_AE"/>
+        </w:rPr>
+      </w:r>
+      <w:r>
+        <w:rPr>
+          <w:vertAlign w:val="superscript"/>
+          <w:rtl/>
+          <w:cs/>
           <w:lang w:val="ar_AE" w:bidi="ar_AE"/>
         </w:rPr>
         <w:t>20</w:t>
       </w:r>
       <w:r>
         <w:rPr>
+          <w:rtl/>
+          <w:cs/>
           <w:lang w:val="ar_AE" w:bidi="ar_AE"/>
         </w:rPr>
         <w:t xml:space="preserve"> أَيُّهَا ٱلْأَوْلَادُ، أَطِيعُوا وَالِدِيكُمْ فِي كُلِّ شَيْءٍ لِأَنَّ هَذَا مَرْضِيٌّ فِي ٱلرَّبِّ.</w:t>
       </w:r>
-      <w:r>
-        <w:rPr>
-          <w:lang w:val="ar_AE" w:bidi="ar_AE"/>
-        </w:rPr>
-      </w:r>
-      <w:r>
-        <w:rPr>
-          <w:lang w:val="ar_AE" w:bidi="ar_AE"/>
-        </w:rPr>
-      </w:r>
-    </w:p>
-    <w:p>
-      <w:pPr>
-        <w:bidi/>
-      </w:pPr>
-      <w:r>
-        <w:rPr>
-          <w:lang w:val="ar_AE" w:bidi="ar_AE"/>
-        </w:rPr>
-      </w:r>
-    </w:p>
-    <w:p>
-      <w:pPr>
-        <w:bidi/>
-      </w:pPr>
-      <w:r>
-        <w:rPr>
-          <w:lang w:val="ar_AE" w:bidi="ar_AE"/>
-        </w:rPr>
-      </w:r>
-      <w:r>
-        <w:rPr>
-          <w:vertAlign w:val="superscript"/>
+    </w:p>
+    <w:p>
+      <w:pPr>
+        <w:bidi/>
+      </w:pPr>
+      <w:r>
+        <w:rPr>
+          <w:rtl/>
+          <w:cs/>
+          <w:lang w:val="ar_AE" w:bidi="ar_AE"/>
+        </w:rPr>
+      </w:r>
+      <w:r>
+        <w:rPr>
+          <w:vertAlign w:val="superscript"/>
+          <w:rtl/>
+          <w:cs/>
           <w:lang w:val="ar_AE" w:bidi="ar_AE"/>
         </w:rPr>
         <w:t>21</w:t>
       </w:r>
       <w:r>
         <w:rPr>
+          <w:rtl/>
+          <w:cs/>
           <w:lang w:val="ar_AE" w:bidi="ar_AE"/>
         </w:rPr>
         <w:t xml:space="preserve"> أَيُّهَا ٱلْآبَاءُ، لَا تُغِيظُوا أَوْلَادَكُمْ لِئَلَّا يَفْشَلُوا.</w:t>
       </w:r>
-      <w:r>
-        <w:rPr>
-          <w:lang w:val="ar_AE" w:bidi="ar_AE"/>
-        </w:rPr>
-      </w:r>
-      <w:r>
-        <w:rPr>
-          <w:lang w:val="ar_AE" w:bidi="ar_AE"/>
-        </w:rPr>
-      </w:r>
-    </w:p>
-    <w:p>
-      <w:pPr>
-        <w:bidi/>
-      </w:pPr>
-      <w:r>
-        <w:rPr>
-          <w:lang w:val="ar_AE" w:bidi="ar_AE"/>
-        </w:rPr>
-      </w:r>
-    </w:p>
-    <w:p>
-      <w:pPr>
-        <w:bidi/>
-      </w:pPr>
-      <w:r>
-        <w:rPr>
-          <w:lang w:val="ar_AE" w:bidi="ar_AE"/>
-        </w:rPr>
-      </w:r>
-      <w:r>
-        <w:rPr>
-          <w:vertAlign w:val="superscript"/>
+    </w:p>
+    <w:p>
+      <w:pPr>
+        <w:bidi/>
+      </w:pPr>
+      <w:r>
+        <w:rPr>
+          <w:rtl/>
+          <w:cs/>
+          <w:lang w:val="ar_AE" w:bidi="ar_AE"/>
+        </w:rPr>
+      </w:r>
+      <w:r>
+        <w:rPr>
+          <w:vertAlign w:val="superscript"/>
+          <w:rtl/>
+          <w:cs/>
           <w:lang w:val="ar_AE" w:bidi="ar_AE"/>
         </w:rPr>
         <w:t>22</w:t>
       </w:r>
       <w:r>
         <w:rPr>
+          <w:rtl/>
+          <w:cs/>
           <w:lang w:val="ar_AE" w:bidi="ar_AE"/>
         </w:rPr>
         <w:t xml:space="preserve"> أَيُّهَا ٱلْعَبِيدُ، أَطِيعُوا فِي كُلِّ شَيْءٍ سَادَتَكُمْ حَسَبَ ٱلْجَسَدِ، لَا بِخِدْمَةِ ٱلْعَيْنِ كَمَنْ يُرْضِي ٱلنَّاسَ، بَلْ بِبَسَاطَةِ ٱلْقَلْبِ، خَائِفِينَ ٱلرَّبَّ.</w:t>
       </w:r>
-      <w:r>
-        <w:rPr>
-          <w:lang w:val="ar_AE" w:bidi="ar_AE"/>
-        </w:rPr>
-      </w:r>
-      <w:r>
-        <w:rPr>
-          <w:lang w:val="ar_AE" w:bidi="ar_AE"/>
-        </w:rPr>
-      </w:r>
-    </w:p>
-    <w:p>
-      <w:pPr>
-        <w:bidi/>
-      </w:pPr>
-      <w:r>
-        <w:rPr>
-          <w:lang w:val="ar_AE" w:bidi="ar_AE"/>
-        </w:rPr>
-      </w:r>
-    </w:p>
-    <w:p>
-      <w:pPr>
-        <w:bidi/>
-      </w:pPr>
-      <w:r>
-        <w:rPr>
-          <w:lang w:val="ar_AE" w:bidi="ar_AE"/>
-        </w:rPr>
-      </w:r>
-      <w:r>
-        <w:rPr>
-          <w:vertAlign w:val="superscript"/>
+    </w:p>
+    <w:p>
+      <w:pPr>
+        <w:bidi/>
+      </w:pPr>
+      <w:r>
+        <w:rPr>
+          <w:rtl/>
+          <w:cs/>
+          <w:lang w:val="ar_AE" w:bidi="ar_AE"/>
+        </w:rPr>
+      </w:r>
+      <w:r>
+        <w:rPr>
+          <w:vertAlign w:val="superscript"/>
+          <w:rtl/>
+          <w:cs/>
           <w:lang w:val="ar_AE" w:bidi="ar_AE"/>
         </w:rPr>
         <w:t>23</w:t>
       </w:r>
       <w:r>
         <w:rPr>
+          <w:rtl/>
+          <w:cs/>
           <w:lang w:val="ar_AE" w:bidi="ar_AE"/>
         </w:rPr>
         <w:t xml:space="preserve"> وَكُلُّ مَا فَعَلْتُمْ، فَٱعْمَلُوا مِنَ ٱلْقَلْبِ، كَمَا لِلرَّبِّ لَيْسَ لِلنَّاسِ،</w:t>
       </w:r>
-      <w:r>
-        <w:rPr>
-          <w:lang w:val="ar_AE" w:bidi="ar_AE"/>
-        </w:rPr>
-      </w:r>
-      <w:r>
-        <w:rPr>
-          <w:lang w:val="ar_AE" w:bidi="ar_AE"/>
-        </w:rPr>
-      </w:r>
-    </w:p>
-    <w:p>
-      <w:pPr>
-        <w:bidi/>
-      </w:pPr>
-      <w:r>
-        <w:rPr>
-          <w:lang w:val="ar_AE" w:bidi="ar_AE"/>
-        </w:rPr>
-      </w:r>
-    </w:p>
-    <w:p>
-      <w:pPr>
-        <w:bidi/>
-      </w:pPr>
-      <w:r>
-        <w:rPr>
-          <w:lang w:val="ar_AE" w:bidi="ar_AE"/>
-        </w:rPr>
-      </w:r>
-      <w:r>
-        <w:rPr>
-          <w:vertAlign w:val="superscript"/>
+    </w:p>
+    <w:p>
+      <w:pPr>
+        <w:bidi/>
+      </w:pPr>
+      <w:r>
+        <w:rPr>
+          <w:rtl/>
+          <w:cs/>
+          <w:lang w:val="ar_AE" w:bidi="ar_AE"/>
+        </w:rPr>
+      </w:r>
+      <w:r>
+        <w:rPr>
+          <w:vertAlign w:val="superscript"/>
+          <w:rtl/>
+          <w:cs/>
           <w:lang w:val="ar_AE" w:bidi="ar_AE"/>
         </w:rPr>
         <w:t>24</w:t>
       </w:r>
       <w:r>
         <w:rPr>
+          <w:rtl/>
+          <w:cs/>
           <w:lang w:val="ar_AE" w:bidi="ar_AE"/>
         </w:rPr>
         <w:t xml:space="preserve"> عَالِمِينَ أَنَّكُمْ مِنَ ٱلرَّبِّ سَتَأْخُذُونَ جَزَاءَ ٱلْمِيرَاثِ، لِأَنَّكُمْ تَخْدِمُونَ ٱلرَّبَّ ٱلْمَسِيحَ.</w:t>
       </w:r>
-      <w:r>
-        <w:rPr>
-          <w:lang w:val="ar_AE" w:bidi="ar_AE"/>
-        </w:rPr>
-      </w:r>
-      <w:r>
-        <w:rPr>
-          <w:lang w:val="ar_AE" w:bidi="ar_AE"/>
-        </w:rPr>
-      </w:r>
-    </w:p>
-    <w:p>
-      <w:pPr>
-        <w:bidi/>
-      </w:pPr>
-      <w:r>
-        <w:rPr>
-          <w:lang w:val="ar_AE" w:bidi="ar_AE"/>
-        </w:rPr>
-      </w:r>
-    </w:p>
-    <w:p>
-      <w:pPr>
-        <w:bidi/>
-      </w:pPr>
-      <w:r>
-        <w:rPr>
-          <w:lang w:val="ar_AE" w:bidi="ar_AE"/>
-        </w:rPr>
-      </w:r>
-      <w:r>
-        <w:rPr>
-          <w:vertAlign w:val="superscript"/>
+    </w:p>
+    <w:p>
+      <w:pPr>
+        <w:bidi/>
+      </w:pPr>
+      <w:r>
+        <w:rPr>
+          <w:rtl/>
+          <w:cs/>
+          <w:lang w:val="ar_AE" w:bidi="ar_AE"/>
+        </w:rPr>
+      </w:r>
+      <w:r>
+        <w:rPr>
+          <w:vertAlign w:val="superscript"/>
+          <w:rtl/>
+          <w:cs/>
           <w:lang w:val="ar_AE" w:bidi="ar_AE"/>
         </w:rPr>
         <w:t>25</w:t>
       </w:r>
       <w:r>
         <w:rPr>
+          <w:rtl/>
+          <w:cs/>
           <w:lang w:val="ar_AE" w:bidi="ar_AE"/>
         </w:rPr>
         <w:t xml:space="preserve"> وَأَمَّا ٱلظَّالِمُ فَسَينَالُ مَا ظَلَمَ بِهِ، وَلَيْسَ مُحَابَاةٌ.</w:t>
       </w:r>
-      <w:r>
-        <w:rPr>
-          <w:lang w:val="ar_AE" w:bidi="ar_AE"/>
-        </w:rPr>
-      </w:r>
-      <w:r>
-        <w:rPr>
-          <w:lang w:val="ar_AE" w:bidi="ar_AE"/>
-        </w:rPr>
-      </w:r>
-    </w:p>
-    <w:p>
-      <w:pPr>
-        <w:bidi/>
-      </w:pPr>
-      <w:r>
-        <w:rPr>
-          <w:lang w:val="ar_AE" w:bidi="ar_AE"/>
-        </w:rPr>
-      </w:r>
     </w:p>
     <w:p>
       <w:pPr>
@@ -3603,778 +2532,540 @@
       </w:pPr>
       <w:r>
         <w:rPr>
+          <w:rtl/>
+          <w:cs/>
           <w:lang w:val="ar_AE" w:bidi="ar_AE"/>
         </w:rPr>
         <w:t>Colossians 4:1</w:t>
       </w:r>
       <w:r>
         <w:rPr>
-          <w:lang w:val="ar_AE" w:bidi="ar_AE"/>
-        </w:rPr>
-      </w:r>
-    </w:p>
-    <w:p>
-      <w:pPr>
-        <w:bidi/>
-      </w:pPr>
-      <w:r>
-        <w:rPr>
-          <w:lang w:val="ar_AE" w:bidi="ar_AE"/>
-        </w:rPr>
-      </w:r>
-      <w:r>
-        <w:rPr>
-          <w:vertAlign w:val="superscript"/>
+          <w:rtl/>
+          <w:cs/>
+          <w:lang w:val="ar_AE" w:bidi="ar_AE"/>
+        </w:rPr>
+      </w:r>
+    </w:p>
+    <w:p>
+      <w:pPr>
+        <w:bidi/>
+      </w:pPr>
+      <w:r>
+        <w:rPr>
+          <w:rtl/>
+          <w:cs/>
+          <w:lang w:val="ar_AE" w:bidi="ar_AE"/>
+        </w:rPr>
+      </w:r>
+      <w:r>
+        <w:rPr>
+          <w:vertAlign w:val="superscript"/>
+          <w:rtl/>
+          <w:cs/>
           <w:lang w:val="ar_AE" w:bidi="ar_AE"/>
         </w:rPr>
         <w:t>1</w:t>
       </w:r>
       <w:r>
         <w:rPr>
+          <w:rtl/>
+          <w:cs/>
           <w:lang w:val="ar_AE" w:bidi="ar_AE"/>
         </w:rPr>
         <w:t xml:space="preserve"> أَيُّهَا ٱلسَّادَةُ، قَدِّمُوا لِلْعَبِيدِ ٱلْعَدْلَ وَٱلْمُسَاوَاةَ، عَالِمِينَ أَنَّ لَكُمْ أَنْتُمْ أَيْضًا سَيِّدًا فِي ٱلسَّمَاوَاتِ.</w:t>
       </w:r>
-      <w:r>
-        <w:rPr>
-          <w:lang w:val="ar_AE" w:bidi="ar_AE"/>
-        </w:rPr>
-      </w:r>
-      <w:r>
-        <w:rPr>
-          <w:lang w:val="ar_AE" w:bidi="ar_AE"/>
-        </w:rPr>
-      </w:r>
-    </w:p>
-    <w:p>
-      <w:pPr>
-        <w:bidi/>
-      </w:pPr>
-      <w:r>
-        <w:rPr>
-          <w:lang w:val="ar_AE" w:bidi="ar_AE"/>
-        </w:rPr>
-      </w:r>
-    </w:p>
-    <w:p>
-      <w:pPr>
-        <w:bidi/>
-      </w:pPr>
-      <w:r>
-        <w:rPr>
-          <w:lang w:val="ar_AE" w:bidi="ar_AE"/>
-        </w:rPr>
-      </w:r>
-      <w:r>
-        <w:rPr>
-          <w:vertAlign w:val="superscript"/>
+    </w:p>
+    <w:p>
+      <w:pPr>
+        <w:bidi/>
+      </w:pPr>
+      <w:r>
+        <w:rPr>
+          <w:rtl/>
+          <w:cs/>
+          <w:lang w:val="ar_AE" w:bidi="ar_AE"/>
+        </w:rPr>
+      </w:r>
+      <w:r>
+        <w:rPr>
+          <w:vertAlign w:val="superscript"/>
+          <w:rtl/>
+          <w:cs/>
           <w:lang w:val="ar_AE" w:bidi="ar_AE"/>
         </w:rPr>
         <w:t>2</w:t>
       </w:r>
       <w:r>
         <w:rPr>
+          <w:rtl/>
+          <w:cs/>
           <w:lang w:val="ar_AE" w:bidi="ar_AE"/>
         </w:rPr>
         <w:t xml:space="preserve"> وَاظِبُوا عَلَى ٱلصَّلَاةِ سَاهِرِينَ فِيهَا بِٱلشُّكْرِ،</w:t>
       </w:r>
-      <w:r>
-        <w:rPr>
-          <w:lang w:val="ar_AE" w:bidi="ar_AE"/>
-        </w:rPr>
-      </w:r>
-      <w:r>
-        <w:rPr>
-          <w:lang w:val="ar_AE" w:bidi="ar_AE"/>
-        </w:rPr>
-      </w:r>
-    </w:p>
-    <w:p>
-      <w:pPr>
-        <w:bidi/>
-      </w:pPr>
-      <w:r>
-        <w:rPr>
-          <w:lang w:val="ar_AE" w:bidi="ar_AE"/>
-        </w:rPr>
-      </w:r>
-    </w:p>
-    <w:p>
-      <w:pPr>
-        <w:bidi/>
-      </w:pPr>
-      <w:r>
-        <w:rPr>
-          <w:lang w:val="ar_AE" w:bidi="ar_AE"/>
-        </w:rPr>
-      </w:r>
-      <w:r>
-        <w:rPr>
-          <w:vertAlign w:val="superscript"/>
+    </w:p>
+    <w:p>
+      <w:pPr>
+        <w:bidi/>
+      </w:pPr>
+      <w:r>
+        <w:rPr>
+          <w:rtl/>
+          <w:cs/>
+          <w:lang w:val="ar_AE" w:bidi="ar_AE"/>
+        </w:rPr>
+      </w:r>
+      <w:r>
+        <w:rPr>
+          <w:vertAlign w:val="superscript"/>
+          <w:rtl/>
+          <w:cs/>
           <w:lang w:val="ar_AE" w:bidi="ar_AE"/>
         </w:rPr>
         <w:t>3</w:t>
       </w:r>
       <w:r>
         <w:rPr>
+          <w:rtl/>
+          <w:cs/>
           <w:lang w:val="ar_AE" w:bidi="ar_AE"/>
         </w:rPr>
         <w:t xml:space="preserve"> مُصَلِّينَ فِي ذَلِكَ لِأَجْلِنَا نَحْنُ أَيْضًا، لِيَفْتَحَ ٱلرَّبُّ لَنَا بَابًا لِلْكَلَامِ، لِنَتَكَلَّمَ بِسِرِّ ٱلْمَسِيحِ، ٱلَّذِي مِنْ أَجْلِهِ أَنَا مُوثَقٌ أَيْضًا،</w:t>
       </w:r>
-      <w:r>
-        <w:rPr>
-          <w:lang w:val="ar_AE" w:bidi="ar_AE"/>
-        </w:rPr>
-      </w:r>
-      <w:r>
-        <w:rPr>
-          <w:lang w:val="ar_AE" w:bidi="ar_AE"/>
-        </w:rPr>
-      </w:r>
-    </w:p>
-    <w:p>
-      <w:pPr>
-        <w:bidi/>
-      </w:pPr>
-      <w:r>
-        <w:rPr>
-          <w:lang w:val="ar_AE" w:bidi="ar_AE"/>
-        </w:rPr>
-      </w:r>
-    </w:p>
-    <w:p>
-      <w:pPr>
-        <w:bidi/>
-      </w:pPr>
-      <w:r>
-        <w:rPr>
-          <w:lang w:val="ar_AE" w:bidi="ar_AE"/>
-        </w:rPr>
-      </w:r>
-      <w:r>
-        <w:rPr>
-          <w:vertAlign w:val="superscript"/>
+    </w:p>
+    <w:p>
+      <w:pPr>
+        <w:bidi/>
+      </w:pPr>
+      <w:r>
+        <w:rPr>
+          <w:rtl/>
+          <w:cs/>
+          <w:lang w:val="ar_AE" w:bidi="ar_AE"/>
+        </w:rPr>
+      </w:r>
+      <w:r>
+        <w:rPr>
+          <w:vertAlign w:val="superscript"/>
+          <w:rtl/>
+          <w:cs/>
           <w:lang w:val="ar_AE" w:bidi="ar_AE"/>
         </w:rPr>
         <w:t>4</w:t>
       </w:r>
       <w:r>
         <w:rPr>
+          <w:rtl/>
+          <w:cs/>
           <w:lang w:val="ar_AE" w:bidi="ar_AE"/>
         </w:rPr>
         <w:t xml:space="preserve"> كَيْ أُظْهِرَهُ كَمَا يَجِبُ أَنْ أَتَكَلَّمَ.</w:t>
       </w:r>
-      <w:r>
-        <w:rPr>
-          <w:lang w:val="ar_AE" w:bidi="ar_AE"/>
-        </w:rPr>
-      </w:r>
-      <w:r>
-        <w:rPr>
-          <w:lang w:val="ar_AE" w:bidi="ar_AE"/>
-        </w:rPr>
-      </w:r>
-    </w:p>
-    <w:p>
-      <w:pPr>
-        <w:bidi/>
-      </w:pPr>
-      <w:r>
-        <w:rPr>
-          <w:lang w:val="ar_AE" w:bidi="ar_AE"/>
-        </w:rPr>
-      </w:r>
-    </w:p>
-    <w:p>
-      <w:pPr>
-        <w:bidi/>
-      </w:pPr>
-      <w:r>
-        <w:rPr>
-          <w:lang w:val="ar_AE" w:bidi="ar_AE"/>
-        </w:rPr>
-      </w:r>
-      <w:r>
-        <w:rPr>
-          <w:vertAlign w:val="superscript"/>
+    </w:p>
+    <w:p>
+      <w:pPr>
+        <w:bidi/>
+      </w:pPr>
+      <w:r>
+        <w:rPr>
+          <w:rtl/>
+          <w:cs/>
+          <w:lang w:val="ar_AE" w:bidi="ar_AE"/>
+        </w:rPr>
+      </w:r>
+      <w:r>
+        <w:rPr>
+          <w:vertAlign w:val="superscript"/>
+          <w:rtl/>
+          <w:cs/>
           <w:lang w:val="ar_AE" w:bidi="ar_AE"/>
         </w:rPr>
         <w:t>5</w:t>
       </w:r>
       <w:r>
         <w:rPr>
+          <w:rtl/>
+          <w:cs/>
           <w:lang w:val="ar_AE" w:bidi="ar_AE"/>
         </w:rPr>
         <w:t xml:space="preserve"> اُسْلُكُوا بِحِكْمَةٍ مِنْ جِهَةِ ٱلَّذِينَ هُمْ مِنْ خَارِجٍ، مُفْتَدِينَ ٱلْوَقْتَ.</w:t>
       </w:r>
-      <w:r>
-        <w:rPr>
-          <w:lang w:val="ar_AE" w:bidi="ar_AE"/>
-        </w:rPr>
-      </w:r>
-      <w:r>
-        <w:rPr>
-          <w:lang w:val="ar_AE" w:bidi="ar_AE"/>
-        </w:rPr>
-      </w:r>
-    </w:p>
-    <w:p>
-      <w:pPr>
-        <w:bidi/>
-      </w:pPr>
-      <w:r>
-        <w:rPr>
-          <w:lang w:val="ar_AE" w:bidi="ar_AE"/>
-        </w:rPr>
-      </w:r>
-    </w:p>
-    <w:p>
-      <w:pPr>
-        <w:bidi/>
-      </w:pPr>
-      <w:r>
-        <w:rPr>
-          <w:lang w:val="ar_AE" w:bidi="ar_AE"/>
-        </w:rPr>
-      </w:r>
-      <w:r>
-        <w:rPr>
-          <w:vertAlign w:val="superscript"/>
+    </w:p>
+    <w:p>
+      <w:pPr>
+        <w:bidi/>
+      </w:pPr>
+      <w:r>
+        <w:rPr>
+          <w:rtl/>
+          <w:cs/>
+          <w:lang w:val="ar_AE" w:bidi="ar_AE"/>
+        </w:rPr>
+      </w:r>
+      <w:r>
+        <w:rPr>
+          <w:vertAlign w:val="superscript"/>
+          <w:rtl/>
+          <w:cs/>
           <w:lang w:val="ar_AE" w:bidi="ar_AE"/>
         </w:rPr>
         <w:t>6</w:t>
       </w:r>
       <w:r>
         <w:rPr>
+          <w:rtl/>
+          <w:cs/>
           <w:lang w:val="ar_AE" w:bidi="ar_AE"/>
         </w:rPr>
         <w:t xml:space="preserve"> لِيَكُنْ كَلَامُكُمْ كُلَّ حِينٍ بِنِعْمَةٍ، مُصْلَحًا بِمِلْحٍ، لِتَعْلَمُوا كَيْفَ يَجِبُ أَنْ تُجَاوِبُوا كُلَّ وَاحِدٍ.</w:t>
       </w:r>
-      <w:r>
-        <w:rPr>
-          <w:lang w:val="ar_AE" w:bidi="ar_AE"/>
-        </w:rPr>
-      </w:r>
-      <w:r>
-        <w:rPr>
-          <w:lang w:val="ar_AE" w:bidi="ar_AE"/>
-        </w:rPr>
-      </w:r>
-    </w:p>
-    <w:p>
-      <w:pPr>
-        <w:bidi/>
-      </w:pPr>
-      <w:r>
-        <w:rPr>
-          <w:lang w:val="ar_AE" w:bidi="ar_AE"/>
-        </w:rPr>
-      </w:r>
-    </w:p>
-    <w:p>
-      <w:pPr>
-        <w:bidi/>
-      </w:pPr>
-      <w:r>
-        <w:rPr>
-          <w:lang w:val="ar_AE" w:bidi="ar_AE"/>
-        </w:rPr>
-      </w:r>
-      <w:r>
-        <w:rPr>
-          <w:vertAlign w:val="superscript"/>
+    </w:p>
+    <w:p>
+      <w:pPr>
+        <w:bidi/>
+      </w:pPr>
+      <w:r>
+        <w:rPr>
+          <w:rtl/>
+          <w:cs/>
+          <w:lang w:val="ar_AE" w:bidi="ar_AE"/>
+        </w:rPr>
+      </w:r>
+      <w:r>
+        <w:rPr>
+          <w:vertAlign w:val="superscript"/>
+          <w:rtl/>
+          <w:cs/>
           <w:lang w:val="ar_AE" w:bidi="ar_AE"/>
         </w:rPr>
         <w:t>7</w:t>
       </w:r>
       <w:r>
         <w:rPr>
+          <w:rtl/>
+          <w:cs/>
           <w:lang w:val="ar_AE" w:bidi="ar_AE"/>
         </w:rPr>
         <w:t xml:space="preserve"> جَمِيعُ أَحْوَالِي سَيُعَرِّفُكُمْ بِهَا تِيخِيكُسُ ٱلْأَخُ ٱلْحَبِيبُ، وَٱلْخَادِمُ ٱلْأَمِينُ، وَٱلْعَبْدُ مَعَنَا فِي ٱلرَّبِّ،</w:t>
       </w:r>
-      <w:r>
-        <w:rPr>
-          <w:lang w:val="ar_AE" w:bidi="ar_AE"/>
-        </w:rPr>
-      </w:r>
-      <w:r>
-        <w:rPr>
-          <w:lang w:val="ar_AE" w:bidi="ar_AE"/>
-        </w:rPr>
-      </w:r>
-    </w:p>
-    <w:p>
-      <w:pPr>
-        <w:bidi/>
-      </w:pPr>
-      <w:r>
-        <w:rPr>
-          <w:lang w:val="ar_AE" w:bidi="ar_AE"/>
-        </w:rPr>
-      </w:r>
-    </w:p>
-    <w:p>
-      <w:pPr>
-        <w:bidi/>
-      </w:pPr>
-      <w:r>
-        <w:rPr>
-          <w:lang w:val="ar_AE" w:bidi="ar_AE"/>
-        </w:rPr>
-      </w:r>
-      <w:r>
-        <w:rPr>
-          <w:vertAlign w:val="superscript"/>
+    </w:p>
+    <w:p>
+      <w:pPr>
+        <w:bidi/>
+      </w:pPr>
+      <w:r>
+        <w:rPr>
+          <w:rtl/>
+          <w:cs/>
+          <w:lang w:val="ar_AE" w:bidi="ar_AE"/>
+        </w:rPr>
+      </w:r>
+      <w:r>
+        <w:rPr>
+          <w:vertAlign w:val="superscript"/>
+          <w:rtl/>
+          <w:cs/>
           <w:lang w:val="ar_AE" w:bidi="ar_AE"/>
         </w:rPr>
         <w:t>8</w:t>
       </w:r>
       <w:r>
         <w:rPr>
+          <w:rtl/>
+          <w:cs/>
           <w:lang w:val="ar_AE" w:bidi="ar_AE"/>
         </w:rPr>
         <w:t xml:space="preserve"> ٱلَّذِي أَرْسَلْتُهُ إِلَيْكُمْ لِهَذَا عَيْنِهِ، لِيَعْرِفَ أَحْوَالَكُمْ وَيُعَزِّيَ قُلُوبَكُمْ،</w:t>
       </w:r>
-      <w:r>
-        <w:rPr>
-          <w:lang w:val="ar_AE" w:bidi="ar_AE"/>
-        </w:rPr>
-      </w:r>
-      <w:r>
-        <w:rPr>
-          <w:lang w:val="ar_AE" w:bidi="ar_AE"/>
-        </w:rPr>
-      </w:r>
-    </w:p>
-    <w:p>
-      <w:pPr>
-        <w:bidi/>
-      </w:pPr>
-      <w:r>
-        <w:rPr>
-          <w:lang w:val="ar_AE" w:bidi="ar_AE"/>
-        </w:rPr>
-      </w:r>
-    </w:p>
-    <w:p>
-      <w:pPr>
-        <w:bidi/>
-      </w:pPr>
-      <w:r>
-        <w:rPr>
-          <w:lang w:val="ar_AE" w:bidi="ar_AE"/>
-        </w:rPr>
-      </w:r>
-      <w:r>
-        <w:rPr>
-          <w:vertAlign w:val="superscript"/>
+    </w:p>
+    <w:p>
+      <w:pPr>
+        <w:bidi/>
+      </w:pPr>
+      <w:r>
+        <w:rPr>
+          <w:rtl/>
+          <w:cs/>
+          <w:lang w:val="ar_AE" w:bidi="ar_AE"/>
+        </w:rPr>
+      </w:r>
+      <w:r>
+        <w:rPr>
+          <w:vertAlign w:val="superscript"/>
+          <w:rtl/>
+          <w:cs/>
           <w:lang w:val="ar_AE" w:bidi="ar_AE"/>
         </w:rPr>
         <w:t>9</w:t>
       </w:r>
       <w:r>
         <w:rPr>
+          <w:rtl/>
+          <w:cs/>
           <w:lang w:val="ar_AE" w:bidi="ar_AE"/>
         </w:rPr>
         <w:t xml:space="preserve"> مَعْ أُنِسِيمُسَ ٱلْأَخِ ٱلْأَمِينِ ٱلْحَبِيبِ ٱلَّذِي هُوَ مِنْكُمْ. هُمَا سَيُعَرِّفَانِكُمْ بِكُلِّ مَا هَهُنَا.</w:t>
       </w:r>
-      <w:r>
-        <w:rPr>
-          <w:lang w:val="ar_AE" w:bidi="ar_AE"/>
-        </w:rPr>
-      </w:r>
-      <w:r>
-        <w:rPr>
-          <w:lang w:val="ar_AE" w:bidi="ar_AE"/>
-        </w:rPr>
-      </w:r>
-    </w:p>
-    <w:p>
-      <w:pPr>
-        <w:bidi/>
-      </w:pPr>
-      <w:r>
-        <w:rPr>
-          <w:lang w:val="ar_AE" w:bidi="ar_AE"/>
-        </w:rPr>
-      </w:r>
-    </w:p>
-    <w:p>
-      <w:pPr>
-        <w:bidi/>
-      </w:pPr>
-      <w:r>
-        <w:rPr>
-          <w:lang w:val="ar_AE" w:bidi="ar_AE"/>
-        </w:rPr>
-      </w:r>
-      <w:r>
-        <w:rPr>
-          <w:vertAlign w:val="superscript"/>
+    </w:p>
+    <w:p>
+      <w:pPr>
+        <w:bidi/>
+      </w:pPr>
+      <w:r>
+        <w:rPr>
+          <w:rtl/>
+          <w:cs/>
+          <w:lang w:val="ar_AE" w:bidi="ar_AE"/>
+        </w:rPr>
+      </w:r>
+      <w:r>
+        <w:rPr>
+          <w:vertAlign w:val="superscript"/>
+          <w:rtl/>
+          <w:cs/>
           <w:lang w:val="ar_AE" w:bidi="ar_AE"/>
         </w:rPr>
         <w:t>10</w:t>
       </w:r>
       <w:r>
         <w:rPr>
+          <w:rtl/>
+          <w:cs/>
           <w:lang w:val="ar_AE" w:bidi="ar_AE"/>
         </w:rPr>
         <w:t xml:space="preserve"> يُسَلِّمُ عَلَيْكُمْ أَرِسْتَرْخُسُ ٱلْمَأْسُورُ مَعِي، وَمَرْقُسُ ٱبْنُ أُخْتِ بَرْنَابَا، ٱلَّذِي أَخَذْتُمْ لِأَجْلِهِ وَصَايَا. إِنْ أَتَى إِلَيْكُمْ فَٱقْبَلُوهُ.</w:t>
       </w:r>
-      <w:r>
-        <w:rPr>
-          <w:lang w:val="ar_AE" w:bidi="ar_AE"/>
-        </w:rPr>
-      </w:r>
-      <w:r>
-        <w:rPr>
-          <w:lang w:val="ar_AE" w:bidi="ar_AE"/>
-        </w:rPr>
-      </w:r>
-    </w:p>
-    <w:p>
-      <w:pPr>
-        <w:bidi/>
-      </w:pPr>
-      <w:r>
-        <w:rPr>
-          <w:lang w:val="ar_AE" w:bidi="ar_AE"/>
-        </w:rPr>
-      </w:r>
-    </w:p>
-    <w:p>
-      <w:pPr>
-        <w:bidi/>
-      </w:pPr>
-      <w:r>
-        <w:rPr>
-          <w:lang w:val="ar_AE" w:bidi="ar_AE"/>
-        </w:rPr>
-      </w:r>
-      <w:r>
-        <w:rPr>
-          <w:vertAlign w:val="superscript"/>
+    </w:p>
+    <w:p>
+      <w:pPr>
+        <w:bidi/>
+      </w:pPr>
+      <w:r>
+        <w:rPr>
+          <w:rtl/>
+          <w:cs/>
+          <w:lang w:val="ar_AE" w:bidi="ar_AE"/>
+        </w:rPr>
+      </w:r>
+      <w:r>
+        <w:rPr>
+          <w:vertAlign w:val="superscript"/>
+          <w:rtl/>
+          <w:cs/>
           <w:lang w:val="ar_AE" w:bidi="ar_AE"/>
         </w:rPr>
         <w:t>11</w:t>
       </w:r>
       <w:r>
         <w:rPr>
+          <w:rtl/>
+          <w:cs/>
           <w:lang w:val="ar_AE" w:bidi="ar_AE"/>
         </w:rPr>
         <w:t xml:space="preserve"> وَيَسُوعُ ٱلْمَدْعُوُّ يُسْطُسَ، ٱلَّذِينَ هُمْ مِنَ ٱلْخِتَانِ. هَؤُلَاءِ هُمْ وَحْدَهُمُ ٱلْعَامِلُونَ مَعِي لِمَلَكُوتِ ٱللهِ، ٱلَّذِينَ صَارُوا لِي تَسْلِيَةً.</w:t>
       </w:r>
-      <w:r>
-        <w:rPr>
-          <w:lang w:val="ar_AE" w:bidi="ar_AE"/>
-        </w:rPr>
-      </w:r>
-      <w:r>
-        <w:rPr>
-          <w:lang w:val="ar_AE" w:bidi="ar_AE"/>
-        </w:rPr>
-      </w:r>
-    </w:p>
-    <w:p>
-      <w:pPr>
-        <w:bidi/>
-      </w:pPr>
-      <w:r>
-        <w:rPr>
-          <w:lang w:val="ar_AE" w:bidi="ar_AE"/>
-        </w:rPr>
-      </w:r>
-    </w:p>
-    <w:p>
-      <w:pPr>
-        <w:bidi/>
-      </w:pPr>
-      <w:r>
-        <w:rPr>
-          <w:lang w:val="ar_AE" w:bidi="ar_AE"/>
-        </w:rPr>
-      </w:r>
-      <w:r>
-        <w:rPr>
-          <w:vertAlign w:val="superscript"/>
+    </w:p>
+    <w:p>
+      <w:pPr>
+        <w:bidi/>
+      </w:pPr>
+      <w:r>
+        <w:rPr>
+          <w:rtl/>
+          <w:cs/>
+          <w:lang w:val="ar_AE" w:bidi="ar_AE"/>
+        </w:rPr>
+      </w:r>
+      <w:r>
+        <w:rPr>
+          <w:vertAlign w:val="superscript"/>
+          <w:rtl/>
+          <w:cs/>
           <w:lang w:val="ar_AE" w:bidi="ar_AE"/>
         </w:rPr>
         <w:t>12</w:t>
       </w:r>
       <w:r>
         <w:rPr>
+          <w:rtl/>
+          <w:cs/>
           <w:lang w:val="ar_AE" w:bidi="ar_AE"/>
         </w:rPr>
         <w:t xml:space="preserve"> يُسَلِّمُ عَلَيْكُمْ أَبَفْرَاسُ، ٱلَّذِي هُوَ مِنْكُمْ، عَبْدٌ لِلْمَسِيحِ، مُجَاهِدٌ كُلَّ حِينٍ لِأَجْلِكُمْ بِٱلصَّلَوَاتِ، لِكَيْ تَثْبُتُوا كَامِلِينَ وَمُمْتَلِئِينَ فِي كُلِّ مَشِيئَةِ ٱللهِ.</w:t>
       </w:r>
-      <w:r>
-        <w:rPr>
-          <w:lang w:val="ar_AE" w:bidi="ar_AE"/>
-        </w:rPr>
-      </w:r>
-      <w:r>
-        <w:rPr>
-          <w:lang w:val="ar_AE" w:bidi="ar_AE"/>
-        </w:rPr>
-      </w:r>
-    </w:p>
-    <w:p>
-      <w:pPr>
-        <w:bidi/>
-      </w:pPr>
-      <w:r>
-        <w:rPr>
-          <w:lang w:val="ar_AE" w:bidi="ar_AE"/>
-        </w:rPr>
-      </w:r>
-    </w:p>
-    <w:p>
-      <w:pPr>
-        <w:bidi/>
-      </w:pPr>
-      <w:r>
-        <w:rPr>
-          <w:lang w:val="ar_AE" w:bidi="ar_AE"/>
-        </w:rPr>
-      </w:r>
-      <w:r>
-        <w:rPr>
-          <w:vertAlign w:val="superscript"/>
+    </w:p>
+    <w:p>
+      <w:pPr>
+        <w:bidi/>
+      </w:pPr>
+      <w:r>
+        <w:rPr>
+          <w:rtl/>
+          <w:cs/>
+          <w:lang w:val="ar_AE" w:bidi="ar_AE"/>
+        </w:rPr>
+      </w:r>
+      <w:r>
+        <w:rPr>
+          <w:vertAlign w:val="superscript"/>
+          <w:rtl/>
+          <w:cs/>
           <w:lang w:val="ar_AE" w:bidi="ar_AE"/>
         </w:rPr>
         <w:t>13</w:t>
       </w:r>
       <w:r>
         <w:rPr>
+          <w:rtl/>
+          <w:cs/>
           <w:lang w:val="ar_AE" w:bidi="ar_AE"/>
         </w:rPr>
         <w:t xml:space="preserve"> فَإِنِّي أَشْهَدُ فِيهِ أَنَّ لَهُ غَيْرَةً كَثِيرَةً لِأَجْلِكُمْ، وَلِأَجْلِ ٱلَّذِينَ فِي لَاوُدِكِيَّةَ، وَٱلَّذِينَ فِي هِيَرَابُولِيسَ.</w:t>
       </w:r>
-      <w:r>
-        <w:rPr>
-          <w:lang w:val="ar_AE" w:bidi="ar_AE"/>
-        </w:rPr>
-      </w:r>
-      <w:r>
-        <w:rPr>
-          <w:lang w:val="ar_AE" w:bidi="ar_AE"/>
-        </w:rPr>
-      </w:r>
-    </w:p>
-    <w:p>
-      <w:pPr>
-        <w:bidi/>
-      </w:pPr>
-      <w:r>
-        <w:rPr>
-          <w:lang w:val="ar_AE" w:bidi="ar_AE"/>
-        </w:rPr>
-      </w:r>
-    </w:p>
-    <w:p>
-      <w:pPr>
-        <w:bidi/>
-      </w:pPr>
-      <w:r>
-        <w:rPr>
-          <w:lang w:val="ar_AE" w:bidi="ar_AE"/>
-        </w:rPr>
-      </w:r>
-      <w:r>
-        <w:rPr>
-          <w:vertAlign w:val="superscript"/>
+    </w:p>
+    <w:p>
+      <w:pPr>
+        <w:bidi/>
+      </w:pPr>
+      <w:r>
+        <w:rPr>
+          <w:rtl/>
+          <w:cs/>
+          <w:lang w:val="ar_AE" w:bidi="ar_AE"/>
+        </w:rPr>
+      </w:r>
+      <w:r>
+        <w:rPr>
+          <w:vertAlign w:val="superscript"/>
+          <w:rtl/>
+          <w:cs/>
           <w:lang w:val="ar_AE" w:bidi="ar_AE"/>
         </w:rPr>
         <w:t>14</w:t>
       </w:r>
       <w:r>
         <w:rPr>
+          <w:rtl/>
+          <w:cs/>
           <w:lang w:val="ar_AE" w:bidi="ar_AE"/>
         </w:rPr>
         <w:t xml:space="preserve"> يُسَلِّمُ عَلَيْكُمْ لُوقَا ٱلطَّبِيبُ ٱلْحَبِيبُ، وَدِيمَاسُ.</w:t>
       </w:r>
-      <w:r>
-        <w:rPr>
-          <w:lang w:val="ar_AE" w:bidi="ar_AE"/>
-        </w:rPr>
-      </w:r>
-      <w:r>
-        <w:rPr>
-          <w:lang w:val="ar_AE" w:bidi="ar_AE"/>
-        </w:rPr>
-      </w:r>
-    </w:p>
-    <w:p>
-      <w:pPr>
-        <w:bidi/>
-      </w:pPr>
-      <w:r>
-        <w:rPr>
-          <w:lang w:val="ar_AE" w:bidi="ar_AE"/>
-        </w:rPr>
-      </w:r>
-    </w:p>
-    <w:p>
-      <w:pPr>
-        <w:bidi/>
-      </w:pPr>
-      <w:r>
-        <w:rPr>
-          <w:lang w:val="ar_AE" w:bidi="ar_AE"/>
-        </w:rPr>
-      </w:r>
-      <w:r>
-        <w:rPr>
-          <w:vertAlign w:val="superscript"/>
+    </w:p>
+    <w:p>
+      <w:pPr>
+        <w:bidi/>
+      </w:pPr>
+      <w:r>
+        <w:rPr>
+          <w:rtl/>
+          <w:cs/>
+          <w:lang w:val="ar_AE" w:bidi="ar_AE"/>
+        </w:rPr>
+      </w:r>
+      <w:r>
+        <w:rPr>
+          <w:vertAlign w:val="superscript"/>
+          <w:rtl/>
+          <w:cs/>
           <w:lang w:val="ar_AE" w:bidi="ar_AE"/>
         </w:rPr>
         <w:t>15</w:t>
       </w:r>
       <w:r>
         <w:rPr>
+          <w:rtl/>
+          <w:cs/>
           <w:lang w:val="ar_AE" w:bidi="ar_AE"/>
         </w:rPr>
         <w:t xml:space="preserve"> سَلِّمُوا عَلَى ٱلْإِخْوَةِ ٱلَّذِينَ فِي لَاوُدِكِيَّةَ، وَعَلَى نِمْفَاسَ وَعَلَى ٱلْكَنِيسَةِ ٱلَّتِي فِي بَيْتِهِ.</w:t>
       </w:r>
-      <w:r>
-        <w:rPr>
-          <w:lang w:val="ar_AE" w:bidi="ar_AE"/>
-        </w:rPr>
-      </w:r>
-      <w:r>
-        <w:rPr>
-          <w:lang w:val="ar_AE" w:bidi="ar_AE"/>
-        </w:rPr>
-      </w:r>
-    </w:p>
-    <w:p>
-      <w:pPr>
-        <w:bidi/>
-      </w:pPr>
-      <w:r>
-        <w:rPr>
-          <w:lang w:val="ar_AE" w:bidi="ar_AE"/>
-        </w:rPr>
-      </w:r>
-    </w:p>
-    <w:p>
-      <w:pPr>
-        <w:bidi/>
-      </w:pPr>
-      <w:r>
-        <w:rPr>
-          <w:lang w:val="ar_AE" w:bidi="ar_AE"/>
-        </w:rPr>
-      </w:r>
-      <w:r>
-        <w:rPr>
-          <w:vertAlign w:val="superscript"/>
+    </w:p>
+    <w:p>
+      <w:pPr>
+        <w:bidi/>
+      </w:pPr>
+      <w:r>
+        <w:rPr>
+          <w:rtl/>
+          <w:cs/>
+          <w:lang w:val="ar_AE" w:bidi="ar_AE"/>
+        </w:rPr>
+      </w:r>
+      <w:r>
+        <w:rPr>
+          <w:vertAlign w:val="superscript"/>
+          <w:rtl/>
+          <w:cs/>
           <w:lang w:val="ar_AE" w:bidi="ar_AE"/>
         </w:rPr>
         <w:t>16</w:t>
       </w:r>
       <w:r>
         <w:rPr>
+          <w:rtl/>
+          <w:cs/>
           <w:lang w:val="ar_AE" w:bidi="ar_AE"/>
         </w:rPr>
         <w:t xml:space="preserve"> وَمَتَى قُرِئَتْ عِنْدَكُمْ هَذِهِ ٱلرِّسَالَةُ فَٱجْعَلُوهَا تُقْرَأُ أَيْضًا فِي كَنِيسَةِ ٱللَّاوُدِكِيِّينَ، وَٱلَّتِي مِنْ لَاوُدِكِيَّةَ تَقْرَأُونَهَا أَنْتُمْ أَيْضًا.</w:t>
       </w:r>
-      <w:r>
-        <w:rPr>
-          <w:lang w:val="ar_AE" w:bidi="ar_AE"/>
-        </w:rPr>
-      </w:r>
-      <w:r>
-        <w:rPr>
-          <w:lang w:val="ar_AE" w:bidi="ar_AE"/>
-        </w:rPr>
-      </w:r>
-    </w:p>
-    <w:p>
-      <w:pPr>
-        <w:bidi/>
-      </w:pPr>
-      <w:r>
-        <w:rPr>
-          <w:lang w:val="ar_AE" w:bidi="ar_AE"/>
-        </w:rPr>
-      </w:r>
-    </w:p>
-    <w:p>
-      <w:pPr>
-        <w:bidi/>
-      </w:pPr>
-      <w:r>
-        <w:rPr>
-          <w:lang w:val="ar_AE" w:bidi="ar_AE"/>
-        </w:rPr>
-      </w:r>
-      <w:r>
-        <w:rPr>
-          <w:vertAlign w:val="superscript"/>
+    </w:p>
+    <w:p>
+      <w:pPr>
+        <w:bidi/>
+      </w:pPr>
+      <w:r>
+        <w:rPr>
+          <w:rtl/>
+          <w:cs/>
+          <w:lang w:val="ar_AE" w:bidi="ar_AE"/>
+        </w:rPr>
+      </w:r>
+      <w:r>
+        <w:rPr>
+          <w:vertAlign w:val="superscript"/>
+          <w:rtl/>
+          <w:cs/>
           <w:lang w:val="ar_AE" w:bidi="ar_AE"/>
         </w:rPr>
         <w:t>17</w:t>
       </w:r>
       <w:r>
         <w:rPr>
+          <w:rtl/>
+          <w:cs/>
           <w:lang w:val="ar_AE" w:bidi="ar_AE"/>
         </w:rPr>
         <w:t xml:space="preserve"> وَقُولُوا لِأَرْخِبُّسَ: «ٱنْظُرْ إِلَى ٱلْخِدْمَةِ ٱلَّتِي قَبِلْتَهَا فِي ٱلرَّبِّ لِكَيْ تُتَمِّمَهَا».</w:t>
       </w:r>
-      <w:r>
-        <w:rPr>
-          <w:lang w:val="ar_AE" w:bidi="ar_AE"/>
-        </w:rPr>
-      </w:r>
-      <w:r>
-        <w:rPr>
-          <w:lang w:val="ar_AE" w:bidi="ar_AE"/>
-        </w:rPr>
-      </w:r>
-    </w:p>
-    <w:p>
-      <w:pPr>
-        <w:bidi/>
-      </w:pPr>
-      <w:r>
-        <w:rPr>
-          <w:lang w:val="ar_AE" w:bidi="ar_AE"/>
-        </w:rPr>
-      </w:r>
-    </w:p>
-    <w:p>
-      <w:pPr>
-        <w:bidi/>
-      </w:pPr>
-      <w:r>
-        <w:rPr>
-          <w:lang w:val="ar_AE" w:bidi="ar_AE"/>
-        </w:rPr>
-      </w:r>
-      <w:r>
-        <w:rPr>
-          <w:vertAlign w:val="superscript"/>
+    </w:p>
+    <w:p>
+      <w:pPr>
+        <w:bidi/>
+      </w:pPr>
+      <w:r>
+        <w:rPr>
+          <w:rtl/>
+          <w:cs/>
+          <w:lang w:val="ar_AE" w:bidi="ar_AE"/>
+        </w:rPr>
+      </w:r>
+      <w:r>
+        <w:rPr>
+          <w:vertAlign w:val="superscript"/>
+          <w:rtl/>
+          <w:cs/>
           <w:lang w:val="ar_AE" w:bidi="ar_AE"/>
         </w:rPr>
         <w:t>18</w:t>
       </w:r>
       <w:r>
         <w:rPr>
+          <w:rtl/>
+          <w:cs/>
           <w:lang w:val="ar_AE" w:bidi="ar_AE"/>
         </w:rPr>
         <w:t xml:space="preserve"> اَلسَّلَامُ بِيَدِي أَنَا بُولُسَ. اُذْكُرُوا وُثُقِي. اَلنِّعْمَةُ مَعَكُمْ. آمِينَ. -كُتِبَتْ إِلَى أَهْلِ كُولُسِّي مِنْ رُومِيَةِ بِيَدِ تِيخِيكُسَ وَ أُنِسِمُسَ-</w:t>
-      </w:r>
-      <w:r>
-        <w:rPr>
-          <w:lang w:val="ar_AE" w:bidi="ar_AE"/>
-        </w:rPr>
-      </w:r>
-      <w:r>
-        <w:rPr>
-          <w:lang w:val="ar_AE" w:bidi="ar_AE"/>
-        </w:rPr>
       </w:r>
     </w:p>
     <w:sectPr>
